--- a/flutter_documents/f11_flutter_App_customization.docx
+++ b/flutter_documents/f11_flutter_App_customization.docx
@@ -39,23 +39,21 @@
           <w:sz w:val="32"/>
           <w:szCs w:val="32"/>
         </w:rPr>
-        <w:t>App Name Customize…………………………………</w:t>
-      </w:r>
-      <w:proofErr w:type="gramStart"/>
-      <w:r>
-        <w:rPr>
-          <w:sz w:val="32"/>
-          <w:szCs w:val="32"/>
-        </w:rPr>
-        <w:t>…..</w:t>
-      </w:r>
-      <w:proofErr w:type="gramEnd"/>
-      <w:r>
-        <w:rPr>
-          <w:sz w:val="32"/>
-          <w:szCs w:val="32"/>
-        </w:rPr>
-        <w:t>2</w:t>
+        <w:t>App Name Customize………………</w:t>
+      </w:r>
+      <w:r>
+        <w:rPr>
+          <w:sz w:val="32"/>
+          <w:szCs w:val="32"/>
+        </w:rPr>
+        <w:t>………………</w:t>
+      </w:r>
+      <w:r>
+        <w:rPr>
+          <w:sz w:val="32"/>
+          <w:szCs w:val="32"/>
+        </w:rPr>
+        <w:t>……………………..2</w:t>
       </w:r>
     </w:p>
     <w:p>
@@ -75,23 +73,28 @@
           <w:sz w:val="32"/>
           <w:szCs w:val="32"/>
         </w:rPr>
-        <w:t>App Icon Customize……………………………………</w:t>
-      </w:r>
-      <w:proofErr w:type="gramStart"/>
-      <w:r>
-        <w:rPr>
-          <w:sz w:val="32"/>
-          <w:szCs w:val="32"/>
-        </w:rPr>
-        <w:t>…..</w:t>
-      </w:r>
-      <w:proofErr w:type="gramEnd"/>
-      <w:r>
-        <w:rPr>
-          <w:sz w:val="32"/>
-          <w:szCs w:val="32"/>
-        </w:rPr>
-        <w:t>2</w:t>
+        <w:t>App Icon Customize…………………………</w:t>
+      </w:r>
+      <w:r>
+        <w:rPr>
+          <w:sz w:val="32"/>
+          <w:szCs w:val="32"/>
+        </w:rPr>
+        <w:t>………………</w:t>
+      </w:r>
+      <w:r>
+        <w:rPr>
+          <w:sz w:val="32"/>
+          <w:szCs w:val="32"/>
+        </w:rPr>
+        <w:t>……………..</w:t>
+      </w:r>
+      <w:r>
+        <w:rPr>
+          <w:sz w:val="32"/>
+          <w:szCs w:val="32"/>
+        </w:rPr>
+        <w:t>3</w:t>
       </w:r>
     </w:p>
     <w:p>
@@ -111,7 +114,122 @@
           <w:sz w:val="32"/>
           <w:szCs w:val="32"/>
         </w:rPr>
-        <w:t>Change Application ID…………………………………….3</w:t>
+        <w:t>Change Application ID……………………………</w:t>
+      </w:r>
+      <w:r>
+        <w:rPr>
+          <w:sz w:val="32"/>
+          <w:szCs w:val="32"/>
+        </w:rPr>
+        <w:t>……………….</w:t>
+      </w:r>
+      <w:r>
+        <w:rPr>
+          <w:sz w:val="32"/>
+          <w:szCs w:val="32"/>
+        </w:rPr>
+        <w:t>……….</w:t>
+      </w:r>
+      <w:r>
+        <w:rPr>
+          <w:sz w:val="32"/>
+          <w:szCs w:val="32"/>
+        </w:rPr>
+        <w:t>4</w:t>
+      </w:r>
+    </w:p>
+    <w:p>
+      <w:pPr>
+        <w:pStyle w:val="ListParagraph"/>
+        <w:numPr>
+          <w:ilvl w:val="0"/>
+          <w:numId w:val="5"/>
+        </w:numPr>
+        <w:rPr>
+          <w:sz w:val="32"/>
+          <w:szCs w:val="32"/>
+        </w:rPr>
+      </w:pPr>
+      <w:r>
+        <w:rPr>
+          <w:sz w:val="32"/>
+          <w:szCs w:val="32"/>
+        </w:rPr>
+        <w:t xml:space="preserve">More on </w:t>
+      </w:r>
+      <w:proofErr w:type="spellStart"/>
+      <w:r>
+        <w:rPr>
+          <w:b/>
+          <w:bCs/>
+          <w:sz w:val="32"/>
+          <w:szCs w:val="32"/>
+        </w:rPr>
+        <w:t>applicationId</w:t>
+      </w:r>
+      <w:proofErr w:type="spellEnd"/>
+      <w:r>
+        <w:rPr>
+          <w:sz w:val="32"/>
+          <w:szCs w:val="32"/>
+        </w:rPr>
+        <w:t xml:space="preserve"> (Android)</w:t>
+      </w:r>
+      <w:r>
+        <w:rPr>
+          <w:sz w:val="32"/>
+          <w:szCs w:val="32"/>
+        </w:rPr>
+        <w:t>……………………………………….8</w:t>
+      </w:r>
+    </w:p>
+    <w:p>
+      <w:pPr>
+        <w:pStyle w:val="ListParagraph"/>
+        <w:numPr>
+          <w:ilvl w:val="0"/>
+          <w:numId w:val="5"/>
+        </w:numPr>
+        <w:rPr>
+          <w:sz w:val="32"/>
+          <w:szCs w:val="32"/>
+        </w:rPr>
+      </w:pPr>
+      <w:bookmarkStart w:id="0" w:name="_Hlk237123341"/>
+      <w:proofErr w:type="spellStart"/>
+      <w:r>
+        <w:rPr>
+          <w:b/>
+          <w:bCs/>
+          <w:sz w:val="32"/>
+          <w:szCs w:val="32"/>
+        </w:rPr>
+        <w:t>flutter_launcher_icons</w:t>
+      </w:r>
+      <w:proofErr w:type="spellEnd"/>
+      <w:r>
+        <w:rPr>
+          <w:b/>
+          <w:bCs/>
+          <w:sz w:val="32"/>
+          <w:szCs w:val="32"/>
+        </w:rPr>
+        <w:t xml:space="preserve"> </w:t>
+      </w:r>
+      <w:r>
+        <w:rPr>
+          <w:sz w:val="32"/>
+          <w:szCs w:val="32"/>
+        </w:rPr>
+        <w:t>Package</w:t>
+      </w:r>
+      <w:bookmarkEnd w:id="0"/>
+      <w:r>
+        <w:rPr>
+          <w:sz w:val="32"/>
+          <w:szCs w:val="32"/>
+        </w:rPr>
+        <w:t>……………………….……………11</w:t>
       </w:r>
       <w:r>
         <w:rPr>
@@ -421,7 +539,6 @@
         </w:rPr>
         <w:t xml:space="preserve"> and edit </w:t>
       </w:r>
-      <w:proofErr w:type="gramStart"/>
       <w:r>
         <w:rPr>
           <w:b/>
@@ -445,15 +562,7 @@
           <w:sz w:val="32"/>
           <w:szCs w:val="32"/>
         </w:rPr>
-        <w:t xml:space="preserve"> add</w:t>
-      </w:r>
-      <w:proofErr w:type="gramEnd"/>
-      <w:r>
-        <w:rPr>
-          <w:sz w:val="32"/>
-          <w:szCs w:val="32"/>
-        </w:rPr>
-        <w:t xml:space="preserve"> following</w:t>
+        <w:t xml:space="preserve"> add following</w:t>
       </w:r>
       <w:r>
         <w:rPr>
@@ -507,7 +616,6 @@
         <w:t xml:space="preserve">    </w:t>
       </w:r>
       <w:proofErr w:type="spellStart"/>
-      <w:proofErr w:type="gramStart"/>
       <w:r>
         <w:rPr>
           <w:b/>
@@ -519,7 +627,6 @@
         <w:t>android:label</w:t>
       </w:r>
       <w:proofErr w:type="spellEnd"/>
-      <w:proofErr w:type="gramEnd"/>
       <w:r>
         <w:rPr>
           <w:b/>
@@ -611,7 +718,6 @@
         <w:t xml:space="preserve"># Then also set it in the </w:t>
       </w:r>
       <w:proofErr w:type="spellStart"/>
-      <w:proofErr w:type="gramStart"/>
       <w:r>
         <w:rPr>
           <w:b/>
@@ -629,17 +735,7 @@
           <w:sz w:val="32"/>
           <w:szCs w:val="32"/>
         </w:rPr>
-        <w:t>(</w:t>
-      </w:r>
-      <w:proofErr w:type="gramEnd"/>
-      <w:r>
-        <w:rPr>
-          <w:b/>
-          <w:bCs/>
-          <w:sz w:val="32"/>
-          <w:szCs w:val="32"/>
-        </w:rPr>
-        <w:t>)</w:t>
+        <w:t>()</w:t>
       </w:r>
     </w:p>
     <w:p>
@@ -709,7 +805,6 @@
         </w:rPr>
       </w:pPr>
       <w:proofErr w:type="spellStart"/>
-      <w:proofErr w:type="gramStart"/>
       <w:r>
         <w:rPr>
           <w:b/>
@@ -721,7 +816,6 @@
         <w:t>android:label</w:t>
       </w:r>
       <w:proofErr w:type="spellEnd"/>
-      <w:proofErr w:type="gramEnd"/>
       <w:r>
         <w:rPr>
           <w:b/>
@@ -973,29 +1067,7 @@
           <w:sz w:val="32"/>
           <w:szCs w:val="32"/>
         </w:rPr>
-        <w:t>"&gt;</w:t>
-      </w:r>
-      <w:proofErr w:type="gramStart"/>
-      <w:r>
-        <w:rPr>
-          <w:b/>
-          <w:bCs/>
-          <w:color w:val="D86DCB" w:themeColor="accent5" w:themeTint="99"/>
-          <w:sz w:val="32"/>
-          <w:szCs w:val="32"/>
-        </w:rPr>
-        <w:t>My  App</w:t>
-      </w:r>
-      <w:proofErr w:type="gramEnd"/>
-      <w:r>
-        <w:rPr>
-          <w:b/>
-          <w:bCs/>
-          <w:color w:val="D86DCB" w:themeColor="accent5" w:themeTint="99"/>
-          <w:sz w:val="32"/>
-          <w:szCs w:val="32"/>
-        </w:rPr>
-        <w:t xml:space="preserve"> </w:t>
+        <w:t xml:space="preserve">"&gt;My  App </w:t>
       </w:r>
       <w:r>
         <w:rPr>
@@ -1157,7 +1229,7 @@
           <w:sz w:val="32"/>
           <w:szCs w:val="32"/>
         </w:rPr>
-        <w:t xml:space="preserve"> \android\app\</w:t>
+        <w:t>\android\app\</w:t>
       </w:r>
       <w:proofErr w:type="spellStart"/>
       <w:r>
@@ -1464,7 +1536,6 @@
         <w:t>="</w:t>
       </w:r>
       <w:proofErr w:type="spellStart"/>
-      <w:proofErr w:type="gramStart"/>
       <w:r>
         <w:rPr>
           <w:b/>
@@ -1476,7 +1547,6 @@
         <w:t>io.flutter.app.FlutterApplication</w:t>
       </w:r>
       <w:proofErr w:type="spellEnd"/>
-      <w:proofErr w:type="gramEnd"/>
       <w:r>
         <w:rPr>
           <w:b/>
@@ -1510,7 +1580,6 @@
         <w:t xml:space="preserve">    </w:t>
       </w:r>
       <w:proofErr w:type="spellStart"/>
-      <w:proofErr w:type="gramStart"/>
       <w:r>
         <w:rPr>
           <w:b/>
@@ -1522,7 +1591,6 @@
         <w:t>android:label</w:t>
       </w:r>
       <w:proofErr w:type="spellEnd"/>
-      <w:proofErr w:type="gramEnd"/>
       <w:r>
         <w:rPr>
           <w:b/>
@@ -1578,7 +1646,6 @@
         <w:t xml:space="preserve">    </w:t>
       </w:r>
       <w:proofErr w:type="spellStart"/>
-      <w:proofErr w:type="gramStart"/>
       <w:r>
         <w:rPr>
           <w:b/>
@@ -1590,7 +1657,6 @@
         <w:t>android:icon</w:t>
       </w:r>
       <w:proofErr w:type="spellEnd"/>
-      <w:proofErr w:type="gramEnd"/>
       <w:r>
         <w:rPr>
           <w:b/>
@@ -1676,6 +1742,192 @@
           <w:szCs w:val="32"/>
         </w:rPr>
       </w:pPr>
+      <w:r>
+        <w:rPr>
+          <w:b/>
+          <w:bCs/>
+          <w:sz w:val="32"/>
+          <w:szCs w:val="32"/>
+        </w:rPr>
+        <w:lastRenderedPageBreak/>
+        <w:t xml:space="preserve">NOTE: </w:t>
+      </w:r>
+      <w:r>
+        <w:rPr>
+          <w:sz w:val="32"/>
+          <w:szCs w:val="32"/>
+        </w:rPr>
+        <w:t xml:space="preserve">This approach </w:t>
+      </w:r>
+      <w:r>
+        <w:rPr>
+          <w:sz w:val="32"/>
+          <w:szCs w:val="32"/>
+        </w:rPr>
+        <w:t>is now removed or deprecated (marked for removal in Future)</w:t>
+      </w:r>
+    </w:p>
+    <w:p>
+      <w:pPr>
+        <w:jc w:val="both"/>
+        <w:rPr>
+          <w:sz w:val="32"/>
+          <w:szCs w:val="32"/>
+        </w:rPr>
+      </w:pPr>
+      <w:r>
+        <w:rPr>
+          <w:sz w:val="32"/>
+          <w:szCs w:val="32"/>
+        </w:rPr>
+        <w:t># U</w:t>
+      </w:r>
+      <w:r>
+        <w:rPr>
+          <w:sz w:val="32"/>
+          <w:szCs w:val="32"/>
+        </w:rPr>
+        <w:t xml:space="preserve">se </w:t>
+      </w:r>
+      <w:proofErr w:type="spellStart"/>
+      <w:r>
+        <w:rPr>
+          <w:b/>
+          <w:bCs/>
+          <w:sz w:val="32"/>
+          <w:szCs w:val="32"/>
+        </w:rPr>
+        <w:t>flutter_launcher_icons</w:t>
+      </w:r>
+      <w:proofErr w:type="spellEnd"/>
+      <w:r>
+        <w:rPr>
+          <w:sz w:val="32"/>
+          <w:szCs w:val="32"/>
+        </w:rPr>
+        <w:t xml:space="preserve"> package which is much more convenient now because it </w:t>
+      </w:r>
+      <w:r>
+        <w:rPr>
+          <w:sz w:val="32"/>
+          <w:szCs w:val="32"/>
+        </w:rPr>
+        <w:t>generates required</w:t>
+      </w:r>
+      <w:r>
+        <w:rPr>
+          <w:sz w:val="32"/>
+          <w:szCs w:val="32"/>
+        </w:rPr>
+        <w:t xml:space="preserve"> </w:t>
+      </w:r>
+      <w:r>
+        <w:rPr>
+          <w:sz w:val="32"/>
+          <w:szCs w:val="32"/>
+        </w:rPr>
+        <w:t>Android</w:t>
+      </w:r>
+      <w:r>
+        <w:rPr>
+          <w:sz w:val="32"/>
+          <w:szCs w:val="32"/>
+        </w:rPr>
+        <w:t>, iOS, web, windows, …</w:t>
+      </w:r>
+      <w:r>
+        <w:rPr>
+          <w:sz w:val="32"/>
+          <w:szCs w:val="32"/>
+        </w:rPr>
+        <w:t xml:space="preserve"> </w:t>
+      </w:r>
+      <w:r>
+        <w:rPr>
+          <w:sz w:val="32"/>
+          <w:szCs w:val="32"/>
+        </w:rPr>
+        <w:t xml:space="preserve">icon resources </w:t>
+      </w:r>
+      <w:r>
+        <w:rPr>
+          <w:sz w:val="32"/>
+          <w:szCs w:val="32"/>
+        </w:rPr>
+        <w:t xml:space="preserve">with only one command instead of manually generating </w:t>
+      </w:r>
+      <w:r>
+        <w:rPr>
+          <w:b/>
+          <w:bCs/>
+          <w:sz w:val="32"/>
+          <w:szCs w:val="32"/>
+        </w:rPr>
+        <w:t>mipmap-</w:t>
+      </w:r>
+      <w:proofErr w:type="spellStart"/>
+      <w:r>
+        <w:rPr>
+          <w:b/>
+          <w:bCs/>
+          <w:sz w:val="32"/>
+          <w:szCs w:val="32"/>
+        </w:rPr>
+        <w:t>mdpi</w:t>
+      </w:r>
+      <w:proofErr w:type="spellEnd"/>
+      <w:r>
+        <w:rPr>
+          <w:b/>
+          <w:bCs/>
+          <w:sz w:val="32"/>
+          <w:szCs w:val="32"/>
+        </w:rPr>
+        <w:t>/</w:t>
+      </w:r>
+      <w:r>
+        <w:rPr>
+          <w:sz w:val="32"/>
+          <w:szCs w:val="32"/>
+        </w:rPr>
+        <w:t>,</w:t>
+      </w:r>
+      <w:r>
+        <w:rPr>
+          <w:b/>
+          <w:bCs/>
+          <w:sz w:val="32"/>
+          <w:szCs w:val="32"/>
+        </w:rPr>
+        <w:t xml:space="preserve"> </w:t>
+      </w:r>
+      <w:proofErr w:type="spellStart"/>
+      <w:r>
+        <w:rPr>
+          <w:b/>
+          <w:bCs/>
+          <w:sz w:val="32"/>
+          <w:szCs w:val="32"/>
+        </w:rPr>
+        <w:t>mimap-hdpi</w:t>
+      </w:r>
+      <w:proofErr w:type="spellEnd"/>
+      <w:r>
+        <w:rPr>
+          <w:b/>
+          <w:bCs/>
+          <w:sz w:val="32"/>
+          <w:szCs w:val="32"/>
+        </w:rPr>
+        <w:t>/</w:t>
+      </w:r>
+      <w:r>
+        <w:rPr>
+          <w:sz w:val="32"/>
+          <w:szCs w:val="32"/>
+        </w:rPr>
+        <w:t>, … and configuring icons ourself (Adaptive and Legacy)</w:t>
+      </w:r>
     </w:p>
     <w:p>
       <w:pPr>
@@ -1701,15 +1953,6 @@
         </w:rPr>
         <w:t>Break</w:t>
       </w:r>
-    </w:p>
-    <w:p>
-      <w:pPr>
-        <w:jc w:val="both"/>
-        <w:rPr>
-          <w:sz w:val="32"/>
-          <w:szCs w:val="32"/>
-        </w:rPr>
-      </w:pPr>
     </w:p>
     <w:p>
       <w:pPr>
@@ -2023,20 +2266,9 @@
           <w:sz w:val="32"/>
           <w:szCs w:val="32"/>
         </w:rPr>
-        <w:t>com.</w:t>
-      </w:r>
-      <w:proofErr w:type="gramStart"/>
-      <w:r>
-        <w:rPr>
-          <w:b/>
-          <w:bCs/>
-          <w:sz w:val="32"/>
-          <w:szCs w:val="32"/>
-        </w:rPr>
-        <w:t>example.myapp</w:t>
-      </w:r>
-      <w:proofErr w:type="spellEnd"/>
-      <w:proofErr w:type="gramEnd"/>
+        <w:t>com.example.myapp</w:t>
+      </w:r>
+      <w:proofErr w:type="spellEnd"/>
       <w:r>
         <w:rPr>
           <w:b/>
@@ -2077,25 +2309,14 @@
         </w:rPr>
       </w:pPr>
       <w:proofErr w:type="spellStart"/>
-      <w:proofErr w:type="gramStart"/>
-      <w:r>
-        <w:rPr>
-          <w:b/>
-          <w:bCs/>
-          <w:sz w:val="32"/>
-          <w:szCs w:val="32"/>
-        </w:rPr>
-        <w:t>com.nazmul</w:t>
-      </w:r>
-      <w:proofErr w:type="gramEnd"/>
-      <w:r>
-        <w:rPr>
-          <w:b/>
-          <w:bCs/>
-          <w:sz w:val="32"/>
-          <w:szCs w:val="32"/>
-        </w:rPr>
-        <w:t>.todoapp</w:t>
+      <w:r>
+        <w:rPr>
+          <w:b/>
+          <w:bCs/>
+          <w:sz w:val="32"/>
+          <w:szCs w:val="32"/>
+        </w:rPr>
+        <w:t>com.nazmul.todoapp</w:t>
       </w:r>
       <w:proofErr w:type="spellEnd"/>
       <w:r>
@@ -2152,7 +2373,6 @@
         <w:t xml:space="preserve">Change name in </w:t>
       </w:r>
       <w:proofErr w:type="spellStart"/>
-      <w:proofErr w:type="gramStart"/>
       <w:r>
         <w:rPr>
           <w:sz w:val="32"/>
@@ -2161,7 +2381,6 @@
         <w:t>pubsec.yaml</w:t>
       </w:r>
       <w:proofErr w:type="spellEnd"/>
-      <w:proofErr w:type="gramEnd"/>
       <w:r>
         <w:rPr>
           <w:sz w:val="32"/>
@@ -2183,6 +2402,7 @@
           <w:sz w:val="32"/>
           <w:szCs w:val="32"/>
         </w:rPr>
+        <w:lastRenderedPageBreak/>
         <w:t xml:space="preserve"># Go to </w:t>
       </w:r>
       <w:proofErr w:type="spellStart"/>
@@ -2308,7 +2528,6 @@
           <w:sz w:val="32"/>
           <w:szCs w:val="32"/>
         </w:rPr>
-        <w:lastRenderedPageBreak/>
         <w:t># To this and make sure</w:t>
       </w:r>
       <w:r>
@@ -2438,7 +2657,6 @@
         <w:t xml:space="preserve">, </w:t>
       </w:r>
       <w:proofErr w:type="spellStart"/>
-      <w:proofErr w:type="gramStart"/>
       <w:r>
         <w:rPr>
           <w:b/>
@@ -2456,112 +2674,259 @@
           <w:sz w:val="32"/>
           <w:szCs w:val="32"/>
         </w:rPr>
-        <w:t>(</w:t>
-      </w:r>
-      <w:proofErr w:type="gramEnd"/>
-      <w:r>
-        <w:rPr>
-          <w:b/>
-          <w:bCs/>
+        <w:t>()</w:t>
+      </w:r>
+      <w:r>
+        <w:rPr>
+          <w:sz w:val="32"/>
+          <w:szCs w:val="32"/>
+        </w:rPr>
+        <w:t xml:space="preserve"> etc.</w:t>
+      </w:r>
+    </w:p>
+    <w:p>
+      <w:pPr>
+        <w:jc w:val="both"/>
+        <w:rPr>
+          <w:sz w:val="32"/>
+          <w:szCs w:val="32"/>
+        </w:rPr>
+      </w:pPr>
+    </w:p>
+    <w:p>
+      <w:pPr>
+        <w:jc w:val="both"/>
+        <w:rPr>
+          <w:sz w:val="32"/>
+          <w:szCs w:val="32"/>
+        </w:rPr>
+      </w:pPr>
+      <w:r>
+        <w:rPr>
+          <w:sz w:val="32"/>
+          <w:szCs w:val="32"/>
+        </w:rPr>
+        <w:t>Industry Way:</w:t>
+      </w:r>
+    </w:p>
+    <w:p>
+      <w:pPr>
+        <w:jc w:val="both"/>
+        <w:rPr>
+          <w:sz w:val="32"/>
+          <w:szCs w:val="32"/>
+        </w:rPr>
+      </w:pPr>
+      <w:r>
+        <w:rPr>
+          <w:sz w:val="32"/>
+          <w:szCs w:val="32"/>
+        </w:rPr>
+        <w:t>#</w:t>
+      </w:r>
+      <w:r>
+        <w:rPr>
+          <w:sz w:val="32"/>
+          <w:szCs w:val="32"/>
+        </w:rPr>
+        <w:t xml:space="preserve"> </w:t>
+      </w:r>
+      <w:r>
+        <w:rPr>
+          <w:sz w:val="32"/>
+          <w:szCs w:val="32"/>
+        </w:rPr>
+        <w:t xml:space="preserve">Instead of manual rename, use </w:t>
+      </w:r>
+      <w:r>
+        <w:rPr>
+          <w:sz w:val="32"/>
+          <w:szCs w:val="32"/>
+        </w:rPr>
+        <w:t>rename,</w:t>
+      </w:r>
+      <w:r>
+        <w:rPr>
+          <w:sz w:val="32"/>
+          <w:szCs w:val="32"/>
+        </w:rPr>
+        <w:t xml:space="preserve"> </w:t>
+      </w:r>
+      <w:r>
+        <w:rPr>
+          <w:sz w:val="32"/>
+          <w:szCs w:val="32"/>
+        </w:rPr>
+        <w:t>a CLI tool that helps for renaming in Flutter projects. Install it</w:t>
+      </w:r>
+      <w:r>
+        <w:rPr>
+          <w:sz w:val="32"/>
+          <w:szCs w:val="32"/>
+        </w:rPr>
+        <w:t>:</w:t>
+      </w:r>
+    </w:p>
+    <w:p>
+      <w:pPr>
+        <w:jc w:val="both"/>
+        <w:rPr>
+          <w:b/>
+          <w:bCs/>
+          <w:color w:val="60CAF3" w:themeColor="accent4" w:themeTint="99"/>
+          <w:sz w:val="32"/>
+          <w:szCs w:val="32"/>
+        </w:rPr>
+      </w:pPr>
+      <w:r>
+        <w:rPr>
+          <w:b/>
+          <w:bCs/>
+          <w:color w:val="60CAF3" w:themeColor="accent4" w:themeTint="99"/>
+          <w:sz w:val="32"/>
+          <w:szCs w:val="32"/>
+        </w:rPr>
+        <w:t>flutter pub global activate rename</w:t>
+      </w:r>
+    </w:p>
+    <w:p>
+      <w:pPr>
+        <w:jc w:val="both"/>
+        <w:rPr>
+          <w:sz w:val="32"/>
+          <w:szCs w:val="32"/>
+        </w:rPr>
+      </w:pPr>
+      <w:r>
+        <w:rPr>
+          <w:sz w:val="32"/>
+          <w:szCs w:val="32"/>
+        </w:rPr>
+        <w:t># If its pre-installed check for this using this command:</w:t>
+      </w:r>
+    </w:p>
+    <w:p>
+      <w:pPr>
+        <w:jc w:val="both"/>
+        <w:rPr>
+          <w:b/>
+          <w:bCs/>
+          <w:color w:val="60CAF3" w:themeColor="accent4" w:themeTint="99"/>
+          <w:sz w:val="32"/>
+          <w:szCs w:val="32"/>
+        </w:rPr>
+      </w:pPr>
+      <w:r>
+        <w:rPr>
+          <w:b/>
+          <w:bCs/>
+          <w:color w:val="60CAF3" w:themeColor="accent4" w:themeTint="99"/>
+          <w:sz w:val="32"/>
+          <w:szCs w:val="32"/>
+        </w:rPr>
+        <w:t>rename --version</w:t>
+      </w:r>
+    </w:p>
+    <w:p>
+      <w:pPr>
+        <w:jc w:val="both"/>
+        <w:rPr>
+          <w:sz w:val="32"/>
+          <w:szCs w:val="32"/>
+        </w:rPr>
+      </w:pPr>
+      <w:r>
+        <w:rPr>
+          <w:sz w:val="32"/>
+          <w:szCs w:val="32"/>
+        </w:rPr>
+        <w:t xml:space="preserve"># Then in the </w:t>
+      </w:r>
+      <w:proofErr w:type="spellStart"/>
+      <w:r>
+        <w:rPr>
+          <w:sz w:val="32"/>
+          <w:szCs w:val="32"/>
+        </w:rPr>
+        <w:t>project_root’s</w:t>
+      </w:r>
+      <w:proofErr w:type="spellEnd"/>
+      <w:r>
+        <w:rPr>
+          <w:sz w:val="32"/>
+          <w:szCs w:val="32"/>
+        </w:rPr>
+        <w:t xml:space="preserve"> terminal run</w:t>
+      </w:r>
+      <w:r>
+        <w:rPr>
+          <w:sz w:val="32"/>
+          <w:szCs w:val="32"/>
+        </w:rPr>
+        <w:t xml:space="preserve"> (targets </w:t>
+      </w:r>
+      <w:proofErr w:type="spellStart"/>
+      <w:r>
+        <w:rPr>
+          <w:sz w:val="32"/>
+          <w:szCs w:val="32"/>
+        </w:rPr>
+        <w:t>android,iOS</w:t>
+      </w:r>
+      <w:proofErr w:type="spellEnd"/>
+      <w:r>
+        <w:rPr>
           <w:sz w:val="32"/>
           <w:szCs w:val="32"/>
         </w:rPr>
         <w:t>)</w:t>
       </w:r>
-      <w:r>
-        <w:rPr>
-          <w:sz w:val="32"/>
-          <w:szCs w:val="32"/>
-        </w:rPr>
-        <w:t xml:space="preserve"> etc.</w:t>
-      </w:r>
-    </w:p>
-    <w:p>
-      <w:pPr>
-        <w:jc w:val="both"/>
-        <w:rPr>
-          <w:sz w:val="32"/>
-          <w:szCs w:val="32"/>
-        </w:rPr>
-      </w:pPr>
-    </w:p>
-    <w:p>
-      <w:pPr>
-        <w:jc w:val="both"/>
-        <w:rPr>
-          <w:sz w:val="32"/>
-          <w:szCs w:val="32"/>
-        </w:rPr>
-      </w:pPr>
-      <w:r>
-        <w:rPr>
-          <w:sz w:val="32"/>
-          <w:szCs w:val="32"/>
-        </w:rPr>
-        <w:t>Industry Way:</w:t>
-      </w:r>
-    </w:p>
-    <w:p>
-      <w:pPr>
-        <w:jc w:val="both"/>
-        <w:rPr>
-          <w:sz w:val="32"/>
-          <w:szCs w:val="32"/>
-        </w:rPr>
-      </w:pPr>
-      <w:r>
-        <w:rPr>
-          <w:sz w:val="32"/>
-          <w:szCs w:val="32"/>
-        </w:rPr>
-        <w:t>#</w:t>
-      </w:r>
-      <w:r>
-        <w:rPr>
+    </w:p>
+    <w:p>
+      <w:pPr>
+        <w:jc w:val="both"/>
+        <w:rPr>
+          <w:b/>
+          <w:bCs/>
+          <w:color w:val="60CAF3" w:themeColor="accent4" w:themeTint="99"/>
+          <w:sz w:val="32"/>
+          <w:szCs w:val="32"/>
+        </w:rPr>
+      </w:pPr>
+      <w:r>
+        <w:rPr>
+          <w:b/>
+          <w:bCs/>
+          <w:color w:val="60CAF3" w:themeColor="accent4" w:themeTint="99"/>
+          <w:sz w:val="32"/>
+          <w:szCs w:val="32"/>
+        </w:rPr>
+        <w:t xml:space="preserve">rename </w:t>
+      </w:r>
+      <w:proofErr w:type="spellStart"/>
+      <w:r>
+        <w:rPr>
+          <w:b/>
+          <w:bCs/>
+          <w:color w:val="60CAF3" w:themeColor="accent4" w:themeTint="99"/>
+          <w:sz w:val="32"/>
+          <w:szCs w:val="32"/>
+        </w:rPr>
+        <w:t>setBundleId</w:t>
+      </w:r>
+      <w:proofErr w:type="spellEnd"/>
+      <w:r>
+        <w:rPr>
+          <w:b/>
+          <w:bCs/>
+          <w:color w:val="60CAF3" w:themeColor="accent4" w:themeTint="99"/>
           <w:sz w:val="32"/>
           <w:szCs w:val="32"/>
         </w:rPr>
         <w:t xml:space="preserve"> </w:t>
       </w:r>
-      <w:r>
-        <w:rPr>
-          <w:sz w:val="32"/>
-          <w:szCs w:val="32"/>
-        </w:rPr>
-        <w:t xml:space="preserve">Instead of manual rename, use </w:t>
-      </w:r>
-      <w:r>
-        <w:rPr>
-          <w:sz w:val="32"/>
-          <w:szCs w:val="32"/>
-        </w:rPr>
-        <w:t>rename,</w:t>
-      </w:r>
-      <w:r>
-        <w:rPr>
-          <w:sz w:val="32"/>
-          <w:szCs w:val="32"/>
-        </w:rPr>
-        <w:t xml:space="preserve"> </w:t>
-      </w:r>
-      <w:r>
-        <w:rPr>
-          <w:sz w:val="32"/>
-          <w:szCs w:val="32"/>
-        </w:rPr>
-        <w:t>a CLI tool that helps for renaming in Flutter projects. Install it</w:t>
-      </w:r>
-      <w:r>
-        <w:rPr>
-          <w:sz w:val="32"/>
-          <w:szCs w:val="32"/>
-        </w:rPr>
-        <w:t>:</w:t>
-      </w:r>
-    </w:p>
-    <w:p>
-      <w:pPr>
-        <w:jc w:val="both"/>
+      <w:proofErr w:type="spellStart"/>
+      <w:r>
         <w:rPr>
           <w:b/>
           <w:bCs/>
@@ -2569,178 +2934,7 @@
           <w:sz w:val="32"/>
           <w:szCs w:val="32"/>
         </w:rPr>
-      </w:pPr>
-      <w:r>
-        <w:rPr>
-          <w:b/>
-          <w:bCs/>
-          <w:color w:val="60CAF3" w:themeColor="accent4" w:themeTint="99"/>
-          <w:sz w:val="32"/>
-          <w:szCs w:val="32"/>
-        </w:rPr>
-        <w:t>flutter pub global activate rename</w:t>
-      </w:r>
-    </w:p>
-    <w:p>
-      <w:pPr>
-        <w:jc w:val="both"/>
-        <w:rPr>
-          <w:sz w:val="32"/>
-          <w:szCs w:val="32"/>
-        </w:rPr>
-      </w:pPr>
-      <w:r>
-        <w:rPr>
-          <w:sz w:val="32"/>
-          <w:szCs w:val="32"/>
-        </w:rPr>
-        <w:t># If its pre-installed check for this using this command:</w:t>
-      </w:r>
-    </w:p>
-    <w:p>
-      <w:pPr>
-        <w:jc w:val="both"/>
-        <w:rPr>
-          <w:b/>
-          <w:bCs/>
-          <w:color w:val="60CAF3" w:themeColor="accent4" w:themeTint="99"/>
-          <w:sz w:val="32"/>
-          <w:szCs w:val="32"/>
-        </w:rPr>
-      </w:pPr>
-      <w:r>
-        <w:rPr>
-          <w:b/>
-          <w:bCs/>
-          <w:color w:val="60CAF3" w:themeColor="accent4" w:themeTint="99"/>
-          <w:sz w:val="32"/>
-          <w:szCs w:val="32"/>
-        </w:rPr>
-        <w:t>rename --version</w:t>
-      </w:r>
-    </w:p>
-    <w:p>
-      <w:pPr>
-        <w:jc w:val="both"/>
-        <w:rPr>
-          <w:sz w:val="32"/>
-          <w:szCs w:val="32"/>
-        </w:rPr>
-      </w:pPr>
-      <w:r>
-        <w:rPr>
-          <w:sz w:val="32"/>
-          <w:szCs w:val="32"/>
-        </w:rPr>
-        <w:t xml:space="preserve"># Then in the </w:t>
-      </w:r>
-      <w:proofErr w:type="spellStart"/>
-      <w:r>
-        <w:rPr>
-          <w:sz w:val="32"/>
-          <w:szCs w:val="32"/>
-        </w:rPr>
-        <w:t>project_root’s</w:t>
-      </w:r>
-      <w:proofErr w:type="spellEnd"/>
-      <w:r>
-        <w:rPr>
-          <w:sz w:val="32"/>
-          <w:szCs w:val="32"/>
-        </w:rPr>
-        <w:t xml:space="preserve"> terminal run</w:t>
-      </w:r>
-      <w:r>
-        <w:rPr>
-          <w:sz w:val="32"/>
-          <w:szCs w:val="32"/>
-        </w:rPr>
-        <w:t xml:space="preserve"> (targets </w:t>
-      </w:r>
-      <w:proofErr w:type="spellStart"/>
-      <w:proofErr w:type="gramStart"/>
-      <w:r>
-        <w:rPr>
-          <w:sz w:val="32"/>
-          <w:szCs w:val="32"/>
-        </w:rPr>
-        <w:t>android,iOS</w:t>
-      </w:r>
-      <w:proofErr w:type="spellEnd"/>
-      <w:proofErr w:type="gramEnd"/>
-      <w:r>
-        <w:rPr>
-          <w:sz w:val="32"/>
-          <w:szCs w:val="32"/>
-        </w:rPr>
-        <w:t>)</w:t>
-      </w:r>
-    </w:p>
-    <w:p>
-      <w:pPr>
-        <w:jc w:val="both"/>
-        <w:rPr>
-          <w:b/>
-          <w:bCs/>
-          <w:color w:val="60CAF3" w:themeColor="accent4" w:themeTint="99"/>
-          <w:sz w:val="32"/>
-          <w:szCs w:val="32"/>
-        </w:rPr>
-      </w:pPr>
-      <w:r>
-        <w:rPr>
-          <w:b/>
-          <w:bCs/>
-          <w:color w:val="60CAF3" w:themeColor="accent4" w:themeTint="99"/>
-          <w:sz w:val="32"/>
-          <w:szCs w:val="32"/>
-        </w:rPr>
-        <w:t xml:space="preserve">rename </w:t>
-      </w:r>
-      <w:proofErr w:type="spellStart"/>
-      <w:r>
-        <w:rPr>
-          <w:b/>
-          <w:bCs/>
-          <w:color w:val="60CAF3" w:themeColor="accent4" w:themeTint="99"/>
-          <w:sz w:val="32"/>
-          <w:szCs w:val="32"/>
-        </w:rPr>
-        <w:t>setBundleId</w:t>
-      </w:r>
-      <w:proofErr w:type="spellEnd"/>
-      <w:r>
-        <w:rPr>
-          <w:b/>
-          <w:bCs/>
-          <w:color w:val="60CAF3" w:themeColor="accent4" w:themeTint="99"/>
-          <w:sz w:val="32"/>
-          <w:szCs w:val="32"/>
-        </w:rPr>
-        <w:t xml:space="preserve"> </w:t>
-      </w:r>
-      <w:proofErr w:type="spellStart"/>
-      <w:proofErr w:type="gramStart"/>
-      <w:r>
-        <w:rPr>
-          <w:b/>
-          <w:bCs/>
-          <w:color w:val="60CAF3" w:themeColor="accent4" w:themeTint="99"/>
-          <w:sz w:val="32"/>
-          <w:szCs w:val="32"/>
-        </w:rPr>
-        <w:t>com.nazmul</w:t>
-      </w:r>
-      <w:proofErr w:type="gramEnd"/>
-      <w:r>
-        <w:rPr>
-          <w:b/>
-          <w:bCs/>
-          <w:color w:val="60CAF3" w:themeColor="accent4" w:themeTint="99"/>
-          <w:sz w:val="32"/>
-          <w:szCs w:val="32"/>
-        </w:rPr>
-        <w:t>.todoapp</w:t>
+        <w:t>com.nazmul.todoapp</w:t>
       </w:r>
       <w:proofErr w:type="spellEnd"/>
     </w:p>
@@ -2843,6 +3037,7 @@
           <w:sz w:val="32"/>
           <w:szCs w:val="32"/>
         </w:rPr>
+        <w:lastRenderedPageBreak/>
         <w:t xml:space="preserve"># </w:t>
       </w:r>
       <w:r>
@@ -2930,41 +3125,450 @@
           <w:sz w:val="32"/>
           <w:szCs w:val="32"/>
         </w:rPr>
+        <w:t xml:space="preserve"> id</w:t>
+      </w:r>
+      <w:r>
+        <w:rPr>
+          <w:b/>
+          <w:bCs/>
+          <w:sz w:val="32"/>
+          <w:szCs w:val="32"/>
+        </w:rPr>
+        <w:t>()</w:t>
+      </w:r>
+      <w:r>
+        <w:rPr>
+          <w:b/>
+          <w:bCs/>
+          <w:sz w:val="32"/>
+          <w:szCs w:val="32"/>
+        </w:rPr>
         <w:t xml:space="preserve"> </w:t>
       </w:r>
-      <w:proofErr w:type="gramStart"/>
-      <w:r>
-        <w:rPr>
-          <w:b/>
-          <w:bCs/>
-          <w:sz w:val="32"/>
-          <w:szCs w:val="32"/>
-        </w:rPr>
-        <w:t>id</w:t>
-      </w:r>
-      <w:r>
-        <w:rPr>
-          <w:b/>
-          <w:bCs/>
-          <w:sz w:val="32"/>
-          <w:szCs w:val="32"/>
-        </w:rPr>
-        <w:t>(</w:t>
-      </w:r>
-      <w:proofErr w:type="gramEnd"/>
-      <w:r>
-        <w:rPr>
-          <w:b/>
-          <w:bCs/>
-          <w:sz w:val="32"/>
-          <w:szCs w:val="32"/>
-        </w:rPr>
-        <w:t>)</w:t>
-      </w:r>
-      <w:r>
-        <w:rPr>
-          <w:b/>
-          <w:bCs/>
+      <w:r>
+        <w:rPr>
+          <w:sz w:val="32"/>
+          <w:szCs w:val="32"/>
+        </w:rPr>
+        <w:t xml:space="preserve">in </w:t>
+      </w:r>
+      <w:r>
+        <w:rPr>
+          <w:b/>
+          <w:bCs/>
+          <w:sz w:val="32"/>
+          <w:szCs w:val="32"/>
+        </w:rPr>
+        <w:t xml:space="preserve">plugin {} </w:t>
+      </w:r>
+      <w:r>
+        <w:rPr>
+          <w:sz w:val="32"/>
+          <w:szCs w:val="32"/>
+        </w:rPr>
+        <w:t xml:space="preserve">block of </w:t>
+      </w:r>
+      <w:proofErr w:type="spellStart"/>
+      <w:r>
+        <w:rPr>
+          <w:b/>
+          <w:bCs/>
+          <w:sz w:val="32"/>
+          <w:szCs w:val="32"/>
+        </w:rPr>
+        <w:t>project_root</w:t>
+      </w:r>
+      <w:proofErr w:type="spellEnd"/>
+      <w:r>
+        <w:rPr>
+          <w:b/>
+          <w:bCs/>
+          <w:sz w:val="32"/>
+          <w:szCs w:val="32"/>
+        </w:rPr>
+        <w:t>/android/app/</w:t>
+      </w:r>
+      <w:proofErr w:type="spellStart"/>
+      <w:r>
+        <w:rPr>
+          <w:b/>
+          <w:bCs/>
+          <w:sz w:val="32"/>
+          <w:szCs w:val="32"/>
+        </w:rPr>
+        <w:t>build.gradle.kts</w:t>
+      </w:r>
+      <w:proofErr w:type="spellEnd"/>
+      <w:r>
+        <w:rPr>
+          <w:sz w:val="32"/>
+          <w:szCs w:val="32"/>
+        </w:rPr>
+        <w:t xml:space="preserve"> file. Make sure </w:t>
+      </w:r>
+      <w:r>
+        <w:rPr>
+          <w:b/>
+          <w:bCs/>
+          <w:sz w:val="32"/>
+          <w:szCs w:val="32"/>
+        </w:rPr>
+        <w:t>plugin</w:t>
+      </w:r>
+      <w:r>
+        <w:rPr>
+          <w:sz w:val="32"/>
+          <w:szCs w:val="32"/>
+        </w:rPr>
+        <w:t xml:space="preserve"> block looks like this:</w:t>
+      </w:r>
+    </w:p>
+    <w:p>
+      <w:pPr>
+        <w:jc w:val="both"/>
+        <w:rPr>
+          <w:b/>
+          <w:bCs/>
+          <w:color w:val="D86DCB" w:themeColor="accent5" w:themeTint="99"/>
+          <w:sz w:val="32"/>
+          <w:szCs w:val="32"/>
+        </w:rPr>
+      </w:pPr>
+      <w:r>
+        <w:rPr>
+          <w:b/>
+          <w:bCs/>
+          <w:color w:val="D86DCB" w:themeColor="accent5" w:themeTint="99"/>
+          <w:sz w:val="32"/>
+          <w:szCs w:val="32"/>
+        </w:rPr>
+        <w:t>plugins {</w:t>
+      </w:r>
+    </w:p>
+    <w:p>
+      <w:pPr>
+        <w:jc w:val="both"/>
+        <w:rPr>
+          <w:b/>
+          <w:bCs/>
+          <w:color w:val="D86DCB" w:themeColor="accent5" w:themeTint="99"/>
+          <w:sz w:val="32"/>
+          <w:szCs w:val="32"/>
+        </w:rPr>
+      </w:pPr>
+      <w:r>
+        <w:rPr>
+          <w:b/>
+          <w:bCs/>
+          <w:color w:val="D86DCB" w:themeColor="accent5" w:themeTint="99"/>
+          <w:sz w:val="32"/>
+          <w:szCs w:val="32"/>
+        </w:rPr>
+        <w:t xml:space="preserve">    id("</w:t>
+      </w:r>
+      <w:proofErr w:type="spellStart"/>
+      <w:r>
+        <w:rPr>
+          <w:b/>
+          <w:bCs/>
+          <w:color w:val="D86DCB" w:themeColor="accent5" w:themeTint="99"/>
+          <w:sz w:val="32"/>
+          <w:szCs w:val="32"/>
+        </w:rPr>
+        <w:t>com.android.application</w:t>
+      </w:r>
+      <w:proofErr w:type="spellEnd"/>
+      <w:r>
+        <w:rPr>
+          <w:b/>
+          <w:bCs/>
+          <w:color w:val="D86DCB" w:themeColor="accent5" w:themeTint="99"/>
+          <w:sz w:val="32"/>
+          <w:szCs w:val="32"/>
+        </w:rPr>
+        <w:t>")</w:t>
+      </w:r>
+    </w:p>
+    <w:p>
+      <w:pPr>
+        <w:jc w:val="both"/>
+        <w:rPr>
+          <w:b/>
+          <w:bCs/>
+          <w:color w:val="D86DCB" w:themeColor="accent5" w:themeTint="99"/>
+          <w:sz w:val="32"/>
+          <w:szCs w:val="32"/>
+        </w:rPr>
+      </w:pPr>
+      <w:r>
+        <w:rPr>
+          <w:b/>
+          <w:bCs/>
+          <w:color w:val="D86DCB" w:themeColor="accent5" w:themeTint="99"/>
+          <w:sz w:val="32"/>
+          <w:szCs w:val="32"/>
+        </w:rPr>
+        <w:t xml:space="preserve">    id("</w:t>
+      </w:r>
+      <w:proofErr w:type="spellStart"/>
+      <w:r>
+        <w:rPr>
+          <w:b/>
+          <w:bCs/>
+          <w:color w:val="D86DCB" w:themeColor="accent5" w:themeTint="99"/>
+          <w:sz w:val="32"/>
+          <w:szCs w:val="32"/>
+        </w:rPr>
+        <w:t>kotlin</w:t>
+      </w:r>
+      <w:proofErr w:type="spellEnd"/>
+      <w:r>
+        <w:rPr>
+          <w:b/>
+          <w:bCs/>
+          <w:color w:val="D86DCB" w:themeColor="accent5" w:themeTint="99"/>
+          <w:sz w:val="32"/>
+          <w:szCs w:val="32"/>
+        </w:rPr>
+        <w:t>-android")</w:t>
+      </w:r>
+    </w:p>
+    <w:p>
+      <w:pPr>
+        <w:jc w:val="both"/>
+        <w:rPr>
+          <w:b/>
+          <w:bCs/>
+          <w:color w:val="D86DCB" w:themeColor="accent5" w:themeTint="99"/>
+          <w:sz w:val="32"/>
+          <w:szCs w:val="32"/>
+        </w:rPr>
+      </w:pPr>
+      <w:r>
+        <w:rPr>
+          <w:b/>
+          <w:bCs/>
+          <w:color w:val="D86DCB" w:themeColor="accent5" w:themeTint="99"/>
+          <w:sz w:val="32"/>
+          <w:szCs w:val="32"/>
+        </w:rPr>
+        <w:t xml:space="preserve">    // The Flutter Gradle Plugin must be applied after the Android and Kotlin Gradle plugins.</w:t>
+      </w:r>
+    </w:p>
+    <w:p>
+      <w:pPr>
+        <w:jc w:val="both"/>
+        <w:rPr>
+          <w:b/>
+          <w:bCs/>
+          <w:color w:val="D86DCB" w:themeColor="accent5" w:themeTint="99"/>
+          <w:sz w:val="32"/>
+          <w:szCs w:val="32"/>
+        </w:rPr>
+      </w:pPr>
+      <w:r>
+        <w:rPr>
+          <w:b/>
+          <w:bCs/>
+          <w:color w:val="D86DCB" w:themeColor="accent5" w:themeTint="99"/>
+          <w:sz w:val="32"/>
+          <w:szCs w:val="32"/>
+        </w:rPr>
+        <w:t xml:space="preserve">    id("</w:t>
+      </w:r>
+      <w:proofErr w:type="spellStart"/>
+      <w:r>
+        <w:rPr>
+          <w:b/>
+          <w:bCs/>
+          <w:color w:val="D86DCB" w:themeColor="accent5" w:themeTint="99"/>
+          <w:sz w:val="32"/>
+          <w:szCs w:val="32"/>
+        </w:rPr>
+        <w:t>dev.flutter.flutter</w:t>
+      </w:r>
+      <w:proofErr w:type="spellEnd"/>
+      <w:r>
+        <w:rPr>
+          <w:b/>
+          <w:bCs/>
+          <w:color w:val="D86DCB" w:themeColor="accent5" w:themeTint="99"/>
+          <w:sz w:val="32"/>
+          <w:szCs w:val="32"/>
+        </w:rPr>
+        <w:t>-</w:t>
+      </w:r>
+      <w:proofErr w:type="spellStart"/>
+      <w:r>
+        <w:rPr>
+          <w:b/>
+          <w:bCs/>
+          <w:color w:val="D86DCB" w:themeColor="accent5" w:themeTint="99"/>
+          <w:sz w:val="32"/>
+          <w:szCs w:val="32"/>
+        </w:rPr>
+        <w:t>gradle</w:t>
+      </w:r>
+      <w:proofErr w:type="spellEnd"/>
+      <w:r>
+        <w:rPr>
+          <w:b/>
+          <w:bCs/>
+          <w:color w:val="D86DCB" w:themeColor="accent5" w:themeTint="99"/>
+          <w:sz w:val="32"/>
+          <w:szCs w:val="32"/>
+        </w:rPr>
+        <w:t>-plugin")</w:t>
+      </w:r>
+    </w:p>
+    <w:p>
+      <w:pPr>
+        <w:jc w:val="both"/>
+        <w:rPr>
+          <w:b/>
+          <w:bCs/>
+          <w:color w:val="D86DCB" w:themeColor="accent5" w:themeTint="99"/>
+          <w:sz w:val="32"/>
+          <w:szCs w:val="32"/>
+        </w:rPr>
+      </w:pPr>
+      <w:r>
+        <w:rPr>
+          <w:b/>
+          <w:bCs/>
+          <w:color w:val="D86DCB" w:themeColor="accent5" w:themeTint="99"/>
+          <w:sz w:val="32"/>
+          <w:szCs w:val="32"/>
+        </w:rPr>
+        <w:t>}</w:t>
+      </w:r>
+    </w:p>
+    <w:p>
+      <w:pPr>
+        <w:jc w:val="both"/>
+        <w:rPr>
+          <w:b/>
+          <w:bCs/>
+          <w:color w:val="D86DCB" w:themeColor="accent5" w:themeTint="99"/>
+          <w:sz w:val="32"/>
+          <w:szCs w:val="32"/>
+        </w:rPr>
+      </w:pPr>
+      <w:r>
+        <w:rPr>
+          <w:b/>
+          <w:bCs/>
+          <w:color w:val="D86DCB" w:themeColor="accent5" w:themeTint="99"/>
+          <w:sz w:val="32"/>
+          <w:szCs w:val="32"/>
+        </w:rPr>
+        <w:t>…</w:t>
+      </w:r>
+    </w:p>
+    <w:p>
+      <w:pPr>
+        <w:jc w:val="both"/>
+        <w:rPr>
+          <w:sz w:val="32"/>
+          <w:szCs w:val="32"/>
+        </w:rPr>
+      </w:pPr>
+      <w:r>
+        <w:rPr>
+          <w:sz w:val="32"/>
+          <w:szCs w:val="32"/>
+        </w:rPr>
+        <w:t xml:space="preserve"># Use this command in the </w:t>
+      </w:r>
+      <w:proofErr w:type="spellStart"/>
+      <w:r>
+        <w:rPr>
+          <w:b/>
+          <w:bCs/>
+          <w:sz w:val="32"/>
+          <w:szCs w:val="32"/>
+        </w:rPr>
+        <w:t>project</w:t>
+      </w:r>
+      <w:r>
+        <w:rPr>
+          <w:b/>
+          <w:bCs/>
+          <w:sz w:val="32"/>
+          <w:szCs w:val="32"/>
+        </w:rPr>
+        <w:t>_</w:t>
+      </w:r>
+      <w:r>
+        <w:rPr>
+          <w:b/>
+          <w:bCs/>
+          <w:sz w:val="32"/>
+          <w:szCs w:val="32"/>
+        </w:rPr>
+        <w:t>root</w:t>
+      </w:r>
+      <w:r>
+        <w:rPr>
+          <w:sz w:val="32"/>
+          <w:szCs w:val="32"/>
+        </w:rPr>
+        <w:t>’s</w:t>
+      </w:r>
+      <w:proofErr w:type="spellEnd"/>
+      <w:r>
+        <w:rPr>
+          <w:sz w:val="32"/>
+          <w:szCs w:val="32"/>
+        </w:rPr>
+        <w:t xml:space="preserve"> terminal to set the app name</w:t>
+      </w:r>
+      <w:r>
+        <w:rPr>
+          <w:sz w:val="32"/>
+          <w:szCs w:val="32"/>
+        </w:rPr>
+        <w:t xml:space="preserve"> (But we can’t add spaces in the App name in this way for that set it manually)</w:t>
+      </w:r>
+    </w:p>
+    <w:p>
+      <w:pPr>
+        <w:jc w:val="both"/>
+        <w:rPr>
+          <w:b/>
+          <w:bCs/>
+          <w:color w:val="60CAF3" w:themeColor="accent4" w:themeTint="99"/>
+          <w:sz w:val="32"/>
+          <w:szCs w:val="32"/>
+        </w:rPr>
+      </w:pPr>
+      <w:r>
+        <w:rPr>
+          <w:b/>
+          <w:bCs/>
+          <w:color w:val="60CAF3" w:themeColor="accent4" w:themeTint="99"/>
+          <w:sz w:val="32"/>
+          <w:szCs w:val="32"/>
+        </w:rPr>
+        <w:t xml:space="preserve">rename </w:t>
+      </w:r>
+      <w:proofErr w:type="spellStart"/>
+      <w:r>
+        <w:rPr>
+          <w:b/>
+          <w:bCs/>
+          <w:color w:val="60CAF3" w:themeColor="accent4" w:themeTint="99"/>
+          <w:sz w:val="32"/>
+          <w:szCs w:val="32"/>
+        </w:rPr>
+        <w:t>setAppName</w:t>
+      </w:r>
+      <w:proofErr w:type="spellEnd"/>
+      <w:r>
+        <w:rPr>
+          <w:b/>
+          <w:bCs/>
+          <w:color w:val="60CAF3" w:themeColor="accent4" w:themeTint="99"/>
           <w:sz w:val="32"/>
           <w:szCs w:val="32"/>
         </w:rPr>
@@ -2972,26 +3576,106 @@
       </w:r>
       <w:r>
         <w:rPr>
-          <w:sz w:val="32"/>
-          <w:szCs w:val="32"/>
-        </w:rPr>
-        <w:t xml:space="preserve">in </w:t>
-      </w:r>
-      <w:r>
-        <w:rPr>
-          <w:b/>
-          <w:bCs/>
-          <w:sz w:val="32"/>
-          <w:szCs w:val="32"/>
-        </w:rPr>
-        <w:t xml:space="preserve">plugin {} </w:t>
-      </w:r>
-      <w:r>
-        <w:rPr>
-          <w:sz w:val="32"/>
-          <w:szCs w:val="32"/>
-        </w:rPr>
-        <w:t xml:space="preserve">block of </w:t>
+          <w:b/>
+          <w:bCs/>
+          <w:color w:val="60CAF3" w:themeColor="accent4" w:themeTint="99"/>
+          <w:sz w:val="32"/>
+          <w:szCs w:val="32"/>
+        </w:rPr>
+        <w:t>“</w:t>
+      </w:r>
+      <w:proofErr w:type="spellStart"/>
+      <w:r>
+        <w:rPr>
+          <w:b/>
+          <w:bCs/>
+          <w:color w:val="60CAF3" w:themeColor="accent4" w:themeTint="99"/>
+          <w:sz w:val="32"/>
+          <w:szCs w:val="32"/>
+        </w:rPr>
+        <w:t>new_app_name</w:t>
+      </w:r>
+      <w:proofErr w:type="spellEnd"/>
+      <w:r>
+        <w:rPr>
+          <w:b/>
+          <w:bCs/>
+          <w:color w:val="60CAF3" w:themeColor="accent4" w:themeTint="99"/>
+          <w:sz w:val="32"/>
+          <w:szCs w:val="32"/>
+        </w:rPr>
+        <w:t>”</w:t>
+      </w:r>
+    </w:p>
+    <w:p>
+      <w:pPr>
+        <w:jc w:val="both"/>
+        <w:rPr>
+          <w:sz w:val="32"/>
+          <w:szCs w:val="32"/>
+        </w:rPr>
+      </w:pPr>
+    </w:p>
+    <w:p>
+      <w:pPr>
+        <w:jc w:val="both"/>
+        <w:rPr>
+          <w:sz w:val="32"/>
+          <w:szCs w:val="32"/>
+        </w:rPr>
+      </w:pPr>
+      <w:r>
+        <w:rPr>
+          <w:sz w:val="32"/>
+          <w:szCs w:val="32"/>
+        </w:rPr>
+        <w:t>Manual Way</w:t>
+      </w:r>
+      <w:r>
+        <w:rPr>
+          <w:sz w:val="32"/>
+          <w:szCs w:val="32"/>
+        </w:rPr>
+        <w:t xml:space="preserve"> for Android</w:t>
+      </w:r>
+      <w:r>
+        <w:rPr>
+          <w:sz w:val="32"/>
+          <w:szCs w:val="32"/>
+        </w:rPr>
+        <w:t>:</w:t>
+      </w:r>
+    </w:p>
+    <w:p>
+      <w:pPr>
+        <w:jc w:val="both"/>
+        <w:rPr>
+          <w:sz w:val="32"/>
+          <w:szCs w:val="32"/>
+        </w:rPr>
+      </w:pPr>
+      <w:r>
+        <w:rPr>
+          <w:sz w:val="32"/>
+          <w:szCs w:val="32"/>
+        </w:rPr>
+        <w:t xml:space="preserve"># </w:t>
+      </w:r>
+      <w:r>
+        <w:rPr>
+          <w:sz w:val="32"/>
+          <w:szCs w:val="32"/>
+        </w:rPr>
+        <w:t>Step-1, open</w:t>
+      </w:r>
+      <w:r>
+        <w:rPr>
+          <w:b/>
+          <w:bCs/>
+          <w:sz w:val="32"/>
+          <w:szCs w:val="32"/>
+        </w:rPr>
+        <w:t xml:space="preserve"> </w:t>
       </w:r>
       <w:proofErr w:type="spellStart"/>
       <w:r>
@@ -3021,139 +3705,359 @@
           <w:sz w:val="32"/>
           <w:szCs w:val="32"/>
         </w:rPr>
-        <w:t>build.gradle.kts</w:t>
-      </w:r>
-      <w:proofErr w:type="spellEnd"/>
-      <w:r>
-        <w:rPr>
-          <w:sz w:val="32"/>
-          <w:szCs w:val="32"/>
-        </w:rPr>
-        <w:t xml:space="preserve"> file. Make sure </w:t>
-      </w:r>
-      <w:r>
-        <w:rPr>
-          <w:b/>
-          <w:bCs/>
-          <w:sz w:val="32"/>
-          <w:szCs w:val="32"/>
-        </w:rPr>
-        <w:t>plugin</w:t>
-      </w:r>
-      <w:r>
-        <w:rPr>
-          <w:sz w:val="32"/>
-          <w:szCs w:val="32"/>
-        </w:rPr>
-        <w:t xml:space="preserve"> block looks like this:</w:t>
-      </w:r>
-    </w:p>
-    <w:p>
-      <w:pPr>
-        <w:jc w:val="both"/>
-        <w:rPr>
-          <w:b/>
-          <w:bCs/>
-          <w:color w:val="D86DCB" w:themeColor="accent5" w:themeTint="99"/>
-          <w:sz w:val="32"/>
-          <w:szCs w:val="32"/>
-        </w:rPr>
-      </w:pPr>
-      <w:r>
-        <w:rPr>
-          <w:b/>
-          <w:bCs/>
-          <w:color w:val="D86DCB" w:themeColor="accent5" w:themeTint="99"/>
-          <w:sz w:val="32"/>
-          <w:szCs w:val="32"/>
-        </w:rPr>
-        <w:t>plugins {</w:t>
-      </w:r>
-    </w:p>
-    <w:p>
-      <w:pPr>
-        <w:jc w:val="both"/>
-        <w:rPr>
-          <w:b/>
-          <w:bCs/>
-          <w:color w:val="D86DCB" w:themeColor="accent5" w:themeTint="99"/>
-          <w:sz w:val="32"/>
-          <w:szCs w:val="32"/>
-        </w:rPr>
-      </w:pPr>
-      <w:r>
-        <w:rPr>
-          <w:b/>
-          <w:bCs/>
-          <w:color w:val="D86DCB" w:themeColor="accent5" w:themeTint="99"/>
+        <w:t>build.gradle</w:t>
+      </w:r>
+      <w:proofErr w:type="spellEnd"/>
+      <w:r>
+        <w:rPr>
+          <w:sz w:val="32"/>
+          <w:szCs w:val="32"/>
+        </w:rPr>
+        <w:t xml:space="preserve"> then find:</w:t>
+      </w:r>
+    </w:p>
+    <w:p>
+      <w:pPr>
+        <w:jc w:val="both"/>
+        <w:rPr>
+          <w:b/>
+          <w:bCs/>
+          <w:color w:val="D86DCB" w:themeColor="accent5" w:themeTint="99"/>
+          <w:sz w:val="32"/>
+          <w:szCs w:val="32"/>
+        </w:rPr>
+      </w:pPr>
+      <w:r>
+        <w:rPr>
+          <w:b/>
+          <w:bCs/>
+          <w:color w:val="D86DCB" w:themeColor="accent5" w:themeTint="99"/>
+          <w:sz w:val="32"/>
+          <w:szCs w:val="32"/>
+        </w:rPr>
+        <w:t>…</w:t>
+      </w:r>
+    </w:p>
+    <w:p>
+      <w:pPr>
+        <w:jc w:val="both"/>
+        <w:rPr>
+          <w:b/>
+          <w:bCs/>
+          <w:color w:val="D86DCB" w:themeColor="accent5" w:themeTint="99"/>
+          <w:sz w:val="32"/>
+          <w:szCs w:val="32"/>
+        </w:rPr>
+      </w:pPr>
+      <w:proofErr w:type="spellStart"/>
+      <w:r>
+        <w:rPr>
+          <w:b/>
+          <w:bCs/>
+          <w:color w:val="D86DCB" w:themeColor="accent5" w:themeTint="99"/>
+          <w:sz w:val="32"/>
+          <w:szCs w:val="32"/>
+        </w:rPr>
+        <w:t>defaultConfig</w:t>
+      </w:r>
+      <w:proofErr w:type="spellEnd"/>
+      <w:r>
+        <w:rPr>
+          <w:b/>
+          <w:bCs/>
+          <w:color w:val="D86DCB" w:themeColor="accent5" w:themeTint="99"/>
+          <w:sz w:val="32"/>
+          <w:szCs w:val="32"/>
+        </w:rPr>
+        <w:t xml:space="preserve"> {</w:t>
+      </w:r>
+    </w:p>
+    <w:p>
+      <w:pPr>
+        <w:jc w:val="both"/>
+        <w:rPr>
+          <w:b/>
+          <w:bCs/>
+          <w:color w:val="D86DCB" w:themeColor="accent5" w:themeTint="99"/>
+          <w:sz w:val="32"/>
+          <w:szCs w:val="32"/>
+        </w:rPr>
+      </w:pPr>
+      <w:r>
+        <w:rPr>
+          <w:b/>
+          <w:bCs/>
+          <w:color w:val="D86DCB" w:themeColor="accent5" w:themeTint="99"/>
+          <w:sz w:val="32"/>
+          <w:szCs w:val="32"/>
+        </w:rPr>
+        <w:t xml:space="preserve">    </w:t>
+      </w:r>
+      <w:proofErr w:type="spellStart"/>
+      <w:r>
+        <w:rPr>
+          <w:b/>
+          <w:bCs/>
+          <w:color w:val="D86DCB" w:themeColor="accent5" w:themeTint="99"/>
+          <w:sz w:val="32"/>
+          <w:szCs w:val="32"/>
+        </w:rPr>
+        <w:t>applicationId</w:t>
+      </w:r>
+      <w:proofErr w:type="spellEnd"/>
+      <w:r>
+        <w:rPr>
+          <w:b/>
+          <w:bCs/>
+          <w:color w:val="D86DCB" w:themeColor="accent5" w:themeTint="99"/>
+          <w:sz w:val="32"/>
+          <w:szCs w:val="32"/>
+        </w:rPr>
+        <w:t xml:space="preserve"> "</w:t>
+      </w:r>
+      <w:proofErr w:type="spellStart"/>
+      <w:r>
+        <w:rPr>
+          <w:b/>
+          <w:bCs/>
+          <w:color w:val="D86DCB" w:themeColor="accent5" w:themeTint="99"/>
+          <w:sz w:val="32"/>
+          <w:szCs w:val="32"/>
+        </w:rPr>
+        <w:t>com.example.myapp</w:t>
+      </w:r>
+      <w:proofErr w:type="spellEnd"/>
+      <w:r>
+        <w:rPr>
+          <w:b/>
+          <w:bCs/>
+          <w:color w:val="D86DCB" w:themeColor="accent5" w:themeTint="99"/>
+          <w:sz w:val="32"/>
+          <w:szCs w:val="32"/>
+        </w:rPr>
+        <w:t>"</w:t>
+      </w:r>
+    </w:p>
+    <w:p>
+      <w:pPr>
+        <w:jc w:val="both"/>
+        <w:rPr>
+          <w:b/>
+          <w:bCs/>
+          <w:color w:val="D86DCB" w:themeColor="accent5" w:themeTint="99"/>
+          <w:sz w:val="32"/>
+          <w:szCs w:val="32"/>
+        </w:rPr>
+      </w:pPr>
+      <w:r>
+        <w:rPr>
+          <w:b/>
+          <w:bCs/>
+          <w:color w:val="D86DCB" w:themeColor="accent5" w:themeTint="99"/>
+          <w:sz w:val="32"/>
+          <w:szCs w:val="32"/>
+        </w:rPr>
+        <w:t>…</w:t>
+      </w:r>
+    </w:p>
+    <w:p>
+      <w:pPr>
+        <w:jc w:val="both"/>
+        <w:rPr>
+          <w:sz w:val="32"/>
+          <w:szCs w:val="32"/>
+        </w:rPr>
+      </w:pPr>
+      <w:r>
+        <w:rPr>
           <w:sz w:val="32"/>
           <w:szCs w:val="32"/>
         </w:rPr>
         <w:lastRenderedPageBreak/>
-        <w:t xml:space="preserve">    id("</w:t>
-      </w:r>
-      <w:proofErr w:type="spellStart"/>
-      <w:proofErr w:type="gramStart"/>
-      <w:r>
-        <w:rPr>
-          <w:b/>
-          <w:bCs/>
-          <w:color w:val="D86DCB" w:themeColor="accent5" w:themeTint="99"/>
-          <w:sz w:val="32"/>
-          <w:szCs w:val="32"/>
-        </w:rPr>
-        <w:t>com.android</w:t>
-      </w:r>
-      <w:proofErr w:type="gramEnd"/>
-      <w:r>
-        <w:rPr>
-          <w:b/>
-          <w:bCs/>
-          <w:color w:val="D86DCB" w:themeColor="accent5" w:themeTint="99"/>
-          <w:sz w:val="32"/>
-          <w:szCs w:val="32"/>
-        </w:rPr>
-        <w:t>.application</w:t>
-      </w:r>
-      <w:proofErr w:type="spellEnd"/>
-      <w:r>
-        <w:rPr>
-          <w:b/>
-          <w:bCs/>
-          <w:color w:val="D86DCB" w:themeColor="accent5" w:themeTint="99"/>
-          <w:sz w:val="32"/>
-          <w:szCs w:val="32"/>
-        </w:rPr>
-        <w:t>")</w:t>
-      </w:r>
-    </w:p>
-    <w:p>
-      <w:pPr>
-        <w:jc w:val="both"/>
-        <w:rPr>
-          <w:b/>
-          <w:bCs/>
-          <w:color w:val="D86DCB" w:themeColor="accent5" w:themeTint="99"/>
-          <w:sz w:val="32"/>
-          <w:szCs w:val="32"/>
-        </w:rPr>
-      </w:pPr>
-      <w:r>
-        <w:rPr>
-          <w:b/>
-          <w:bCs/>
-          <w:color w:val="D86DCB" w:themeColor="accent5" w:themeTint="99"/>
-          <w:sz w:val="32"/>
-          <w:szCs w:val="32"/>
-        </w:rPr>
-        <w:t xml:space="preserve">    id("</w:t>
-      </w:r>
-      <w:proofErr w:type="spellStart"/>
-      <w:r>
-        <w:rPr>
-          <w:b/>
-          <w:bCs/>
-          <w:color w:val="D86DCB" w:themeColor="accent5" w:themeTint="99"/>
+        <w:t># Change to</w:t>
+      </w:r>
+    </w:p>
+    <w:p>
+      <w:pPr>
+        <w:jc w:val="both"/>
+        <w:rPr>
+          <w:b/>
+          <w:bCs/>
+          <w:color w:val="D86DCB" w:themeColor="accent5" w:themeTint="99"/>
+          <w:sz w:val="32"/>
+          <w:szCs w:val="32"/>
+        </w:rPr>
+      </w:pPr>
+      <w:proofErr w:type="spellStart"/>
+      <w:r>
+        <w:rPr>
+          <w:b/>
+          <w:bCs/>
+          <w:color w:val="D86DCB" w:themeColor="accent5" w:themeTint="99"/>
+          <w:sz w:val="32"/>
+          <w:szCs w:val="32"/>
+        </w:rPr>
+        <w:t>defaultConfig</w:t>
+      </w:r>
+      <w:proofErr w:type="spellEnd"/>
+      <w:r>
+        <w:rPr>
+          <w:b/>
+          <w:bCs/>
+          <w:color w:val="D86DCB" w:themeColor="accent5" w:themeTint="99"/>
+          <w:sz w:val="32"/>
+          <w:szCs w:val="32"/>
+        </w:rPr>
+        <w:t xml:space="preserve"> {</w:t>
+      </w:r>
+    </w:p>
+    <w:p>
+      <w:pPr>
+        <w:jc w:val="both"/>
+        <w:rPr>
+          <w:b/>
+          <w:bCs/>
+          <w:color w:val="D86DCB" w:themeColor="accent5" w:themeTint="99"/>
+          <w:sz w:val="32"/>
+          <w:szCs w:val="32"/>
+        </w:rPr>
+      </w:pPr>
+      <w:r>
+        <w:rPr>
+          <w:b/>
+          <w:bCs/>
+          <w:color w:val="D86DCB" w:themeColor="accent5" w:themeTint="99"/>
+          <w:sz w:val="32"/>
+          <w:szCs w:val="32"/>
+        </w:rPr>
+        <w:t xml:space="preserve">    </w:t>
+      </w:r>
+      <w:proofErr w:type="spellStart"/>
+      <w:r>
+        <w:rPr>
+          <w:b/>
+          <w:bCs/>
+          <w:color w:val="D86DCB" w:themeColor="accent5" w:themeTint="99"/>
+          <w:sz w:val="32"/>
+          <w:szCs w:val="32"/>
+        </w:rPr>
+        <w:t>applicationId</w:t>
+      </w:r>
+      <w:proofErr w:type="spellEnd"/>
+      <w:r>
+        <w:rPr>
+          <w:b/>
+          <w:bCs/>
+          <w:color w:val="D86DCB" w:themeColor="accent5" w:themeTint="99"/>
+          <w:sz w:val="32"/>
+          <w:szCs w:val="32"/>
+        </w:rPr>
+        <w:t xml:space="preserve"> "</w:t>
+      </w:r>
+      <w:proofErr w:type="spellStart"/>
+      <w:r>
+        <w:rPr>
+          <w:b/>
+          <w:bCs/>
+          <w:color w:val="D86DCB" w:themeColor="accent5" w:themeTint="99"/>
+          <w:sz w:val="32"/>
+          <w:szCs w:val="32"/>
+        </w:rPr>
+        <w:t>com.nazmul.todoapp</w:t>
+      </w:r>
+      <w:proofErr w:type="spellEnd"/>
+      <w:r>
+        <w:rPr>
+          <w:b/>
+          <w:bCs/>
+          <w:color w:val="D86DCB" w:themeColor="accent5" w:themeTint="99"/>
+          <w:sz w:val="32"/>
+          <w:szCs w:val="32"/>
+        </w:rPr>
+        <w:t>"</w:t>
+      </w:r>
+    </w:p>
+    <w:p>
+      <w:pPr>
+        <w:jc w:val="both"/>
+        <w:rPr>
+          <w:sz w:val="32"/>
+          <w:szCs w:val="32"/>
+        </w:rPr>
+      </w:pPr>
+      <w:r>
+        <w:rPr>
+          <w:sz w:val="32"/>
+          <w:szCs w:val="32"/>
+        </w:rPr>
+        <w:t># This is the REAL Android App ID.</w:t>
+      </w:r>
+    </w:p>
+    <w:p>
+      <w:pPr>
+        <w:jc w:val="both"/>
+        <w:rPr>
+          <w:sz w:val="32"/>
+          <w:szCs w:val="32"/>
+        </w:rPr>
+      </w:pPr>
+    </w:p>
+    <w:p>
+      <w:pPr>
+        <w:jc w:val="both"/>
+        <w:rPr>
+          <w:sz w:val="32"/>
+          <w:szCs w:val="32"/>
+        </w:rPr>
+      </w:pPr>
+      <w:r>
+        <w:rPr>
+          <w:sz w:val="32"/>
+          <w:szCs w:val="32"/>
+        </w:rPr>
+        <w:t># Step-2, change package folder structure</w:t>
+      </w:r>
+      <w:r>
+        <w:rPr>
+          <w:sz w:val="32"/>
+          <w:szCs w:val="32"/>
+        </w:rPr>
+        <w:t xml:space="preserve">. Now go to </w:t>
+      </w:r>
+      <w:r>
+        <w:rPr>
+          <w:b/>
+          <w:bCs/>
+          <w:sz w:val="32"/>
+          <w:szCs w:val="32"/>
+        </w:rPr>
+        <w:t>android/app/</w:t>
+      </w:r>
+      <w:proofErr w:type="spellStart"/>
+      <w:r>
+        <w:rPr>
+          <w:b/>
+          <w:bCs/>
+          <w:sz w:val="32"/>
+          <w:szCs w:val="32"/>
+        </w:rPr>
+        <w:t>src</w:t>
+      </w:r>
+      <w:proofErr w:type="spellEnd"/>
+      <w:r>
+        <w:rPr>
+          <w:b/>
+          <w:bCs/>
+          <w:sz w:val="32"/>
+          <w:szCs w:val="32"/>
+        </w:rPr>
+        <w:t>/main/</w:t>
+      </w:r>
+      <w:proofErr w:type="spellStart"/>
+      <w:r>
+        <w:rPr>
+          <w:b/>
+          <w:bCs/>
           <w:sz w:val="32"/>
           <w:szCs w:val="32"/>
         </w:rPr>
@@ -3164,133 +4068,734 @@
         <w:rPr>
           <w:b/>
           <w:bCs/>
-          <w:color w:val="D86DCB" w:themeColor="accent5" w:themeTint="99"/>
-          <w:sz w:val="32"/>
-          <w:szCs w:val="32"/>
-        </w:rPr>
-        <w:t>-android")</w:t>
-      </w:r>
-    </w:p>
-    <w:p>
-      <w:pPr>
-        <w:jc w:val="both"/>
-        <w:rPr>
-          <w:b/>
-          <w:bCs/>
-          <w:color w:val="D86DCB" w:themeColor="accent5" w:themeTint="99"/>
-          <w:sz w:val="32"/>
-          <w:szCs w:val="32"/>
-        </w:rPr>
-      </w:pPr>
-      <w:r>
-        <w:rPr>
-          <w:b/>
-          <w:bCs/>
-          <w:color w:val="D86DCB" w:themeColor="accent5" w:themeTint="99"/>
-          <w:sz w:val="32"/>
-          <w:szCs w:val="32"/>
-        </w:rPr>
-        <w:t xml:space="preserve">    // The Flutter Gradle Plugin must be applied after the Android and Kotlin Gradle plugins.</w:t>
-      </w:r>
-    </w:p>
-    <w:p>
-      <w:pPr>
-        <w:jc w:val="both"/>
-        <w:rPr>
-          <w:b/>
-          <w:bCs/>
-          <w:color w:val="D86DCB" w:themeColor="accent5" w:themeTint="99"/>
-          <w:sz w:val="32"/>
-          <w:szCs w:val="32"/>
-        </w:rPr>
-      </w:pPr>
-      <w:r>
-        <w:rPr>
-          <w:b/>
-          <w:bCs/>
-          <w:color w:val="D86DCB" w:themeColor="accent5" w:themeTint="99"/>
-          <w:sz w:val="32"/>
-          <w:szCs w:val="32"/>
-        </w:rPr>
-        <w:t xml:space="preserve">    id("</w:t>
-      </w:r>
-      <w:proofErr w:type="spellStart"/>
-      <w:proofErr w:type="gramStart"/>
-      <w:r>
-        <w:rPr>
-          <w:b/>
-          <w:bCs/>
-          <w:color w:val="D86DCB" w:themeColor="accent5" w:themeTint="99"/>
-          <w:sz w:val="32"/>
-          <w:szCs w:val="32"/>
-        </w:rPr>
-        <w:t>dev.flutter</w:t>
-      </w:r>
-      <w:proofErr w:type="gramEnd"/>
-      <w:r>
-        <w:rPr>
-          <w:b/>
-          <w:bCs/>
-          <w:color w:val="D86DCB" w:themeColor="accent5" w:themeTint="99"/>
-          <w:sz w:val="32"/>
-          <w:szCs w:val="32"/>
-        </w:rPr>
-        <w:t>.flutter</w:t>
-      </w:r>
-      <w:proofErr w:type="spellEnd"/>
-      <w:r>
-        <w:rPr>
-          <w:b/>
-          <w:bCs/>
-          <w:color w:val="D86DCB" w:themeColor="accent5" w:themeTint="99"/>
-          <w:sz w:val="32"/>
-          <w:szCs w:val="32"/>
-        </w:rPr>
-        <w:t>-</w:t>
-      </w:r>
-      <w:proofErr w:type="spellStart"/>
-      <w:r>
-        <w:rPr>
-          <w:b/>
-          <w:bCs/>
-          <w:color w:val="D86DCB" w:themeColor="accent5" w:themeTint="99"/>
-          <w:sz w:val="32"/>
-          <w:szCs w:val="32"/>
-        </w:rPr>
-        <w:t>gradle</w:t>
-      </w:r>
-      <w:proofErr w:type="spellEnd"/>
-      <w:r>
-        <w:rPr>
-          <w:b/>
-          <w:bCs/>
-          <w:color w:val="D86DCB" w:themeColor="accent5" w:themeTint="99"/>
-          <w:sz w:val="32"/>
-          <w:szCs w:val="32"/>
-        </w:rPr>
-        <w:t>-plugin")</w:t>
-      </w:r>
-    </w:p>
-    <w:p>
-      <w:pPr>
-        <w:jc w:val="both"/>
-        <w:rPr>
-          <w:b/>
-          <w:bCs/>
-          <w:color w:val="D86DCB" w:themeColor="accent5" w:themeTint="99"/>
-          <w:sz w:val="32"/>
-          <w:szCs w:val="32"/>
-        </w:rPr>
-      </w:pPr>
-      <w:r>
-        <w:rPr>
-          <w:b/>
-          <w:bCs/>
-          <w:color w:val="D86DCB" w:themeColor="accent5" w:themeTint="99"/>
-          <w:sz w:val="32"/>
-          <w:szCs w:val="32"/>
-        </w:rPr>
-        <w:t>}</w:t>
+          <w:sz w:val="32"/>
+          <w:szCs w:val="32"/>
+        </w:rPr>
+        <w:t>/</w:t>
+      </w:r>
+    </w:p>
+    <w:p>
+      <w:pPr>
+        <w:jc w:val="both"/>
+        <w:rPr>
+          <w:sz w:val="32"/>
+          <w:szCs w:val="32"/>
+        </w:rPr>
+      </w:pPr>
+      <w:r>
+        <w:rPr>
+          <w:sz w:val="32"/>
+          <w:szCs w:val="32"/>
+        </w:rPr>
+        <w:t># We’ll see something like:</w:t>
+      </w:r>
+    </w:p>
+    <w:p>
+      <w:pPr>
+        <w:jc w:val="both"/>
+        <w:rPr>
+          <w:b/>
+          <w:bCs/>
+          <w:sz w:val="32"/>
+          <w:szCs w:val="32"/>
+        </w:rPr>
+      </w:pPr>
+      <w:r>
+        <w:rPr>
+          <w:b/>
+          <w:bCs/>
+          <w:sz w:val="32"/>
+          <w:szCs w:val="32"/>
+        </w:rPr>
+        <w:t>com/example/</w:t>
+      </w:r>
+      <w:proofErr w:type="spellStart"/>
+      <w:r>
+        <w:rPr>
+          <w:b/>
+          <w:bCs/>
+          <w:sz w:val="32"/>
+          <w:szCs w:val="32"/>
+        </w:rPr>
+        <w:t>myapp</w:t>
+      </w:r>
+      <w:proofErr w:type="spellEnd"/>
+      <w:r>
+        <w:rPr>
+          <w:b/>
+          <w:bCs/>
+          <w:sz w:val="32"/>
+          <w:szCs w:val="32"/>
+        </w:rPr>
+        <w:t>/</w:t>
+      </w:r>
+      <w:proofErr w:type="spellStart"/>
+      <w:r>
+        <w:rPr>
+          <w:b/>
+          <w:bCs/>
+          <w:sz w:val="32"/>
+          <w:szCs w:val="32"/>
+        </w:rPr>
+        <w:t>MainActivity.kt</w:t>
+      </w:r>
+      <w:proofErr w:type="spellEnd"/>
+    </w:p>
+    <w:p>
+      <w:pPr>
+        <w:jc w:val="both"/>
+        <w:rPr>
+          <w:sz w:val="32"/>
+          <w:szCs w:val="32"/>
+        </w:rPr>
+      </w:pPr>
+      <w:r>
+        <w:rPr>
+          <w:sz w:val="32"/>
+          <w:szCs w:val="32"/>
+        </w:rPr>
+        <w:t># We must rename folders to match new package:</w:t>
+      </w:r>
+    </w:p>
+    <w:p>
+      <w:pPr>
+        <w:jc w:val="both"/>
+        <w:rPr>
+          <w:b/>
+          <w:bCs/>
+          <w:sz w:val="32"/>
+          <w:szCs w:val="32"/>
+        </w:rPr>
+      </w:pPr>
+      <w:r>
+        <w:rPr>
+          <w:b/>
+          <w:bCs/>
+          <w:sz w:val="32"/>
+          <w:szCs w:val="32"/>
+        </w:rPr>
+        <w:t>com/</w:t>
+      </w:r>
+      <w:proofErr w:type="spellStart"/>
+      <w:r>
+        <w:rPr>
+          <w:b/>
+          <w:bCs/>
+          <w:sz w:val="32"/>
+          <w:szCs w:val="32"/>
+        </w:rPr>
+        <w:t>nazmul</w:t>
+      </w:r>
+      <w:proofErr w:type="spellEnd"/>
+      <w:r>
+        <w:rPr>
+          <w:b/>
+          <w:bCs/>
+          <w:sz w:val="32"/>
+          <w:szCs w:val="32"/>
+        </w:rPr>
+        <w:t>/</w:t>
+      </w:r>
+      <w:proofErr w:type="spellStart"/>
+      <w:r>
+        <w:rPr>
+          <w:b/>
+          <w:bCs/>
+          <w:sz w:val="32"/>
+          <w:szCs w:val="32"/>
+        </w:rPr>
+        <w:t>todoapp</w:t>
+      </w:r>
+      <w:proofErr w:type="spellEnd"/>
+      <w:r>
+        <w:rPr>
+          <w:b/>
+          <w:bCs/>
+          <w:sz w:val="32"/>
+          <w:szCs w:val="32"/>
+        </w:rPr>
+        <w:t>/</w:t>
+      </w:r>
+      <w:proofErr w:type="spellStart"/>
+      <w:r>
+        <w:rPr>
+          <w:b/>
+          <w:bCs/>
+          <w:sz w:val="32"/>
+          <w:szCs w:val="32"/>
+        </w:rPr>
+        <w:t>MainActivity.kt</w:t>
+      </w:r>
+      <w:proofErr w:type="spellEnd"/>
+    </w:p>
+    <w:p>
+      <w:pPr>
+        <w:jc w:val="both"/>
+        <w:rPr>
+          <w:sz w:val="32"/>
+          <w:szCs w:val="32"/>
+        </w:rPr>
+      </w:pPr>
+      <w:r>
+        <w:rPr>
+          <w:sz w:val="32"/>
+          <w:szCs w:val="32"/>
+        </w:rPr>
+        <w:t># Right click folder</w:t>
+      </w:r>
+      <w:r>
+        <w:rPr>
+          <w:sz w:val="32"/>
+          <w:szCs w:val="32"/>
+        </w:rPr>
+        <w:t xml:space="preserve"> </w:t>
+      </w:r>
+      <w:r>
+        <w:rPr>
+          <w:sz w:val="32"/>
+          <w:szCs w:val="32"/>
+        </w:rPr>
+        <w:sym w:font="Wingdings" w:char="F0E0"/>
+      </w:r>
+      <w:r>
+        <w:rPr>
+          <w:sz w:val="32"/>
+          <w:szCs w:val="32"/>
+        </w:rPr>
+        <w:t xml:space="preserve"> R</w:t>
+      </w:r>
+      <w:r>
+        <w:rPr>
+          <w:sz w:val="32"/>
+          <w:szCs w:val="32"/>
+        </w:rPr>
+        <w:t>efactor</w:t>
+      </w:r>
+      <w:r>
+        <w:rPr>
+          <w:sz w:val="32"/>
+          <w:szCs w:val="32"/>
+        </w:rPr>
+        <w:t xml:space="preserve"> </w:t>
+      </w:r>
+      <w:r>
+        <w:rPr>
+          <w:sz w:val="32"/>
+          <w:szCs w:val="32"/>
+        </w:rPr>
+        <w:sym w:font="Wingdings" w:char="F0E0"/>
+      </w:r>
+      <w:r>
+        <w:rPr>
+          <w:sz w:val="32"/>
+          <w:szCs w:val="32"/>
+        </w:rPr>
+        <w:t xml:space="preserve"> Rename or manually create new structure and move file.</w:t>
+      </w:r>
+    </w:p>
+    <w:p>
+      <w:pPr>
+        <w:jc w:val="both"/>
+        <w:rPr>
+          <w:sz w:val="32"/>
+          <w:szCs w:val="32"/>
+        </w:rPr>
+      </w:pPr>
+    </w:p>
+    <w:p>
+      <w:pPr>
+        <w:jc w:val="both"/>
+        <w:rPr>
+          <w:sz w:val="32"/>
+          <w:szCs w:val="32"/>
+        </w:rPr>
+      </w:pPr>
+      <w:r>
+        <w:rPr>
+          <w:sz w:val="32"/>
+          <w:szCs w:val="32"/>
+        </w:rPr>
+        <w:t># Step-3,</w:t>
+      </w:r>
+      <w:r>
+        <w:rPr>
+          <w:sz w:val="32"/>
+          <w:szCs w:val="32"/>
+        </w:rPr>
+        <w:t xml:space="preserve"> update package inside </w:t>
+      </w:r>
+      <w:proofErr w:type="spellStart"/>
+      <w:r>
+        <w:rPr>
+          <w:b/>
+          <w:bCs/>
+          <w:sz w:val="32"/>
+          <w:szCs w:val="32"/>
+        </w:rPr>
+        <w:t>MainActivity.kt</w:t>
+      </w:r>
+      <w:proofErr w:type="spellEnd"/>
+    </w:p>
+    <w:p>
+      <w:pPr>
+        <w:jc w:val="both"/>
+        <w:rPr>
+          <w:sz w:val="32"/>
+          <w:szCs w:val="32"/>
+        </w:rPr>
+      </w:pPr>
+      <w:r>
+        <w:rPr>
+          <w:sz w:val="32"/>
+          <w:szCs w:val="32"/>
+        </w:rPr>
+        <w:t># Old:</w:t>
+      </w:r>
+    </w:p>
+    <w:p>
+      <w:pPr>
+        <w:jc w:val="both"/>
+        <w:rPr>
+          <w:b/>
+          <w:bCs/>
+          <w:color w:val="D86DCB" w:themeColor="accent5" w:themeTint="99"/>
+          <w:sz w:val="32"/>
+          <w:szCs w:val="32"/>
+        </w:rPr>
+      </w:pPr>
+      <w:r>
+        <w:rPr>
+          <w:b/>
+          <w:bCs/>
+          <w:color w:val="D86DCB" w:themeColor="accent5" w:themeTint="99"/>
+          <w:sz w:val="32"/>
+          <w:szCs w:val="32"/>
+        </w:rPr>
+        <w:t xml:space="preserve">package </w:t>
+      </w:r>
+      <w:proofErr w:type="spellStart"/>
+      <w:r>
+        <w:rPr>
+          <w:b/>
+          <w:bCs/>
+          <w:color w:val="D86DCB" w:themeColor="accent5" w:themeTint="99"/>
+          <w:sz w:val="32"/>
+          <w:szCs w:val="32"/>
+        </w:rPr>
+        <w:t>com.example.myapp</w:t>
+      </w:r>
+      <w:proofErr w:type="spellEnd"/>
+    </w:p>
+    <w:p>
+      <w:pPr>
+        <w:jc w:val="both"/>
+        <w:rPr>
+          <w:sz w:val="32"/>
+          <w:szCs w:val="32"/>
+        </w:rPr>
+      </w:pPr>
+      <w:r>
+        <w:rPr>
+          <w:sz w:val="32"/>
+          <w:szCs w:val="32"/>
+        </w:rPr>
+        <w:t># New:</w:t>
+      </w:r>
+    </w:p>
+    <w:p>
+      <w:pPr>
+        <w:jc w:val="both"/>
+        <w:rPr>
+          <w:b/>
+          <w:bCs/>
+          <w:color w:val="D86DCB" w:themeColor="accent5" w:themeTint="99"/>
+          <w:sz w:val="32"/>
+          <w:szCs w:val="32"/>
+        </w:rPr>
+      </w:pPr>
+      <w:r>
+        <w:rPr>
+          <w:b/>
+          <w:bCs/>
+          <w:color w:val="D86DCB" w:themeColor="accent5" w:themeTint="99"/>
+          <w:sz w:val="32"/>
+          <w:szCs w:val="32"/>
+        </w:rPr>
+        <w:t xml:space="preserve">package </w:t>
+      </w:r>
+      <w:proofErr w:type="spellStart"/>
+      <w:r>
+        <w:rPr>
+          <w:b/>
+          <w:bCs/>
+          <w:color w:val="D86DCB" w:themeColor="accent5" w:themeTint="99"/>
+          <w:sz w:val="32"/>
+          <w:szCs w:val="32"/>
+        </w:rPr>
+        <w:t>com.nazmul.todoapp</w:t>
+      </w:r>
+      <w:proofErr w:type="spellEnd"/>
+    </w:p>
+    <w:p>
+      <w:pPr>
+        <w:jc w:val="both"/>
+        <w:rPr>
+          <w:sz w:val="32"/>
+          <w:szCs w:val="32"/>
+        </w:rPr>
+      </w:pPr>
+      <w:r>
+        <w:rPr>
+          <w:sz w:val="32"/>
+          <w:szCs w:val="32"/>
+        </w:rPr>
+        <w:t xml:space="preserve"># If this doesn’t match </w:t>
+      </w:r>
+      <w:r>
+        <w:rPr>
+          <w:sz w:val="32"/>
+          <w:szCs w:val="32"/>
+        </w:rPr>
+        <w:sym w:font="Wingdings" w:char="F0E0"/>
+      </w:r>
+      <w:r>
+        <w:rPr>
+          <w:sz w:val="32"/>
+          <w:szCs w:val="32"/>
+        </w:rPr>
+        <w:t xml:space="preserve"> app will crash</w:t>
+      </w:r>
+    </w:p>
+    <w:p>
+      <w:pPr>
+        <w:jc w:val="both"/>
+        <w:rPr>
+          <w:sz w:val="32"/>
+          <w:szCs w:val="32"/>
+        </w:rPr>
+      </w:pPr>
+    </w:p>
+    <w:p>
+      <w:pPr>
+        <w:jc w:val="both"/>
+        <w:rPr>
+          <w:sz w:val="32"/>
+          <w:szCs w:val="32"/>
+        </w:rPr>
+      </w:pPr>
+      <w:r>
+        <w:rPr>
+          <w:sz w:val="32"/>
+          <w:szCs w:val="32"/>
+        </w:rPr>
+        <w:t>For iOS:</w:t>
+      </w:r>
+    </w:p>
+    <w:p>
+      <w:pPr>
+        <w:jc w:val="both"/>
+        <w:rPr>
+          <w:sz w:val="32"/>
+          <w:szCs w:val="32"/>
+        </w:rPr>
+      </w:pPr>
+      <w:r>
+        <w:rPr>
+          <w:sz w:val="32"/>
+          <w:szCs w:val="32"/>
+        </w:rPr>
+        <w:t xml:space="preserve"># </w:t>
+      </w:r>
+      <w:r>
+        <w:rPr>
+          <w:sz w:val="32"/>
+          <w:szCs w:val="32"/>
+        </w:rPr>
+        <w:t>Open in Xcode go to:</w:t>
+      </w:r>
+    </w:p>
+    <w:p>
+      <w:pPr>
+        <w:jc w:val="both"/>
+        <w:rPr>
+          <w:b/>
+          <w:bCs/>
+          <w:sz w:val="32"/>
+          <w:szCs w:val="32"/>
+        </w:rPr>
+      </w:pPr>
+      <w:proofErr w:type="spellStart"/>
+      <w:r>
+        <w:rPr>
+          <w:b/>
+          <w:bCs/>
+          <w:sz w:val="32"/>
+          <w:szCs w:val="32"/>
+        </w:rPr>
+        <w:lastRenderedPageBreak/>
+        <w:t>ios</w:t>
+      </w:r>
+      <w:proofErr w:type="spellEnd"/>
+      <w:r>
+        <w:rPr>
+          <w:b/>
+          <w:bCs/>
+          <w:sz w:val="32"/>
+          <w:szCs w:val="32"/>
+        </w:rPr>
+        <w:t>/</w:t>
+      </w:r>
+      <w:proofErr w:type="spellStart"/>
+      <w:r>
+        <w:rPr>
+          <w:b/>
+          <w:bCs/>
+          <w:sz w:val="32"/>
+          <w:szCs w:val="32"/>
+        </w:rPr>
+        <w:t>Runner.xcworkspace</w:t>
+      </w:r>
+      <w:proofErr w:type="spellEnd"/>
+    </w:p>
+    <w:p>
+      <w:pPr>
+        <w:jc w:val="both"/>
+        <w:rPr>
+          <w:sz w:val="32"/>
+          <w:szCs w:val="32"/>
+        </w:rPr>
+      </w:pPr>
+      <w:r>
+        <w:rPr>
+          <w:sz w:val="32"/>
+          <w:szCs w:val="32"/>
+        </w:rPr>
+        <w:t># Then:</w:t>
+      </w:r>
+    </w:p>
+    <w:p>
+      <w:pPr>
+        <w:jc w:val="both"/>
+        <w:rPr>
+          <w:b/>
+          <w:bCs/>
+          <w:sz w:val="32"/>
+          <w:szCs w:val="32"/>
+        </w:rPr>
+      </w:pPr>
+      <w:r>
+        <w:rPr>
+          <w:b/>
+          <w:bCs/>
+          <w:sz w:val="32"/>
+          <w:szCs w:val="32"/>
+        </w:rPr>
+        <w:t>Runner → General → Identity → Bundle Identifier</w:t>
+      </w:r>
+    </w:p>
+    <w:p>
+      <w:pPr>
+        <w:jc w:val="both"/>
+        <w:rPr>
+          <w:sz w:val="32"/>
+          <w:szCs w:val="32"/>
+        </w:rPr>
+      </w:pPr>
+      <w:r>
+        <w:rPr>
+          <w:sz w:val="32"/>
+          <w:szCs w:val="32"/>
+        </w:rPr>
+        <w:t># Change:</w:t>
+      </w:r>
+    </w:p>
+    <w:p>
+      <w:pPr>
+        <w:jc w:val="both"/>
+        <w:rPr>
+          <w:b/>
+          <w:bCs/>
+          <w:sz w:val="32"/>
+          <w:szCs w:val="32"/>
+        </w:rPr>
+      </w:pPr>
+      <w:proofErr w:type="spellStart"/>
+      <w:r>
+        <w:rPr>
+          <w:b/>
+          <w:bCs/>
+          <w:sz w:val="32"/>
+          <w:szCs w:val="32"/>
+        </w:rPr>
+        <w:t>com.example.myapp</w:t>
+      </w:r>
+      <w:proofErr w:type="spellEnd"/>
+    </w:p>
+    <w:p>
+      <w:pPr>
+        <w:jc w:val="both"/>
+        <w:rPr>
+          <w:sz w:val="32"/>
+          <w:szCs w:val="32"/>
+        </w:rPr>
+      </w:pPr>
+      <w:r>
+        <w:rPr>
+          <w:sz w:val="32"/>
+          <w:szCs w:val="32"/>
+        </w:rPr>
+        <w:t># T</w:t>
+      </w:r>
+      <w:r>
+        <w:rPr>
+          <w:sz w:val="32"/>
+          <w:szCs w:val="32"/>
+        </w:rPr>
+        <w:t>o:</w:t>
+      </w:r>
+    </w:p>
+    <w:p>
+      <w:pPr>
+        <w:jc w:val="both"/>
+        <w:rPr>
+          <w:b/>
+          <w:bCs/>
+          <w:sz w:val="32"/>
+          <w:szCs w:val="32"/>
+        </w:rPr>
+      </w:pPr>
+      <w:proofErr w:type="spellStart"/>
+      <w:r>
+        <w:rPr>
+          <w:b/>
+          <w:bCs/>
+          <w:sz w:val="32"/>
+          <w:szCs w:val="32"/>
+        </w:rPr>
+        <w:t>com.nazmul.todoapp</w:t>
+      </w:r>
+      <w:proofErr w:type="spellEnd"/>
+    </w:p>
+    <w:p>
+      <w:pPr>
+        <w:jc w:val="both"/>
+        <w:rPr>
+          <w:sz w:val="32"/>
+          <w:szCs w:val="32"/>
+        </w:rPr>
+      </w:pPr>
+      <w:r>
+        <w:rPr>
+          <w:sz w:val="32"/>
+          <w:szCs w:val="32"/>
+        </w:rPr>
+        <w:t xml:space="preserve"># </w:t>
+      </w:r>
+      <w:r>
+        <w:rPr>
+          <w:sz w:val="32"/>
+          <w:szCs w:val="32"/>
+        </w:rPr>
+        <w:t>That’s it for iOS.</w:t>
+      </w:r>
+    </w:p>
+    <w:p>
+      <w:pPr>
+        <w:jc w:val="both"/>
+        <w:rPr>
+          <w:sz w:val="32"/>
+          <w:szCs w:val="32"/>
+        </w:rPr>
+      </w:pPr>
+    </w:p>
+    <w:p>
+      <w:pPr>
+        <w:jc w:val="both"/>
+        <w:rPr>
+          <w:sz w:val="32"/>
+          <w:szCs w:val="32"/>
+        </w:rPr>
+      </w:pPr>
+    </w:p>
+    <w:p>
+      <w:pPr>
+        <w:jc w:val="both"/>
+        <w:rPr>
+          <w:b/>
+          <w:bCs/>
+          <w:sz w:val="32"/>
+          <w:szCs w:val="32"/>
+        </w:rPr>
+      </w:pPr>
+      <w:r>
+        <w:rPr>
+          <w:b/>
+          <w:bCs/>
+          <w:sz w:val="32"/>
+          <w:szCs w:val="32"/>
+        </w:rPr>
+        <w:t xml:space="preserve">More on </w:t>
+      </w:r>
+      <w:proofErr w:type="spellStart"/>
+      <w:r>
+        <w:rPr>
+          <w:b/>
+          <w:bCs/>
+          <w:sz w:val="32"/>
+          <w:szCs w:val="32"/>
+        </w:rPr>
+        <w:t>applicationId</w:t>
+      </w:r>
+      <w:proofErr w:type="spellEnd"/>
+      <w:r>
+        <w:rPr>
+          <w:b/>
+          <w:bCs/>
+          <w:sz w:val="32"/>
+          <w:szCs w:val="32"/>
+        </w:rPr>
+        <w:t xml:space="preserve"> </w:t>
+      </w:r>
+      <w:r>
+        <w:rPr>
+          <w:b/>
+          <w:bCs/>
+          <w:sz w:val="32"/>
+          <w:szCs w:val="32"/>
+        </w:rPr>
+        <w:t>(Android)</w:t>
+      </w:r>
+      <w:r>
+        <w:rPr>
+          <w:b/>
+          <w:bCs/>
+          <w:sz w:val="32"/>
+          <w:szCs w:val="32"/>
+        </w:rPr>
+        <w:t>:</w:t>
+      </w:r>
+    </w:p>
+    <w:p>
+      <w:pPr>
+        <w:jc w:val="both"/>
+        <w:rPr>
+          <w:sz w:val="32"/>
+          <w:szCs w:val="32"/>
+        </w:rPr>
+      </w:pPr>
+      <w:r>
+        <w:rPr>
+          <w:sz w:val="32"/>
+          <w:szCs w:val="32"/>
+        </w:rPr>
+        <w:t xml:space="preserve"># When we </w:t>
+      </w:r>
+      <w:r>
+        <w:rPr>
+          <w:sz w:val="32"/>
+          <w:szCs w:val="32"/>
+        </w:rPr>
+        <w:t>specify this</w:t>
       </w:r>
     </w:p>
     <w:p>
@@ -3319,181 +4824,66 @@
       <w:pPr>
         <w:jc w:val="both"/>
         <w:rPr>
-          <w:sz w:val="32"/>
-          <w:szCs w:val="32"/>
-        </w:rPr>
-      </w:pPr>
-      <w:r>
-        <w:rPr>
-          <w:sz w:val="32"/>
-          <w:szCs w:val="32"/>
-        </w:rPr>
-        <w:t xml:space="preserve"># Use this command in the </w:t>
-      </w:r>
-      <w:proofErr w:type="spellStart"/>
-      <w:r>
-        <w:rPr>
-          <w:b/>
-          <w:bCs/>
-          <w:sz w:val="32"/>
-          <w:szCs w:val="32"/>
-        </w:rPr>
-        <w:t>project</w:t>
-      </w:r>
-      <w:r>
-        <w:rPr>
-          <w:b/>
-          <w:bCs/>
-          <w:sz w:val="32"/>
-          <w:szCs w:val="32"/>
-        </w:rPr>
-        <w:t>_</w:t>
-      </w:r>
-      <w:r>
-        <w:rPr>
-          <w:b/>
-          <w:bCs/>
-          <w:sz w:val="32"/>
-          <w:szCs w:val="32"/>
-        </w:rPr>
-        <w:t>root</w:t>
-      </w:r>
-      <w:r>
-        <w:rPr>
-          <w:sz w:val="32"/>
-          <w:szCs w:val="32"/>
-        </w:rPr>
-        <w:t>’s</w:t>
-      </w:r>
-      <w:proofErr w:type="spellEnd"/>
-      <w:r>
-        <w:rPr>
-          <w:sz w:val="32"/>
-          <w:szCs w:val="32"/>
-        </w:rPr>
-        <w:t xml:space="preserve"> terminal to set the app name</w:t>
-      </w:r>
-      <w:r>
-        <w:rPr>
-          <w:sz w:val="32"/>
-          <w:szCs w:val="32"/>
-        </w:rPr>
-        <w:t xml:space="preserve"> (But we can’t add spaces in the App name in this way for that set it manually)</w:t>
-      </w:r>
-    </w:p>
-    <w:p>
-      <w:pPr>
-        <w:jc w:val="both"/>
-        <w:rPr>
-          <w:b/>
-          <w:bCs/>
-          <w:color w:val="60CAF3" w:themeColor="accent4" w:themeTint="99"/>
-          <w:sz w:val="32"/>
-          <w:szCs w:val="32"/>
-        </w:rPr>
-      </w:pPr>
-      <w:r>
-        <w:rPr>
-          <w:b/>
-          <w:bCs/>
-          <w:color w:val="60CAF3" w:themeColor="accent4" w:themeTint="99"/>
-          <w:sz w:val="32"/>
-          <w:szCs w:val="32"/>
-        </w:rPr>
-        <w:t xml:space="preserve">rename </w:t>
-      </w:r>
-      <w:proofErr w:type="spellStart"/>
-      <w:r>
-        <w:rPr>
-          <w:b/>
-          <w:bCs/>
-          <w:color w:val="60CAF3" w:themeColor="accent4" w:themeTint="99"/>
-          <w:sz w:val="32"/>
-          <w:szCs w:val="32"/>
-        </w:rPr>
-        <w:t>setAppName</w:t>
-      </w:r>
-      <w:proofErr w:type="spellEnd"/>
-      <w:r>
-        <w:rPr>
-          <w:b/>
-          <w:bCs/>
-          <w:color w:val="60CAF3" w:themeColor="accent4" w:themeTint="99"/>
-          <w:sz w:val="32"/>
-          <w:szCs w:val="32"/>
-        </w:rPr>
-        <w:t xml:space="preserve"> </w:t>
-      </w:r>
-      <w:r>
-        <w:rPr>
-          <w:b/>
-          <w:bCs/>
-          <w:color w:val="60CAF3" w:themeColor="accent4" w:themeTint="99"/>
-          <w:sz w:val="32"/>
-          <w:szCs w:val="32"/>
-        </w:rPr>
-        <w:t>“</w:t>
-      </w:r>
-      <w:proofErr w:type="spellStart"/>
-      <w:r>
-        <w:rPr>
-          <w:b/>
-          <w:bCs/>
-          <w:color w:val="60CAF3" w:themeColor="accent4" w:themeTint="99"/>
-          <w:sz w:val="32"/>
-          <w:szCs w:val="32"/>
-        </w:rPr>
-        <w:t>new_app_name</w:t>
-      </w:r>
-      <w:proofErr w:type="spellEnd"/>
-      <w:r>
-        <w:rPr>
-          <w:b/>
-          <w:bCs/>
-          <w:color w:val="60CAF3" w:themeColor="accent4" w:themeTint="99"/>
-          <w:sz w:val="32"/>
-          <w:szCs w:val="32"/>
-        </w:rPr>
-        <w:t>”</w:t>
-      </w:r>
-    </w:p>
-    <w:p>
-      <w:pPr>
-        <w:jc w:val="both"/>
-        <w:rPr>
-          <w:sz w:val="32"/>
-          <w:szCs w:val="32"/>
-        </w:rPr>
-      </w:pPr>
-    </w:p>
-    <w:p>
-      <w:pPr>
-        <w:jc w:val="both"/>
-        <w:rPr>
-          <w:sz w:val="32"/>
-          <w:szCs w:val="32"/>
-        </w:rPr>
-      </w:pPr>
-      <w:r>
-        <w:rPr>
-          <w:sz w:val="32"/>
-          <w:szCs w:val="32"/>
-        </w:rPr>
-        <w:t>Manual Way</w:t>
-      </w:r>
-      <w:r>
-        <w:rPr>
-          <w:sz w:val="32"/>
-          <w:szCs w:val="32"/>
-        </w:rPr>
-        <w:t xml:space="preserve"> for Android</w:t>
-      </w:r>
-      <w:r>
-        <w:rPr>
-          <w:sz w:val="32"/>
-          <w:szCs w:val="32"/>
-        </w:rPr>
-        <w:t>:</w:t>
+          <w:b/>
+          <w:bCs/>
+          <w:color w:val="D86DCB" w:themeColor="accent5" w:themeTint="99"/>
+          <w:sz w:val="32"/>
+          <w:szCs w:val="32"/>
+        </w:rPr>
+      </w:pPr>
+      <w:r>
+        <w:rPr>
+          <w:b/>
+          <w:bCs/>
+          <w:color w:val="D86DCB" w:themeColor="accent5" w:themeTint="99"/>
+          <w:sz w:val="32"/>
+          <w:szCs w:val="32"/>
+        </w:rPr>
+        <w:t xml:space="preserve">  </w:t>
+      </w:r>
+      <w:proofErr w:type="spellStart"/>
+      <w:r>
+        <w:rPr>
+          <w:b/>
+          <w:bCs/>
+          <w:color w:val="D86DCB" w:themeColor="accent5" w:themeTint="99"/>
+          <w:sz w:val="32"/>
+          <w:szCs w:val="32"/>
+        </w:rPr>
+        <w:t>applicationId</w:t>
+      </w:r>
+      <w:proofErr w:type="spellEnd"/>
+      <w:r>
+        <w:rPr>
+          <w:b/>
+          <w:bCs/>
+          <w:color w:val="D86DCB" w:themeColor="accent5" w:themeTint="99"/>
+          <w:sz w:val="32"/>
+          <w:szCs w:val="32"/>
+        </w:rPr>
+        <w:t xml:space="preserve"> "</w:t>
+      </w:r>
+      <w:proofErr w:type="spellStart"/>
+      <w:r>
+        <w:rPr>
+          <w:b/>
+          <w:bCs/>
+          <w:color w:val="D86DCB" w:themeColor="accent5" w:themeTint="99"/>
+          <w:sz w:val="32"/>
+          <w:szCs w:val="32"/>
+        </w:rPr>
+        <w:t>com.nazmul.todoapp</w:t>
+      </w:r>
+      <w:proofErr w:type="spellEnd"/>
+      <w:r>
+        <w:rPr>
+          <w:b/>
+          <w:bCs/>
+          <w:color w:val="D86DCB" w:themeColor="accent5" w:themeTint="99"/>
+          <w:sz w:val="32"/>
+          <w:szCs w:val="32"/>
+        </w:rPr>
+        <w:t>"</w:t>
       </w:r>
     </w:p>
     <w:p>
@@ -3516,1328 +4906,6 @@
           <w:sz w:val="32"/>
           <w:szCs w:val="32"/>
         </w:rPr>
-        <w:t>Step-1, open</w:t>
-      </w:r>
-      <w:r>
-        <w:rPr>
-          <w:b/>
-          <w:bCs/>
-          <w:sz w:val="32"/>
-          <w:szCs w:val="32"/>
-        </w:rPr>
-        <w:t xml:space="preserve"> </w:t>
-      </w:r>
-      <w:proofErr w:type="spellStart"/>
-      <w:r>
-        <w:rPr>
-          <w:b/>
-          <w:bCs/>
-          <w:sz w:val="32"/>
-          <w:szCs w:val="32"/>
-        </w:rPr>
-        <w:t>project_root</w:t>
-      </w:r>
-      <w:proofErr w:type="spellEnd"/>
-      <w:r>
-        <w:rPr>
-          <w:b/>
-          <w:bCs/>
-          <w:sz w:val="32"/>
-          <w:szCs w:val="32"/>
-        </w:rPr>
-        <w:t>/android/app/</w:t>
-      </w:r>
-      <w:proofErr w:type="spellStart"/>
-      <w:r>
-        <w:rPr>
-          <w:b/>
-          <w:bCs/>
-          <w:sz w:val="32"/>
-          <w:szCs w:val="32"/>
-        </w:rPr>
-        <w:t>build.gradle</w:t>
-      </w:r>
-      <w:proofErr w:type="spellEnd"/>
-      <w:r>
-        <w:rPr>
-          <w:sz w:val="32"/>
-          <w:szCs w:val="32"/>
-        </w:rPr>
-        <w:t xml:space="preserve"> then find:</w:t>
-      </w:r>
-    </w:p>
-    <w:p>
-      <w:pPr>
-        <w:jc w:val="both"/>
-        <w:rPr>
-          <w:b/>
-          <w:bCs/>
-          <w:color w:val="D86DCB" w:themeColor="accent5" w:themeTint="99"/>
-          <w:sz w:val="32"/>
-          <w:szCs w:val="32"/>
-        </w:rPr>
-      </w:pPr>
-      <w:r>
-        <w:rPr>
-          <w:b/>
-          <w:bCs/>
-          <w:color w:val="D86DCB" w:themeColor="accent5" w:themeTint="99"/>
-          <w:sz w:val="32"/>
-          <w:szCs w:val="32"/>
-        </w:rPr>
-        <w:t>…</w:t>
-      </w:r>
-    </w:p>
-    <w:p>
-      <w:pPr>
-        <w:jc w:val="both"/>
-        <w:rPr>
-          <w:b/>
-          <w:bCs/>
-          <w:color w:val="D86DCB" w:themeColor="accent5" w:themeTint="99"/>
-          <w:sz w:val="32"/>
-          <w:szCs w:val="32"/>
-        </w:rPr>
-      </w:pPr>
-      <w:proofErr w:type="spellStart"/>
-      <w:r>
-        <w:rPr>
-          <w:b/>
-          <w:bCs/>
-          <w:color w:val="D86DCB" w:themeColor="accent5" w:themeTint="99"/>
-          <w:sz w:val="32"/>
-          <w:szCs w:val="32"/>
-        </w:rPr>
-        <w:t>defaultConfig</w:t>
-      </w:r>
-      <w:proofErr w:type="spellEnd"/>
-      <w:r>
-        <w:rPr>
-          <w:b/>
-          <w:bCs/>
-          <w:color w:val="D86DCB" w:themeColor="accent5" w:themeTint="99"/>
-          <w:sz w:val="32"/>
-          <w:szCs w:val="32"/>
-        </w:rPr>
-        <w:t xml:space="preserve"> {</w:t>
-      </w:r>
-    </w:p>
-    <w:p>
-      <w:pPr>
-        <w:jc w:val="both"/>
-        <w:rPr>
-          <w:b/>
-          <w:bCs/>
-          <w:color w:val="D86DCB" w:themeColor="accent5" w:themeTint="99"/>
-          <w:sz w:val="32"/>
-          <w:szCs w:val="32"/>
-        </w:rPr>
-      </w:pPr>
-      <w:r>
-        <w:rPr>
-          <w:b/>
-          <w:bCs/>
-          <w:color w:val="D86DCB" w:themeColor="accent5" w:themeTint="99"/>
-          <w:sz w:val="32"/>
-          <w:szCs w:val="32"/>
-        </w:rPr>
-        <w:t xml:space="preserve">    </w:t>
-      </w:r>
-      <w:proofErr w:type="spellStart"/>
-      <w:r>
-        <w:rPr>
-          <w:b/>
-          <w:bCs/>
-          <w:color w:val="D86DCB" w:themeColor="accent5" w:themeTint="99"/>
-          <w:sz w:val="32"/>
-          <w:szCs w:val="32"/>
-        </w:rPr>
-        <w:t>applicationId</w:t>
-      </w:r>
-      <w:proofErr w:type="spellEnd"/>
-      <w:r>
-        <w:rPr>
-          <w:b/>
-          <w:bCs/>
-          <w:color w:val="D86DCB" w:themeColor="accent5" w:themeTint="99"/>
-          <w:sz w:val="32"/>
-          <w:szCs w:val="32"/>
-        </w:rPr>
-        <w:t xml:space="preserve"> "</w:t>
-      </w:r>
-      <w:proofErr w:type="spellStart"/>
-      <w:r>
-        <w:rPr>
-          <w:b/>
-          <w:bCs/>
-          <w:color w:val="D86DCB" w:themeColor="accent5" w:themeTint="99"/>
-          <w:sz w:val="32"/>
-          <w:szCs w:val="32"/>
-        </w:rPr>
-        <w:t>com.</w:t>
-      </w:r>
-      <w:proofErr w:type="gramStart"/>
-      <w:r>
-        <w:rPr>
-          <w:b/>
-          <w:bCs/>
-          <w:color w:val="D86DCB" w:themeColor="accent5" w:themeTint="99"/>
-          <w:sz w:val="32"/>
-          <w:szCs w:val="32"/>
-        </w:rPr>
-        <w:t>example.myapp</w:t>
-      </w:r>
-      <w:proofErr w:type="spellEnd"/>
-      <w:proofErr w:type="gramEnd"/>
-      <w:r>
-        <w:rPr>
-          <w:b/>
-          <w:bCs/>
-          <w:color w:val="D86DCB" w:themeColor="accent5" w:themeTint="99"/>
-          <w:sz w:val="32"/>
-          <w:szCs w:val="32"/>
-        </w:rPr>
-        <w:t>"</w:t>
-      </w:r>
-    </w:p>
-    <w:p>
-      <w:pPr>
-        <w:jc w:val="both"/>
-        <w:rPr>
-          <w:b/>
-          <w:bCs/>
-          <w:color w:val="D86DCB" w:themeColor="accent5" w:themeTint="99"/>
-          <w:sz w:val="32"/>
-          <w:szCs w:val="32"/>
-        </w:rPr>
-      </w:pPr>
-      <w:r>
-        <w:rPr>
-          <w:b/>
-          <w:bCs/>
-          <w:color w:val="D86DCB" w:themeColor="accent5" w:themeTint="99"/>
-          <w:sz w:val="32"/>
-          <w:szCs w:val="32"/>
-        </w:rPr>
-        <w:t>…</w:t>
-      </w:r>
-    </w:p>
-    <w:p>
-      <w:pPr>
-        <w:jc w:val="both"/>
-        <w:rPr>
-          <w:sz w:val="32"/>
-          <w:szCs w:val="32"/>
-        </w:rPr>
-      </w:pPr>
-      <w:r>
-        <w:rPr>
-          <w:sz w:val="32"/>
-          <w:szCs w:val="32"/>
-        </w:rPr>
-        <w:t># Change to</w:t>
-      </w:r>
-    </w:p>
-    <w:p>
-      <w:pPr>
-        <w:jc w:val="both"/>
-        <w:rPr>
-          <w:b/>
-          <w:bCs/>
-          <w:color w:val="D86DCB" w:themeColor="accent5" w:themeTint="99"/>
-          <w:sz w:val="32"/>
-          <w:szCs w:val="32"/>
-        </w:rPr>
-      </w:pPr>
-      <w:proofErr w:type="spellStart"/>
-      <w:r>
-        <w:rPr>
-          <w:b/>
-          <w:bCs/>
-          <w:color w:val="D86DCB" w:themeColor="accent5" w:themeTint="99"/>
-          <w:sz w:val="32"/>
-          <w:szCs w:val="32"/>
-        </w:rPr>
-        <w:t>defaultConfig</w:t>
-      </w:r>
-      <w:proofErr w:type="spellEnd"/>
-      <w:r>
-        <w:rPr>
-          <w:b/>
-          <w:bCs/>
-          <w:color w:val="D86DCB" w:themeColor="accent5" w:themeTint="99"/>
-          <w:sz w:val="32"/>
-          <w:szCs w:val="32"/>
-        </w:rPr>
-        <w:t xml:space="preserve"> {</w:t>
-      </w:r>
-    </w:p>
-    <w:p>
-      <w:pPr>
-        <w:jc w:val="both"/>
-        <w:rPr>
-          <w:b/>
-          <w:bCs/>
-          <w:color w:val="D86DCB" w:themeColor="accent5" w:themeTint="99"/>
-          <w:sz w:val="32"/>
-          <w:szCs w:val="32"/>
-        </w:rPr>
-      </w:pPr>
-      <w:r>
-        <w:rPr>
-          <w:b/>
-          <w:bCs/>
-          <w:color w:val="D86DCB" w:themeColor="accent5" w:themeTint="99"/>
-          <w:sz w:val="32"/>
-          <w:szCs w:val="32"/>
-        </w:rPr>
-        <w:t xml:space="preserve">    </w:t>
-      </w:r>
-      <w:proofErr w:type="spellStart"/>
-      <w:r>
-        <w:rPr>
-          <w:b/>
-          <w:bCs/>
-          <w:color w:val="D86DCB" w:themeColor="accent5" w:themeTint="99"/>
-          <w:sz w:val="32"/>
-          <w:szCs w:val="32"/>
-        </w:rPr>
-        <w:t>applicationId</w:t>
-      </w:r>
-      <w:proofErr w:type="spellEnd"/>
-      <w:r>
-        <w:rPr>
-          <w:b/>
-          <w:bCs/>
-          <w:color w:val="D86DCB" w:themeColor="accent5" w:themeTint="99"/>
-          <w:sz w:val="32"/>
-          <w:szCs w:val="32"/>
-        </w:rPr>
-        <w:t xml:space="preserve"> "</w:t>
-      </w:r>
-      <w:proofErr w:type="spellStart"/>
-      <w:proofErr w:type="gramStart"/>
-      <w:r>
-        <w:rPr>
-          <w:b/>
-          <w:bCs/>
-          <w:color w:val="D86DCB" w:themeColor="accent5" w:themeTint="99"/>
-          <w:sz w:val="32"/>
-          <w:szCs w:val="32"/>
-        </w:rPr>
-        <w:t>com.nazmul</w:t>
-      </w:r>
-      <w:proofErr w:type="gramEnd"/>
-      <w:r>
-        <w:rPr>
-          <w:b/>
-          <w:bCs/>
-          <w:color w:val="D86DCB" w:themeColor="accent5" w:themeTint="99"/>
-          <w:sz w:val="32"/>
-          <w:szCs w:val="32"/>
-        </w:rPr>
-        <w:t>.todoapp</w:t>
-      </w:r>
-      <w:proofErr w:type="spellEnd"/>
-      <w:r>
-        <w:rPr>
-          <w:b/>
-          <w:bCs/>
-          <w:color w:val="D86DCB" w:themeColor="accent5" w:themeTint="99"/>
-          <w:sz w:val="32"/>
-          <w:szCs w:val="32"/>
-        </w:rPr>
-        <w:t>"</w:t>
-      </w:r>
-    </w:p>
-    <w:p>
-      <w:pPr>
-        <w:jc w:val="both"/>
-        <w:rPr>
-          <w:sz w:val="32"/>
-          <w:szCs w:val="32"/>
-        </w:rPr>
-      </w:pPr>
-      <w:r>
-        <w:rPr>
-          <w:sz w:val="32"/>
-          <w:szCs w:val="32"/>
-        </w:rPr>
-        <w:t># This is the REAL Android App ID.</w:t>
-      </w:r>
-    </w:p>
-    <w:p>
-      <w:pPr>
-        <w:jc w:val="both"/>
-        <w:rPr>
-          <w:sz w:val="32"/>
-          <w:szCs w:val="32"/>
-        </w:rPr>
-      </w:pPr>
-    </w:p>
-    <w:p>
-      <w:pPr>
-        <w:jc w:val="both"/>
-        <w:rPr>
-          <w:sz w:val="32"/>
-          <w:szCs w:val="32"/>
-        </w:rPr>
-      </w:pPr>
-      <w:r>
-        <w:rPr>
-          <w:sz w:val="32"/>
-          <w:szCs w:val="32"/>
-        </w:rPr>
-        <w:lastRenderedPageBreak/>
-        <w:t># Step-2, change package folder structure</w:t>
-      </w:r>
-      <w:r>
-        <w:rPr>
-          <w:sz w:val="32"/>
-          <w:szCs w:val="32"/>
-        </w:rPr>
-        <w:t xml:space="preserve">. Now go to </w:t>
-      </w:r>
-      <w:r>
-        <w:rPr>
-          <w:b/>
-          <w:bCs/>
-          <w:sz w:val="32"/>
-          <w:szCs w:val="32"/>
-        </w:rPr>
-        <w:t>android/app/</w:t>
-      </w:r>
-      <w:proofErr w:type="spellStart"/>
-      <w:r>
-        <w:rPr>
-          <w:b/>
-          <w:bCs/>
-          <w:sz w:val="32"/>
-          <w:szCs w:val="32"/>
-        </w:rPr>
-        <w:t>src</w:t>
-      </w:r>
-      <w:proofErr w:type="spellEnd"/>
-      <w:r>
-        <w:rPr>
-          <w:b/>
-          <w:bCs/>
-          <w:sz w:val="32"/>
-          <w:szCs w:val="32"/>
-        </w:rPr>
-        <w:t>/main/</w:t>
-      </w:r>
-      <w:proofErr w:type="spellStart"/>
-      <w:r>
-        <w:rPr>
-          <w:b/>
-          <w:bCs/>
-          <w:sz w:val="32"/>
-          <w:szCs w:val="32"/>
-        </w:rPr>
-        <w:t>kotlin</w:t>
-      </w:r>
-      <w:proofErr w:type="spellEnd"/>
-      <w:r>
-        <w:rPr>
-          <w:b/>
-          <w:bCs/>
-          <w:sz w:val="32"/>
-          <w:szCs w:val="32"/>
-        </w:rPr>
-        <w:t>/</w:t>
-      </w:r>
-    </w:p>
-    <w:p>
-      <w:pPr>
-        <w:jc w:val="both"/>
-        <w:rPr>
-          <w:sz w:val="32"/>
-          <w:szCs w:val="32"/>
-        </w:rPr>
-      </w:pPr>
-      <w:r>
-        <w:rPr>
-          <w:sz w:val="32"/>
-          <w:szCs w:val="32"/>
-        </w:rPr>
-        <w:t># We’ll see something like:</w:t>
-      </w:r>
-    </w:p>
-    <w:p>
-      <w:pPr>
-        <w:jc w:val="both"/>
-        <w:rPr>
-          <w:b/>
-          <w:bCs/>
-          <w:sz w:val="32"/>
-          <w:szCs w:val="32"/>
-        </w:rPr>
-      </w:pPr>
-      <w:r>
-        <w:rPr>
-          <w:b/>
-          <w:bCs/>
-          <w:sz w:val="32"/>
-          <w:szCs w:val="32"/>
-        </w:rPr>
-        <w:t>com/example/</w:t>
-      </w:r>
-      <w:proofErr w:type="spellStart"/>
-      <w:r>
-        <w:rPr>
-          <w:b/>
-          <w:bCs/>
-          <w:sz w:val="32"/>
-          <w:szCs w:val="32"/>
-        </w:rPr>
-        <w:t>myapp</w:t>
-      </w:r>
-      <w:proofErr w:type="spellEnd"/>
-      <w:r>
-        <w:rPr>
-          <w:b/>
-          <w:bCs/>
-          <w:sz w:val="32"/>
-          <w:szCs w:val="32"/>
-        </w:rPr>
-        <w:t>/</w:t>
-      </w:r>
-      <w:proofErr w:type="spellStart"/>
-      <w:r>
-        <w:rPr>
-          <w:b/>
-          <w:bCs/>
-          <w:sz w:val="32"/>
-          <w:szCs w:val="32"/>
-        </w:rPr>
-        <w:t>MainActivity.kt</w:t>
-      </w:r>
-      <w:proofErr w:type="spellEnd"/>
-    </w:p>
-    <w:p>
-      <w:pPr>
-        <w:jc w:val="both"/>
-        <w:rPr>
-          <w:sz w:val="32"/>
-          <w:szCs w:val="32"/>
-        </w:rPr>
-      </w:pPr>
-      <w:r>
-        <w:rPr>
-          <w:sz w:val="32"/>
-          <w:szCs w:val="32"/>
-        </w:rPr>
-        <w:t># We must rename folders to match new package:</w:t>
-      </w:r>
-    </w:p>
-    <w:p>
-      <w:pPr>
-        <w:jc w:val="both"/>
-        <w:rPr>
-          <w:b/>
-          <w:bCs/>
-          <w:sz w:val="32"/>
-          <w:szCs w:val="32"/>
-        </w:rPr>
-      </w:pPr>
-      <w:r>
-        <w:rPr>
-          <w:b/>
-          <w:bCs/>
-          <w:sz w:val="32"/>
-          <w:szCs w:val="32"/>
-        </w:rPr>
-        <w:t>com/</w:t>
-      </w:r>
-      <w:proofErr w:type="spellStart"/>
-      <w:r>
-        <w:rPr>
-          <w:b/>
-          <w:bCs/>
-          <w:sz w:val="32"/>
-          <w:szCs w:val="32"/>
-        </w:rPr>
-        <w:t>nazmul</w:t>
-      </w:r>
-      <w:proofErr w:type="spellEnd"/>
-      <w:r>
-        <w:rPr>
-          <w:b/>
-          <w:bCs/>
-          <w:sz w:val="32"/>
-          <w:szCs w:val="32"/>
-        </w:rPr>
-        <w:t>/</w:t>
-      </w:r>
-      <w:proofErr w:type="spellStart"/>
-      <w:r>
-        <w:rPr>
-          <w:b/>
-          <w:bCs/>
-          <w:sz w:val="32"/>
-          <w:szCs w:val="32"/>
-        </w:rPr>
-        <w:t>todoapp</w:t>
-      </w:r>
-      <w:proofErr w:type="spellEnd"/>
-      <w:r>
-        <w:rPr>
-          <w:b/>
-          <w:bCs/>
-          <w:sz w:val="32"/>
-          <w:szCs w:val="32"/>
-        </w:rPr>
-        <w:t>/</w:t>
-      </w:r>
-      <w:proofErr w:type="spellStart"/>
-      <w:r>
-        <w:rPr>
-          <w:b/>
-          <w:bCs/>
-          <w:sz w:val="32"/>
-          <w:szCs w:val="32"/>
-        </w:rPr>
-        <w:t>MainActivity.kt</w:t>
-      </w:r>
-      <w:proofErr w:type="spellEnd"/>
-    </w:p>
-    <w:p>
-      <w:pPr>
-        <w:jc w:val="both"/>
-        <w:rPr>
-          <w:sz w:val="32"/>
-          <w:szCs w:val="32"/>
-        </w:rPr>
-      </w:pPr>
-      <w:r>
-        <w:rPr>
-          <w:sz w:val="32"/>
-          <w:szCs w:val="32"/>
-        </w:rPr>
-        <w:t># Right click folder</w:t>
-      </w:r>
-      <w:r>
-        <w:rPr>
-          <w:sz w:val="32"/>
-          <w:szCs w:val="32"/>
-        </w:rPr>
-        <w:t xml:space="preserve"> </w:t>
-      </w:r>
-      <w:r>
-        <w:rPr>
-          <w:sz w:val="32"/>
-          <w:szCs w:val="32"/>
-        </w:rPr>
-        <w:sym w:font="Wingdings" w:char="F0E0"/>
-      </w:r>
-      <w:r>
-        <w:rPr>
-          <w:sz w:val="32"/>
-          <w:szCs w:val="32"/>
-        </w:rPr>
-        <w:t xml:space="preserve"> R</w:t>
-      </w:r>
-      <w:r>
-        <w:rPr>
-          <w:sz w:val="32"/>
-          <w:szCs w:val="32"/>
-        </w:rPr>
-        <w:t>efactor</w:t>
-      </w:r>
-      <w:r>
-        <w:rPr>
-          <w:sz w:val="32"/>
-          <w:szCs w:val="32"/>
-        </w:rPr>
-        <w:t xml:space="preserve"> </w:t>
-      </w:r>
-      <w:r>
-        <w:rPr>
-          <w:sz w:val="32"/>
-          <w:szCs w:val="32"/>
-        </w:rPr>
-        <w:sym w:font="Wingdings" w:char="F0E0"/>
-      </w:r>
-      <w:r>
-        <w:rPr>
-          <w:sz w:val="32"/>
-          <w:szCs w:val="32"/>
-        </w:rPr>
-        <w:t xml:space="preserve"> Rename or manually create new structure and move file.</w:t>
-      </w:r>
-    </w:p>
-    <w:p>
-      <w:pPr>
-        <w:jc w:val="both"/>
-        <w:rPr>
-          <w:sz w:val="32"/>
-          <w:szCs w:val="32"/>
-        </w:rPr>
-      </w:pPr>
-    </w:p>
-    <w:p>
-      <w:pPr>
-        <w:jc w:val="both"/>
-        <w:rPr>
-          <w:sz w:val="32"/>
-          <w:szCs w:val="32"/>
-        </w:rPr>
-      </w:pPr>
-      <w:r>
-        <w:rPr>
-          <w:sz w:val="32"/>
-          <w:szCs w:val="32"/>
-        </w:rPr>
-        <w:t># Step-3,</w:t>
-      </w:r>
-      <w:r>
-        <w:rPr>
-          <w:sz w:val="32"/>
-          <w:szCs w:val="32"/>
-        </w:rPr>
-        <w:t xml:space="preserve"> update package inside </w:t>
-      </w:r>
-      <w:proofErr w:type="spellStart"/>
-      <w:r>
-        <w:rPr>
-          <w:b/>
-          <w:bCs/>
-          <w:sz w:val="32"/>
-          <w:szCs w:val="32"/>
-        </w:rPr>
-        <w:t>MainActivity.kt</w:t>
-      </w:r>
-      <w:proofErr w:type="spellEnd"/>
-    </w:p>
-    <w:p>
-      <w:pPr>
-        <w:jc w:val="both"/>
-        <w:rPr>
-          <w:sz w:val="32"/>
-          <w:szCs w:val="32"/>
-        </w:rPr>
-      </w:pPr>
-      <w:r>
-        <w:rPr>
-          <w:sz w:val="32"/>
-          <w:szCs w:val="32"/>
-        </w:rPr>
-        <w:t># Old:</w:t>
-      </w:r>
-    </w:p>
-    <w:p>
-      <w:pPr>
-        <w:jc w:val="both"/>
-        <w:rPr>
-          <w:b/>
-          <w:bCs/>
-          <w:color w:val="D86DCB" w:themeColor="accent5" w:themeTint="99"/>
-          <w:sz w:val="32"/>
-          <w:szCs w:val="32"/>
-        </w:rPr>
-      </w:pPr>
-      <w:r>
-        <w:rPr>
-          <w:b/>
-          <w:bCs/>
-          <w:color w:val="D86DCB" w:themeColor="accent5" w:themeTint="99"/>
-          <w:sz w:val="32"/>
-          <w:szCs w:val="32"/>
-        </w:rPr>
-        <w:t xml:space="preserve">package </w:t>
-      </w:r>
-      <w:proofErr w:type="spellStart"/>
-      <w:r>
-        <w:rPr>
-          <w:b/>
-          <w:bCs/>
-          <w:color w:val="D86DCB" w:themeColor="accent5" w:themeTint="99"/>
-          <w:sz w:val="32"/>
-          <w:szCs w:val="32"/>
-        </w:rPr>
-        <w:t>com.</w:t>
-      </w:r>
-      <w:proofErr w:type="gramStart"/>
-      <w:r>
-        <w:rPr>
-          <w:b/>
-          <w:bCs/>
-          <w:color w:val="D86DCB" w:themeColor="accent5" w:themeTint="99"/>
-          <w:sz w:val="32"/>
-          <w:szCs w:val="32"/>
-        </w:rPr>
-        <w:t>example.myapp</w:t>
-      </w:r>
-      <w:proofErr w:type="spellEnd"/>
-      <w:proofErr w:type="gramEnd"/>
-    </w:p>
-    <w:p>
-      <w:pPr>
-        <w:jc w:val="both"/>
-        <w:rPr>
-          <w:sz w:val="32"/>
-          <w:szCs w:val="32"/>
-        </w:rPr>
-      </w:pPr>
-      <w:r>
-        <w:rPr>
-          <w:sz w:val="32"/>
-          <w:szCs w:val="32"/>
-        </w:rPr>
-        <w:t># New:</w:t>
-      </w:r>
-    </w:p>
-    <w:p>
-      <w:pPr>
-        <w:jc w:val="both"/>
-        <w:rPr>
-          <w:b/>
-          <w:bCs/>
-          <w:color w:val="D86DCB" w:themeColor="accent5" w:themeTint="99"/>
-          <w:sz w:val="32"/>
-          <w:szCs w:val="32"/>
-        </w:rPr>
-      </w:pPr>
-      <w:r>
-        <w:rPr>
-          <w:b/>
-          <w:bCs/>
-          <w:color w:val="D86DCB" w:themeColor="accent5" w:themeTint="99"/>
-          <w:sz w:val="32"/>
-          <w:szCs w:val="32"/>
-        </w:rPr>
-        <w:t xml:space="preserve">package </w:t>
-      </w:r>
-      <w:proofErr w:type="spellStart"/>
-      <w:proofErr w:type="gramStart"/>
-      <w:r>
-        <w:rPr>
-          <w:b/>
-          <w:bCs/>
-          <w:color w:val="D86DCB" w:themeColor="accent5" w:themeTint="99"/>
-          <w:sz w:val="32"/>
-          <w:szCs w:val="32"/>
-        </w:rPr>
-        <w:t>com.nazmul</w:t>
-      </w:r>
-      <w:proofErr w:type="gramEnd"/>
-      <w:r>
-        <w:rPr>
-          <w:b/>
-          <w:bCs/>
-          <w:color w:val="D86DCB" w:themeColor="accent5" w:themeTint="99"/>
-          <w:sz w:val="32"/>
-          <w:szCs w:val="32"/>
-        </w:rPr>
-        <w:t>.todoapp</w:t>
-      </w:r>
-      <w:proofErr w:type="spellEnd"/>
-    </w:p>
-    <w:p>
-      <w:pPr>
-        <w:jc w:val="both"/>
-        <w:rPr>
-          <w:sz w:val="32"/>
-          <w:szCs w:val="32"/>
-        </w:rPr>
-      </w:pPr>
-      <w:r>
-        <w:rPr>
-          <w:sz w:val="32"/>
-          <w:szCs w:val="32"/>
-        </w:rPr>
-        <w:t xml:space="preserve"># If this doesn’t match </w:t>
-      </w:r>
-      <w:r>
-        <w:rPr>
-          <w:sz w:val="32"/>
-          <w:szCs w:val="32"/>
-        </w:rPr>
-        <w:sym w:font="Wingdings" w:char="F0E0"/>
-      </w:r>
-      <w:r>
-        <w:rPr>
-          <w:sz w:val="32"/>
-          <w:szCs w:val="32"/>
-        </w:rPr>
-        <w:t xml:space="preserve"> app will crash</w:t>
-      </w:r>
-    </w:p>
-    <w:p>
-      <w:pPr>
-        <w:jc w:val="both"/>
-        <w:rPr>
-          <w:sz w:val="32"/>
-          <w:szCs w:val="32"/>
-        </w:rPr>
-      </w:pPr>
-    </w:p>
-    <w:p>
-      <w:pPr>
-        <w:jc w:val="both"/>
-        <w:rPr>
-          <w:sz w:val="32"/>
-          <w:szCs w:val="32"/>
-        </w:rPr>
-      </w:pPr>
-      <w:r>
-        <w:rPr>
-          <w:sz w:val="32"/>
-          <w:szCs w:val="32"/>
-        </w:rPr>
-        <w:t>For iOS:</w:t>
-      </w:r>
-    </w:p>
-    <w:p>
-      <w:pPr>
-        <w:jc w:val="both"/>
-        <w:rPr>
-          <w:sz w:val="32"/>
-          <w:szCs w:val="32"/>
-        </w:rPr>
-      </w:pPr>
-      <w:r>
-        <w:rPr>
-          <w:sz w:val="32"/>
-          <w:szCs w:val="32"/>
-        </w:rPr>
-        <w:t xml:space="preserve"># </w:t>
-      </w:r>
-      <w:r>
-        <w:rPr>
-          <w:sz w:val="32"/>
-          <w:szCs w:val="32"/>
-        </w:rPr>
-        <w:t>Open in Xcode go to:</w:t>
-      </w:r>
-    </w:p>
-    <w:p>
-      <w:pPr>
-        <w:jc w:val="both"/>
-        <w:rPr>
-          <w:b/>
-          <w:bCs/>
-          <w:sz w:val="32"/>
-          <w:szCs w:val="32"/>
-        </w:rPr>
-      </w:pPr>
-      <w:proofErr w:type="spellStart"/>
-      <w:r>
-        <w:rPr>
-          <w:b/>
-          <w:bCs/>
-          <w:sz w:val="32"/>
-          <w:szCs w:val="32"/>
-        </w:rPr>
-        <w:t>ios</w:t>
-      </w:r>
-      <w:proofErr w:type="spellEnd"/>
-      <w:r>
-        <w:rPr>
-          <w:b/>
-          <w:bCs/>
-          <w:sz w:val="32"/>
-          <w:szCs w:val="32"/>
-        </w:rPr>
-        <w:t>/</w:t>
-      </w:r>
-      <w:proofErr w:type="spellStart"/>
-      <w:r>
-        <w:rPr>
-          <w:b/>
-          <w:bCs/>
-          <w:sz w:val="32"/>
-          <w:szCs w:val="32"/>
-        </w:rPr>
-        <w:t>Runner.xcworkspace</w:t>
-      </w:r>
-      <w:proofErr w:type="spellEnd"/>
-    </w:p>
-    <w:p>
-      <w:pPr>
-        <w:jc w:val="both"/>
-        <w:rPr>
-          <w:sz w:val="32"/>
-          <w:szCs w:val="32"/>
-        </w:rPr>
-      </w:pPr>
-      <w:r>
-        <w:rPr>
-          <w:sz w:val="32"/>
-          <w:szCs w:val="32"/>
-        </w:rPr>
-        <w:t># Then:</w:t>
-      </w:r>
-    </w:p>
-    <w:p>
-      <w:pPr>
-        <w:jc w:val="both"/>
-        <w:rPr>
-          <w:b/>
-          <w:bCs/>
-          <w:sz w:val="32"/>
-          <w:szCs w:val="32"/>
-        </w:rPr>
-      </w:pPr>
-      <w:r>
-        <w:rPr>
-          <w:b/>
-          <w:bCs/>
-          <w:sz w:val="32"/>
-          <w:szCs w:val="32"/>
-        </w:rPr>
-        <w:t>Runner → General → Identity → Bundle Identifier</w:t>
-      </w:r>
-    </w:p>
-    <w:p>
-      <w:pPr>
-        <w:jc w:val="both"/>
-        <w:rPr>
-          <w:sz w:val="32"/>
-          <w:szCs w:val="32"/>
-        </w:rPr>
-      </w:pPr>
-      <w:r>
-        <w:rPr>
-          <w:sz w:val="32"/>
-          <w:szCs w:val="32"/>
-        </w:rPr>
-        <w:t># Change:</w:t>
-      </w:r>
-    </w:p>
-    <w:p>
-      <w:pPr>
-        <w:jc w:val="both"/>
-        <w:rPr>
-          <w:b/>
-          <w:bCs/>
-          <w:sz w:val="32"/>
-          <w:szCs w:val="32"/>
-        </w:rPr>
-      </w:pPr>
-      <w:proofErr w:type="spellStart"/>
-      <w:r>
-        <w:rPr>
-          <w:b/>
-          <w:bCs/>
-          <w:sz w:val="32"/>
-          <w:szCs w:val="32"/>
-        </w:rPr>
-        <w:t>com.</w:t>
-      </w:r>
-      <w:proofErr w:type="gramStart"/>
-      <w:r>
-        <w:rPr>
-          <w:b/>
-          <w:bCs/>
-          <w:sz w:val="32"/>
-          <w:szCs w:val="32"/>
-        </w:rPr>
-        <w:t>example.myapp</w:t>
-      </w:r>
-      <w:proofErr w:type="spellEnd"/>
-      <w:proofErr w:type="gramEnd"/>
-    </w:p>
-    <w:p>
-      <w:pPr>
-        <w:jc w:val="both"/>
-        <w:rPr>
-          <w:sz w:val="32"/>
-          <w:szCs w:val="32"/>
-        </w:rPr>
-      </w:pPr>
-      <w:r>
-        <w:rPr>
-          <w:sz w:val="32"/>
-          <w:szCs w:val="32"/>
-        </w:rPr>
-        <w:lastRenderedPageBreak/>
-        <w:t># T</w:t>
-      </w:r>
-      <w:r>
-        <w:rPr>
-          <w:sz w:val="32"/>
-          <w:szCs w:val="32"/>
-        </w:rPr>
-        <w:t>o:</w:t>
-      </w:r>
-    </w:p>
-    <w:p>
-      <w:pPr>
-        <w:jc w:val="both"/>
-        <w:rPr>
-          <w:b/>
-          <w:bCs/>
-          <w:sz w:val="32"/>
-          <w:szCs w:val="32"/>
-        </w:rPr>
-      </w:pPr>
-      <w:proofErr w:type="spellStart"/>
-      <w:proofErr w:type="gramStart"/>
-      <w:r>
-        <w:rPr>
-          <w:b/>
-          <w:bCs/>
-          <w:sz w:val="32"/>
-          <w:szCs w:val="32"/>
-        </w:rPr>
-        <w:t>com.nazmul</w:t>
-      </w:r>
-      <w:proofErr w:type="gramEnd"/>
-      <w:r>
-        <w:rPr>
-          <w:b/>
-          <w:bCs/>
-          <w:sz w:val="32"/>
-          <w:szCs w:val="32"/>
-        </w:rPr>
-        <w:t>.todoapp</w:t>
-      </w:r>
-      <w:proofErr w:type="spellEnd"/>
-    </w:p>
-    <w:p>
-      <w:pPr>
-        <w:jc w:val="both"/>
-        <w:rPr>
-          <w:sz w:val="32"/>
-          <w:szCs w:val="32"/>
-        </w:rPr>
-      </w:pPr>
-      <w:r>
-        <w:rPr>
-          <w:sz w:val="32"/>
-          <w:szCs w:val="32"/>
-        </w:rPr>
-        <w:t xml:space="preserve"># </w:t>
-      </w:r>
-      <w:r>
-        <w:rPr>
-          <w:sz w:val="32"/>
-          <w:szCs w:val="32"/>
-        </w:rPr>
-        <w:t>That’s it for iOS.</w:t>
-      </w:r>
-    </w:p>
-    <w:p>
-      <w:pPr>
-        <w:jc w:val="both"/>
-        <w:rPr>
-          <w:sz w:val="32"/>
-          <w:szCs w:val="32"/>
-        </w:rPr>
-      </w:pPr>
-    </w:p>
-    <w:p>
-      <w:pPr>
-        <w:jc w:val="both"/>
-        <w:rPr>
-          <w:sz w:val="32"/>
-          <w:szCs w:val="32"/>
-        </w:rPr>
-      </w:pPr>
-    </w:p>
-    <w:p>
-      <w:pPr>
-        <w:jc w:val="both"/>
-        <w:rPr>
-          <w:b/>
-          <w:bCs/>
-          <w:sz w:val="32"/>
-          <w:szCs w:val="32"/>
-        </w:rPr>
-      </w:pPr>
-      <w:r>
-        <w:rPr>
-          <w:b/>
-          <w:bCs/>
-          <w:sz w:val="32"/>
-          <w:szCs w:val="32"/>
-        </w:rPr>
-        <w:t xml:space="preserve">More on </w:t>
-      </w:r>
-      <w:proofErr w:type="spellStart"/>
-      <w:r>
-        <w:rPr>
-          <w:b/>
-          <w:bCs/>
-          <w:sz w:val="32"/>
-          <w:szCs w:val="32"/>
-        </w:rPr>
-        <w:t>applicationId</w:t>
-      </w:r>
-      <w:proofErr w:type="spellEnd"/>
-      <w:r>
-        <w:rPr>
-          <w:b/>
-          <w:bCs/>
-          <w:sz w:val="32"/>
-          <w:szCs w:val="32"/>
-        </w:rPr>
-        <w:t xml:space="preserve"> </w:t>
-      </w:r>
-      <w:r>
-        <w:rPr>
-          <w:b/>
-          <w:bCs/>
-          <w:sz w:val="32"/>
-          <w:szCs w:val="32"/>
-        </w:rPr>
-        <w:t>(Android)</w:t>
-      </w:r>
-      <w:r>
-        <w:rPr>
-          <w:b/>
-          <w:bCs/>
-          <w:sz w:val="32"/>
-          <w:szCs w:val="32"/>
-        </w:rPr>
-        <w:t>:</w:t>
-      </w:r>
-    </w:p>
-    <w:p>
-      <w:pPr>
-        <w:jc w:val="both"/>
-        <w:rPr>
-          <w:sz w:val="32"/>
-          <w:szCs w:val="32"/>
-        </w:rPr>
-      </w:pPr>
-      <w:r>
-        <w:rPr>
-          <w:sz w:val="32"/>
-          <w:szCs w:val="32"/>
-        </w:rPr>
-        <w:t xml:space="preserve"># When we </w:t>
-      </w:r>
-      <w:r>
-        <w:rPr>
-          <w:sz w:val="32"/>
-          <w:szCs w:val="32"/>
-        </w:rPr>
-        <w:t>specify this</w:t>
-      </w:r>
-    </w:p>
-    <w:p>
-      <w:pPr>
-        <w:jc w:val="both"/>
-        <w:rPr>
-          <w:b/>
-          <w:bCs/>
-          <w:color w:val="D86DCB" w:themeColor="accent5" w:themeTint="99"/>
-          <w:sz w:val="32"/>
-          <w:szCs w:val="32"/>
-        </w:rPr>
-      </w:pPr>
-      <w:r>
-        <w:rPr>
-          <w:b/>
-          <w:bCs/>
-          <w:color w:val="D86DCB" w:themeColor="accent5" w:themeTint="99"/>
-          <w:sz w:val="32"/>
-          <w:szCs w:val="32"/>
-        </w:rPr>
-        <w:t>…</w:t>
-      </w:r>
-    </w:p>
-    <w:p>
-      <w:pPr>
-        <w:jc w:val="both"/>
-        <w:rPr>
-          <w:b/>
-          <w:bCs/>
-          <w:color w:val="D86DCB" w:themeColor="accent5" w:themeTint="99"/>
-          <w:sz w:val="32"/>
-          <w:szCs w:val="32"/>
-        </w:rPr>
-      </w:pPr>
-      <w:r>
-        <w:rPr>
-          <w:b/>
-          <w:bCs/>
-          <w:color w:val="D86DCB" w:themeColor="accent5" w:themeTint="99"/>
-          <w:sz w:val="32"/>
-          <w:szCs w:val="32"/>
-        </w:rPr>
-        <w:t xml:space="preserve">  </w:t>
-      </w:r>
-      <w:proofErr w:type="spellStart"/>
-      <w:r>
-        <w:rPr>
-          <w:b/>
-          <w:bCs/>
-          <w:color w:val="D86DCB" w:themeColor="accent5" w:themeTint="99"/>
-          <w:sz w:val="32"/>
-          <w:szCs w:val="32"/>
-        </w:rPr>
-        <w:t>applicationId</w:t>
-      </w:r>
-      <w:proofErr w:type="spellEnd"/>
-      <w:r>
-        <w:rPr>
-          <w:b/>
-          <w:bCs/>
-          <w:color w:val="D86DCB" w:themeColor="accent5" w:themeTint="99"/>
-          <w:sz w:val="32"/>
-          <w:szCs w:val="32"/>
-        </w:rPr>
-        <w:t xml:space="preserve"> "</w:t>
-      </w:r>
-      <w:proofErr w:type="spellStart"/>
-      <w:proofErr w:type="gramStart"/>
-      <w:r>
-        <w:rPr>
-          <w:b/>
-          <w:bCs/>
-          <w:color w:val="D86DCB" w:themeColor="accent5" w:themeTint="99"/>
-          <w:sz w:val="32"/>
-          <w:szCs w:val="32"/>
-        </w:rPr>
-        <w:t>com.nazmul</w:t>
-      </w:r>
-      <w:proofErr w:type="gramEnd"/>
-      <w:r>
-        <w:rPr>
-          <w:b/>
-          <w:bCs/>
-          <w:color w:val="D86DCB" w:themeColor="accent5" w:themeTint="99"/>
-          <w:sz w:val="32"/>
-          <w:szCs w:val="32"/>
-        </w:rPr>
-        <w:t>.todoapp</w:t>
-      </w:r>
-      <w:proofErr w:type="spellEnd"/>
-      <w:r>
-        <w:rPr>
-          <w:b/>
-          <w:bCs/>
-          <w:color w:val="D86DCB" w:themeColor="accent5" w:themeTint="99"/>
-          <w:sz w:val="32"/>
-          <w:szCs w:val="32"/>
-        </w:rPr>
-        <w:t>"</w:t>
-      </w:r>
-    </w:p>
-    <w:p>
-      <w:pPr>
-        <w:jc w:val="both"/>
-        <w:rPr>
-          <w:sz w:val="32"/>
-          <w:szCs w:val="32"/>
-        </w:rPr>
-      </w:pPr>
-      <w:r>
-        <w:rPr>
-          <w:sz w:val="32"/>
-          <w:szCs w:val="32"/>
-        </w:rPr>
-        <w:t xml:space="preserve"># </w:t>
-      </w:r>
-      <w:r>
-        <w:rPr>
-          <w:sz w:val="32"/>
-          <w:szCs w:val="32"/>
-        </w:rPr>
         <w:t>A</w:t>
       </w:r>
       <w:r>
@@ -4871,25 +4939,14 @@
         <w:t xml:space="preserve"> to use </w:t>
       </w:r>
       <w:proofErr w:type="spellStart"/>
-      <w:proofErr w:type="gramStart"/>
-      <w:r>
-        <w:rPr>
-          <w:b/>
-          <w:bCs/>
-          <w:sz w:val="32"/>
-          <w:szCs w:val="32"/>
-        </w:rPr>
-        <w:t>com.nazmul</w:t>
-      </w:r>
-      <w:proofErr w:type="gramEnd"/>
-      <w:r>
-        <w:rPr>
-          <w:b/>
-          <w:bCs/>
-          <w:sz w:val="32"/>
-          <w:szCs w:val="32"/>
-        </w:rPr>
-        <w:t>.todoapp</w:t>
+      <w:r>
+        <w:rPr>
+          <w:b/>
+          <w:bCs/>
+          <w:sz w:val="32"/>
+          <w:szCs w:val="32"/>
+        </w:rPr>
+        <w:t>com.nazmul.todoapp</w:t>
       </w:r>
       <w:proofErr w:type="spellEnd"/>
     </w:p>
@@ -4904,7 +4961,6 @@
         </w:rPr>
       </w:pPr>
       <w:proofErr w:type="spellStart"/>
-      <w:proofErr w:type="gramStart"/>
       <w:r>
         <w:rPr>
           <w:b/>
@@ -4912,904 +4968,785 @@
           <w:sz w:val="28"/>
           <w:szCs w:val="28"/>
         </w:rPr>
-        <w:t>com.nazmul</w:t>
-      </w:r>
-      <w:proofErr w:type="gramEnd"/>
-      <w:r>
+        <w:t>com.nazmul.todoapp</w:t>
+      </w:r>
+      <w:proofErr w:type="spellEnd"/>
+    </w:p>
+    <w:p>
+      <w:pPr>
+        <w:jc w:val="both"/>
         <w:rPr>
           <w:b/>
           <w:bCs/>
           <w:sz w:val="28"/>
           <w:szCs w:val="28"/>
         </w:rPr>
-        <w:t>.todoapp</w:t>
-      </w:r>
-      <w:proofErr w:type="spellEnd"/>
-    </w:p>
-    <w:p>
-      <w:pPr>
-        <w:jc w:val="both"/>
+      </w:pPr>
+      <w:r>
         <w:rPr>
           <w:b/>
           <w:bCs/>
           <w:sz w:val="28"/>
           <w:szCs w:val="28"/>
         </w:rPr>
-      </w:pPr>
-      <w:r>
+        <w:t>│   │      │</w:t>
+      </w:r>
+    </w:p>
+    <w:p>
+      <w:pPr>
+        <w:jc w:val="both"/>
         <w:rPr>
           <w:b/>
           <w:bCs/>
           <w:sz w:val="28"/>
           <w:szCs w:val="28"/>
         </w:rPr>
-        <w:t>│   │      │</w:t>
-      </w:r>
-    </w:p>
-    <w:p>
-      <w:pPr>
-        <w:jc w:val="both"/>
+      </w:pPr>
+      <w:r>
         <w:rPr>
           <w:b/>
           <w:bCs/>
           <w:sz w:val="28"/>
           <w:szCs w:val="28"/>
         </w:rPr>
-      </w:pPr>
-      <w:r>
+        <w:t>│   │      └── app name</w:t>
+      </w:r>
+    </w:p>
+    <w:p>
+      <w:pPr>
+        <w:jc w:val="both"/>
         <w:rPr>
           <w:b/>
           <w:bCs/>
           <w:sz w:val="28"/>
           <w:szCs w:val="28"/>
         </w:rPr>
-        <w:t>│   │      └── app name</w:t>
-      </w:r>
-    </w:p>
-    <w:p>
-      <w:pPr>
-        <w:jc w:val="both"/>
+      </w:pPr>
+      <w:r>
         <w:rPr>
           <w:b/>
           <w:bCs/>
           <w:sz w:val="28"/>
           <w:szCs w:val="28"/>
         </w:rPr>
-      </w:pPr>
-      <w:r>
+        <w:t>│   └───────── organization/developer</w:t>
+      </w:r>
+    </w:p>
+    <w:p>
+      <w:pPr>
+        <w:jc w:val="both"/>
         <w:rPr>
           <w:b/>
           <w:bCs/>
           <w:sz w:val="28"/>
           <w:szCs w:val="28"/>
         </w:rPr>
-        <w:t>│   └───────── organization/developer</w:t>
-      </w:r>
-    </w:p>
-    <w:p>
-      <w:pPr>
-        <w:jc w:val="both"/>
+      </w:pPr>
+      <w:r>
         <w:rPr>
           <w:b/>
           <w:bCs/>
           <w:sz w:val="28"/>
           <w:szCs w:val="28"/>
         </w:rPr>
-      </w:pPr>
-      <w:r>
+        <w:t>└───────────── top-level domain</w:t>
+      </w:r>
+    </w:p>
+    <w:p>
+      <w:pPr>
+        <w:jc w:val="both"/>
+        <w:rPr>
+          <w:sz w:val="32"/>
+          <w:szCs w:val="32"/>
+        </w:rPr>
+      </w:pPr>
+      <w:r>
+        <w:rPr>
+          <w:sz w:val="32"/>
+          <w:szCs w:val="32"/>
+        </w:rPr>
+        <w:lastRenderedPageBreak/>
+        <w:t xml:space="preserve"># We could technically use </w:t>
+      </w:r>
+      <w:proofErr w:type="spellStart"/>
+      <w:r>
+        <w:rPr>
+          <w:b/>
+          <w:bCs/>
+          <w:sz w:val="32"/>
+          <w:szCs w:val="32"/>
+        </w:rPr>
+        <w:t>com.namzul.todoapp</w:t>
+      </w:r>
+      <w:proofErr w:type="spellEnd"/>
+      <w:r>
+        <w:rPr>
+          <w:sz w:val="32"/>
+          <w:szCs w:val="32"/>
+        </w:rPr>
+        <w:t xml:space="preserve"> without owning </w:t>
+      </w:r>
+      <w:r>
+        <w:rPr>
+          <w:b/>
+          <w:bCs/>
+          <w:sz w:val="32"/>
+          <w:szCs w:val="32"/>
+        </w:rPr>
+        <w:t>nazmul.com</w:t>
+      </w:r>
+      <w:r>
+        <w:rPr>
+          <w:sz w:val="32"/>
+          <w:szCs w:val="32"/>
+        </w:rPr>
+        <w:t>. The reason Android recommends reverse-domain is simply to make collisions unlikely</w:t>
+      </w:r>
+    </w:p>
+    <w:p>
+      <w:pPr>
+        <w:jc w:val="both"/>
+        <w:rPr>
+          <w:sz w:val="32"/>
+          <w:szCs w:val="32"/>
+        </w:rPr>
+      </w:pPr>
+    </w:p>
+    <w:p>
+      <w:pPr>
+        <w:jc w:val="both"/>
+        <w:rPr>
+          <w:sz w:val="32"/>
+          <w:szCs w:val="32"/>
+        </w:rPr>
+      </w:pPr>
+      <w:r>
+        <w:rPr>
+          <w:sz w:val="32"/>
+          <w:szCs w:val="32"/>
+        </w:rPr>
+        <w:t xml:space="preserve">Things to Consider before choosing an </w:t>
+      </w:r>
+      <w:proofErr w:type="spellStart"/>
+      <w:r>
+        <w:rPr>
+          <w:sz w:val="32"/>
+          <w:szCs w:val="32"/>
+        </w:rPr>
+        <w:t>applicationId</w:t>
+      </w:r>
+      <w:proofErr w:type="spellEnd"/>
+      <w:r>
+        <w:rPr>
+          <w:sz w:val="32"/>
+          <w:szCs w:val="32"/>
+        </w:rPr>
+        <w:t>:</w:t>
+      </w:r>
+    </w:p>
+    <w:p>
+      <w:pPr>
+        <w:jc w:val="both"/>
+        <w:rPr>
+          <w:sz w:val="32"/>
+          <w:szCs w:val="32"/>
+        </w:rPr>
+      </w:pPr>
+      <w:r>
+        <w:rPr>
+          <w:sz w:val="32"/>
+          <w:szCs w:val="32"/>
+        </w:rPr>
+        <w:t># D</w:t>
+      </w:r>
+      <w:r>
+        <w:rPr>
+          <w:sz w:val="32"/>
+          <w:szCs w:val="32"/>
+        </w:rPr>
+        <w:t>on't casually start with:</w:t>
+      </w:r>
+    </w:p>
+    <w:p>
+      <w:pPr>
+        <w:jc w:val="both"/>
+        <w:rPr>
+          <w:b/>
+          <w:bCs/>
+          <w:sz w:val="32"/>
+          <w:szCs w:val="32"/>
+        </w:rPr>
+      </w:pPr>
+      <w:proofErr w:type="spellStart"/>
+      <w:r>
+        <w:rPr>
+          <w:b/>
+          <w:bCs/>
+          <w:sz w:val="32"/>
+          <w:szCs w:val="32"/>
+        </w:rPr>
+        <w:t>com.example.todoapp</w:t>
+      </w:r>
+      <w:proofErr w:type="spellEnd"/>
+    </w:p>
+    <w:p>
+      <w:pPr>
+        <w:jc w:val="both"/>
+        <w:rPr>
+          <w:sz w:val="32"/>
+          <w:szCs w:val="32"/>
+        </w:rPr>
+      </w:pPr>
+      <w:r>
+        <w:rPr>
+          <w:sz w:val="32"/>
+          <w:szCs w:val="32"/>
+        </w:rPr>
+        <w:t># A</w:t>
+      </w:r>
+      <w:r>
+        <w:rPr>
+          <w:sz w:val="32"/>
+          <w:szCs w:val="32"/>
+        </w:rPr>
+        <w:t>nd later change it to:</w:t>
+      </w:r>
+    </w:p>
+    <w:p>
+      <w:pPr>
+        <w:jc w:val="both"/>
+        <w:rPr>
+          <w:b/>
+          <w:bCs/>
+          <w:sz w:val="32"/>
+          <w:szCs w:val="32"/>
+        </w:rPr>
+      </w:pPr>
+      <w:proofErr w:type="spellStart"/>
+      <w:r>
+        <w:rPr>
+          <w:b/>
+          <w:bCs/>
+          <w:sz w:val="32"/>
+          <w:szCs w:val="32"/>
+        </w:rPr>
+        <w:t>com.nazmul.todoapp</w:t>
+      </w:r>
+      <w:proofErr w:type="spellEnd"/>
+    </w:p>
+    <w:p>
+      <w:pPr>
+        <w:jc w:val="both"/>
+        <w:rPr>
+          <w:sz w:val="32"/>
+          <w:szCs w:val="32"/>
+        </w:rPr>
+      </w:pPr>
+      <w:r>
+        <w:rPr>
+          <w:sz w:val="32"/>
+          <w:szCs w:val="32"/>
+        </w:rPr>
+        <w:t># Because a</w:t>
+      </w:r>
+      <w:r>
+        <w:rPr>
+          <w:sz w:val="32"/>
+          <w:szCs w:val="32"/>
+        </w:rPr>
+        <w:t>fter publishing.</w:t>
+      </w:r>
+      <w:r>
+        <w:rPr>
+          <w:sz w:val="32"/>
+          <w:szCs w:val="32"/>
+        </w:rPr>
+        <w:t xml:space="preserve"> </w:t>
+      </w:r>
+      <w:r>
+        <w:rPr>
+          <w:sz w:val="32"/>
+          <w:szCs w:val="32"/>
+        </w:rPr>
+        <w:t>The Play Store considers them different applications.</w:t>
+      </w:r>
+      <w:r>
+        <w:rPr>
+          <w:sz w:val="32"/>
+          <w:szCs w:val="32"/>
+        </w:rPr>
+        <w:t xml:space="preserve"> D</w:t>
+      </w:r>
+      <w:r>
+        <w:rPr>
+          <w:sz w:val="32"/>
+          <w:szCs w:val="32"/>
+        </w:rPr>
+        <w:t>ecid</w:t>
+      </w:r>
+      <w:r>
+        <w:rPr>
+          <w:sz w:val="32"/>
+          <w:szCs w:val="32"/>
+        </w:rPr>
+        <w:t>e</w:t>
+      </w:r>
+      <w:r>
+        <w:rPr>
+          <w:sz w:val="32"/>
+          <w:szCs w:val="32"/>
+        </w:rPr>
+        <w:t xml:space="preserve"> on</w:t>
+      </w:r>
+      <w:r>
+        <w:rPr>
+          <w:sz w:val="32"/>
+          <w:szCs w:val="32"/>
+        </w:rPr>
+        <w:t xml:space="preserve"> it using this format</w:t>
+      </w:r>
+    </w:p>
+    <w:p>
+      <w:pPr>
+        <w:jc w:val="both"/>
+        <w:rPr>
+          <w:b/>
+          <w:bCs/>
+          <w:sz w:val="32"/>
+          <w:szCs w:val="32"/>
+        </w:rPr>
+      </w:pPr>
+      <w:r>
+        <w:rPr>
+          <w:b/>
+          <w:bCs/>
+          <w:sz w:val="32"/>
+          <w:szCs w:val="32"/>
+        </w:rPr>
+        <w:t>com.&lt;our-organization-or-brand&gt;.&lt;app&gt;</w:t>
+      </w:r>
+    </w:p>
+    <w:p>
+      <w:pPr>
+        <w:jc w:val="both"/>
+        <w:rPr>
+          <w:sz w:val="32"/>
+          <w:szCs w:val="32"/>
+        </w:rPr>
+      </w:pPr>
+      <w:r>
+        <w:rPr>
+          <w:sz w:val="32"/>
+          <w:szCs w:val="32"/>
+        </w:rPr>
+        <w:t xml:space="preserve"># </w:t>
+      </w:r>
+      <w:r>
+        <w:rPr>
+          <w:sz w:val="32"/>
+          <w:szCs w:val="32"/>
+        </w:rPr>
+        <w:t>For example:</w:t>
+      </w:r>
+    </w:p>
+    <w:p>
+      <w:pPr>
+        <w:jc w:val="both"/>
+        <w:rPr>
+          <w:b/>
+          <w:bCs/>
+          <w:sz w:val="32"/>
+          <w:szCs w:val="32"/>
+        </w:rPr>
+      </w:pPr>
+      <w:proofErr w:type="spellStart"/>
+      <w:r>
+        <w:rPr>
+          <w:b/>
+          <w:bCs/>
+          <w:sz w:val="32"/>
+          <w:szCs w:val="32"/>
+        </w:rPr>
+        <w:t>com.nazmul.todoapp</w:t>
+      </w:r>
+      <w:proofErr w:type="spellEnd"/>
+    </w:p>
+    <w:p>
+      <w:pPr>
+        <w:jc w:val="both"/>
+        <w:rPr>
+          <w:b/>
+          <w:bCs/>
+          <w:sz w:val="32"/>
+          <w:szCs w:val="32"/>
+        </w:rPr>
+      </w:pPr>
+      <w:proofErr w:type="spellStart"/>
+      <w:r>
+        <w:rPr>
+          <w:b/>
+          <w:bCs/>
+          <w:sz w:val="32"/>
+          <w:szCs w:val="32"/>
+        </w:rPr>
+        <w:t>com.nazmul.movieapp</w:t>
+      </w:r>
+      <w:proofErr w:type="spellEnd"/>
+    </w:p>
+    <w:p>
+      <w:pPr>
+        <w:jc w:val="both"/>
+        <w:rPr>
+          <w:b/>
+          <w:bCs/>
+          <w:sz w:val="32"/>
+          <w:szCs w:val="32"/>
+        </w:rPr>
+      </w:pPr>
+      <w:proofErr w:type="spellStart"/>
+      <w:r>
+        <w:rPr>
+          <w:b/>
+          <w:bCs/>
+          <w:sz w:val="32"/>
+          <w:szCs w:val="32"/>
+        </w:rPr>
+        <w:t>com.nazmul.weatherapp</w:t>
+      </w:r>
+      <w:proofErr w:type="spellEnd"/>
+    </w:p>
+    <w:p>
+      <w:pPr>
+        <w:jc w:val="both"/>
+        <w:rPr>
+          <w:sz w:val="32"/>
+          <w:szCs w:val="32"/>
+        </w:rPr>
+      </w:pPr>
+      <w:r>
+        <w:rPr>
+          <w:sz w:val="32"/>
+          <w:szCs w:val="32"/>
+        </w:rPr>
+        <w:t xml:space="preserve"># </w:t>
+      </w:r>
+      <w:r>
+        <w:rPr>
+          <w:sz w:val="32"/>
+          <w:szCs w:val="32"/>
+        </w:rPr>
+        <w:t xml:space="preserve">If </w:t>
+      </w:r>
+      <w:r>
+        <w:rPr>
+          <w:sz w:val="32"/>
+          <w:szCs w:val="32"/>
+        </w:rPr>
+        <w:t>we</w:t>
+      </w:r>
+      <w:r>
+        <w:rPr>
+          <w:sz w:val="32"/>
+          <w:szCs w:val="32"/>
+        </w:rPr>
+        <w:t>'re building apps professionally, an even better long-term approach is to have a consistent namespace representing our brand/company:</w:t>
+      </w:r>
+    </w:p>
+    <w:p>
+      <w:pPr>
+        <w:jc w:val="both"/>
+        <w:rPr>
+          <w:b/>
+          <w:bCs/>
+          <w:sz w:val="32"/>
+          <w:szCs w:val="32"/>
+        </w:rPr>
+      </w:pPr>
+      <w:proofErr w:type="spellStart"/>
+      <w:r>
+        <w:rPr>
+          <w:b/>
+          <w:bCs/>
+          <w:sz w:val="32"/>
+          <w:szCs w:val="32"/>
+        </w:rPr>
+        <w:t>com.nazmul.todo</w:t>
+      </w:r>
+      <w:proofErr w:type="spellEnd"/>
+    </w:p>
+    <w:p>
+      <w:pPr>
+        <w:jc w:val="both"/>
+        <w:rPr>
+          <w:b/>
+          <w:bCs/>
+          <w:sz w:val="32"/>
+          <w:szCs w:val="32"/>
+        </w:rPr>
+      </w:pPr>
+      <w:proofErr w:type="spellStart"/>
+      <w:r>
+        <w:rPr>
+          <w:b/>
+          <w:bCs/>
+          <w:sz w:val="32"/>
+          <w:szCs w:val="32"/>
+        </w:rPr>
+        <w:t>com.nazmul.movies</w:t>
+      </w:r>
+      <w:proofErr w:type="spellEnd"/>
+    </w:p>
+    <w:p>
+      <w:pPr>
+        <w:jc w:val="both"/>
+        <w:rPr>
+          <w:b/>
+          <w:bCs/>
+          <w:sz w:val="32"/>
+          <w:szCs w:val="32"/>
+        </w:rPr>
+      </w:pPr>
+      <w:proofErr w:type="spellStart"/>
+      <w:r>
+        <w:rPr>
+          <w:b/>
+          <w:bCs/>
+          <w:sz w:val="32"/>
+          <w:szCs w:val="32"/>
+        </w:rPr>
+        <w:t>com.nazmul.weather</w:t>
+      </w:r>
+      <w:proofErr w:type="spellEnd"/>
+    </w:p>
+    <w:p>
+      <w:pPr>
+        <w:jc w:val="both"/>
+        <w:rPr>
+          <w:sz w:val="32"/>
+          <w:szCs w:val="32"/>
+        </w:rPr>
+      </w:pPr>
+      <w:r>
+        <w:rPr>
+          <w:sz w:val="32"/>
+          <w:szCs w:val="32"/>
+        </w:rPr>
+        <w:t># T</w:t>
+      </w:r>
+      <w:r>
+        <w:rPr>
+          <w:sz w:val="32"/>
+          <w:szCs w:val="32"/>
+        </w:rPr>
+        <w:t>he key is choos</w:t>
+      </w:r>
+      <w:r>
+        <w:rPr>
+          <w:sz w:val="32"/>
+          <w:szCs w:val="32"/>
+        </w:rPr>
+        <w:t>ing</w:t>
+      </w:r>
+      <w:r>
+        <w:rPr>
+          <w:sz w:val="32"/>
+          <w:szCs w:val="32"/>
+        </w:rPr>
+        <w:t xml:space="preserve"> something </w:t>
+      </w:r>
+      <w:r>
+        <w:rPr>
+          <w:sz w:val="32"/>
+          <w:szCs w:val="32"/>
+        </w:rPr>
+        <w:t>we</w:t>
+      </w:r>
+      <w:r>
+        <w:rPr>
+          <w:sz w:val="32"/>
+          <w:szCs w:val="32"/>
+        </w:rPr>
+        <w:t xml:space="preserve"> can live with long-term.</w:t>
+      </w:r>
+      <w:r>
+        <w:rPr>
+          <w:sz w:val="32"/>
+          <w:szCs w:val="32"/>
+        </w:rPr>
+        <w:t xml:space="preserve"> DEDIDE</w:t>
+      </w:r>
+      <w:r>
+        <w:rPr>
+          <w:sz w:val="32"/>
+          <w:szCs w:val="32"/>
+        </w:rPr>
+        <w:t xml:space="preserve"> our Application ID before publishing</w:t>
+      </w:r>
+    </w:p>
+    <w:p>
+      <w:pPr>
+        <w:jc w:val="both"/>
+        <w:rPr>
+          <w:sz w:val="32"/>
+          <w:szCs w:val="32"/>
+        </w:rPr>
+      </w:pPr>
+    </w:p>
+    <w:p>
+      <w:pPr>
+        <w:jc w:val="both"/>
+        <w:rPr>
+          <w:sz w:val="32"/>
+          <w:szCs w:val="32"/>
+        </w:rPr>
+      </w:pPr>
+      <w:r>
+        <w:rPr>
+          <w:sz w:val="32"/>
+          <w:szCs w:val="32"/>
+        </w:rPr>
+        <w:t>The Mental Model:</w:t>
+      </w:r>
+    </w:p>
+    <w:p>
+      <w:pPr>
+        <w:jc w:val="both"/>
+        <w:rPr>
+          <w:sz w:val="32"/>
+          <w:szCs w:val="32"/>
+        </w:rPr>
+      </w:pPr>
+      <w:r>
+        <w:rPr>
+          <w:sz w:val="32"/>
+          <w:szCs w:val="32"/>
+        </w:rPr>
+        <w:t># And the relation with App Links:</w:t>
+      </w:r>
+    </w:p>
+    <w:p>
+      <w:pPr>
+        <w:jc w:val="both"/>
         <w:rPr>
           <w:b/>
           <w:bCs/>
           <w:sz w:val="28"/>
           <w:szCs w:val="28"/>
         </w:rPr>
-        <w:t>└───────────── top-level domain</w:t>
-      </w:r>
-    </w:p>
-    <w:p>
-      <w:pPr>
-        <w:jc w:val="both"/>
-        <w:rPr>
-          <w:sz w:val="32"/>
-          <w:szCs w:val="32"/>
-        </w:rPr>
-      </w:pPr>
-      <w:r>
-        <w:rPr>
-          <w:sz w:val="32"/>
-          <w:szCs w:val="32"/>
-        </w:rPr>
-        <w:t xml:space="preserve"># We could technically use </w:t>
-      </w:r>
-      <w:proofErr w:type="spellStart"/>
-      <w:proofErr w:type="gramStart"/>
-      <w:r>
-        <w:rPr>
-          <w:b/>
-          <w:bCs/>
-          <w:sz w:val="32"/>
-          <w:szCs w:val="32"/>
-        </w:rPr>
-        <w:t>com.namzul</w:t>
-      </w:r>
-      <w:proofErr w:type="gramEnd"/>
-      <w:r>
-        <w:rPr>
-          <w:b/>
-          <w:bCs/>
-          <w:sz w:val="32"/>
-          <w:szCs w:val="32"/>
-        </w:rPr>
-        <w:t>.todoapp</w:t>
-      </w:r>
-      <w:proofErr w:type="spellEnd"/>
-      <w:r>
-        <w:rPr>
-          <w:sz w:val="32"/>
-          <w:szCs w:val="32"/>
-        </w:rPr>
-        <w:t xml:space="preserve"> without owning </w:t>
-      </w:r>
-      <w:r>
-        <w:rPr>
-          <w:b/>
-          <w:bCs/>
-          <w:sz w:val="32"/>
-          <w:szCs w:val="32"/>
-        </w:rPr>
-        <w:t>nazmul.com</w:t>
-      </w:r>
-      <w:r>
-        <w:rPr>
-          <w:sz w:val="32"/>
-          <w:szCs w:val="32"/>
-        </w:rPr>
-        <w:t>. The reason Android recommends reverse-domain is simply to make collisions unlikely</w:t>
-      </w:r>
-    </w:p>
-    <w:p>
-      <w:pPr>
-        <w:jc w:val="both"/>
-        <w:rPr>
-          <w:sz w:val="32"/>
-          <w:szCs w:val="32"/>
-        </w:rPr>
-      </w:pPr>
-    </w:p>
-    <w:p>
-      <w:pPr>
-        <w:jc w:val="both"/>
-        <w:rPr>
-          <w:sz w:val="32"/>
-          <w:szCs w:val="32"/>
-        </w:rPr>
-      </w:pPr>
-      <w:r>
-        <w:rPr>
-          <w:sz w:val="32"/>
-          <w:szCs w:val="32"/>
-        </w:rPr>
-        <w:t xml:space="preserve">Things to Consider before choosing an </w:t>
-      </w:r>
-      <w:proofErr w:type="spellStart"/>
-      <w:r>
-        <w:rPr>
-          <w:sz w:val="32"/>
-          <w:szCs w:val="32"/>
-        </w:rPr>
-        <w:t>applicationId</w:t>
-      </w:r>
-      <w:proofErr w:type="spellEnd"/>
-      <w:r>
-        <w:rPr>
-          <w:sz w:val="32"/>
-          <w:szCs w:val="32"/>
-        </w:rPr>
-        <w:t>:</w:t>
-      </w:r>
-    </w:p>
-    <w:p>
-      <w:pPr>
-        <w:jc w:val="both"/>
-        <w:rPr>
-          <w:sz w:val="32"/>
-          <w:szCs w:val="32"/>
-        </w:rPr>
-      </w:pPr>
-      <w:r>
-        <w:rPr>
-          <w:sz w:val="32"/>
-          <w:szCs w:val="32"/>
-        </w:rPr>
-        <w:t># D</w:t>
-      </w:r>
-      <w:r>
-        <w:rPr>
-          <w:sz w:val="32"/>
-          <w:szCs w:val="32"/>
-        </w:rPr>
-        <w:t>on't casually start with:</w:t>
-      </w:r>
-    </w:p>
-    <w:p>
-      <w:pPr>
-        <w:jc w:val="both"/>
-        <w:rPr>
-          <w:b/>
-          <w:bCs/>
-          <w:sz w:val="32"/>
-          <w:szCs w:val="32"/>
-        </w:rPr>
-      </w:pPr>
-      <w:proofErr w:type="spellStart"/>
-      <w:r>
-        <w:rPr>
-          <w:b/>
-          <w:bCs/>
-          <w:sz w:val="32"/>
-          <w:szCs w:val="32"/>
-        </w:rPr>
-        <w:t>com.</w:t>
-      </w:r>
-      <w:proofErr w:type="gramStart"/>
-      <w:r>
-        <w:rPr>
-          <w:b/>
-          <w:bCs/>
-          <w:sz w:val="32"/>
-          <w:szCs w:val="32"/>
-        </w:rPr>
-        <w:t>example.todoapp</w:t>
-      </w:r>
-      <w:proofErr w:type="spellEnd"/>
-      <w:proofErr w:type="gramEnd"/>
-    </w:p>
-    <w:p>
-      <w:pPr>
-        <w:jc w:val="both"/>
-        <w:rPr>
-          <w:sz w:val="32"/>
-          <w:szCs w:val="32"/>
-        </w:rPr>
-      </w:pPr>
-      <w:r>
-        <w:rPr>
-          <w:sz w:val="32"/>
-          <w:szCs w:val="32"/>
-        </w:rPr>
-        <w:lastRenderedPageBreak/>
-        <w:t># A</w:t>
-      </w:r>
-      <w:r>
-        <w:rPr>
-          <w:sz w:val="32"/>
-          <w:szCs w:val="32"/>
-        </w:rPr>
-        <w:t>nd later change it to:</w:t>
-      </w:r>
-    </w:p>
-    <w:p>
-      <w:pPr>
-        <w:jc w:val="both"/>
-        <w:rPr>
-          <w:b/>
-          <w:bCs/>
-          <w:sz w:val="32"/>
-          <w:szCs w:val="32"/>
-        </w:rPr>
-      </w:pPr>
-      <w:proofErr w:type="spellStart"/>
-      <w:proofErr w:type="gramStart"/>
-      <w:r>
-        <w:rPr>
-          <w:b/>
-          <w:bCs/>
-          <w:sz w:val="32"/>
-          <w:szCs w:val="32"/>
-        </w:rPr>
-        <w:t>com.nazmul</w:t>
-      </w:r>
-      <w:proofErr w:type="gramEnd"/>
-      <w:r>
-        <w:rPr>
-          <w:b/>
-          <w:bCs/>
-          <w:sz w:val="32"/>
-          <w:szCs w:val="32"/>
-        </w:rPr>
-        <w:t>.todoapp</w:t>
-      </w:r>
-      <w:proofErr w:type="spellEnd"/>
-    </w:p>
-    <w:p>
-      <w:pPr>
-        <w:jc w:val="both"/>
-        <w:rPr>
-          <w:sz w:val="32"/>
-          <w:szCs w:val="32"/>
-        </w:rPr>
-      </w:pPr>
-      <w:r>
-        <w:rPr>
-          <w:sz w:val="32"/>
-          <w:szCs w:val="32"/>
-        </w:rPr>
-        <w:t># Because a</w:t>
-      </w:r>
-      <w:r>
-        <w:rPr>
-          <w:sz w:val="32"/>
-          <w:szCs w:val="32"/>
-        </w:rPr>
-        <w:t>fter publishing.</w:t>
-      </w:r>
-      <w:r>
-        <w:rPr>
-          <w:sz w:val="32"/>
-          <w:szCs w:val="32"/>
-        </w:rPr>
-        <w:t xml:space="preserve"> </w:t>
-      </w:r>
-      <w:r>
-        <w:rPr>
-          <w:sz w:val="32"/>
-          <w:szCs w:val="32"/>
-        </w:rPr>
-        <w:t>The Play Store considers them different applications.</w:t>
-      </w:r>
-      <w:r>
-        <w:rPr>
-          <w:sz w:val="32"/>
-          <w:szCs w:val="32"/>
-        </w:rPr>
-        <w:t xml:space="preserve"> D</w:t>
-      </w:r>
-      <w:r>
-        <w:rPr>
-          <w:sz w:val="32"/>
-          <w:szCs w:val="32"/>
-        </w:rPr>
-        <w:t>ecid</w:t>
-      </w:r>
-      <w:r>
-        <w:rPr>
-          <w:sz w:val="32"/>
-          <w:szCs w:val="32"/>
-        </w:rPr>
-        <w:t>e</w:t>
-      </w:r>
-      <w:r>
-        <w:rPr>
-          <w:sz w:val="32"/>
-          <w:szCs w:val="32"/>
-        </w:rPr>
-        <w:t xml:space="preserve"> on</w:t>
-      </w:r>
-      <w:r>
-        <w:rPr>
-          <w:sz w:val="32"/>
-          <w:szCs w:val="32"/>
-        </w:rPr>
-        <w:t xml:space="preserve"> it using this format</w:t>
-      </w:r>
-    </w:p>
-    <w:p>
-      <w:pPr>
-        <w:jc w:val="both"/>
-        <w:rPr>
-          <w:b/>
-          <w:bCs/>
-          <w:sz w:val="32"/>
-          <w:szCs w:val="32"/>
-        </w:rPr>
-      </w:pPr>
-      <w:r>
-        <w:rPr>
-          <w:b/>
-          <w:bCs/>
-          <w:sz w:val="32"/>
-          <w:szCs w:val="32"/>
-        </w:rPr>
-        <w:t>com.&lt;our-organization-or-brand</w:t>
-      </w:r>
-      <w:proofErr w:type="gramStart"/>
-      <w:r>
-        <w:rPr>
-          <w:b/>
-          <w:bCs/>
-          <w:sz w:val="32"/>
-          <w:szCs w:val="32"/>
-        </w:rPr>
-        <w:t>&gt;.&lt;</w:t>
-      </w:r>
-      <w:proofErr w:type="gramEnd"/>
-      <w:r>
-        <w:rPr>
-          <w:b/>
-          <w:bCs/>
-          <w:sz w:val="32"/>
-          <w:szCs w:val="32"/>
-        </w:rPr>
-        <w:t>app&gt;</w:t>
-      </w:r>
-    </w:p>
-    <w:p>
-      <w:pPr>
-        <w:jc w:val="both"/>
-        <w:rPr>
-          <w:sz w:val="32"/>
-          <w:szCs w:val="32"/>
-        </w:rPr>
-      </w:pPr>
-      <w:r>
-        <w:rPr>
-          <w:sz w:val="32"/>
-          <w:szCs w:val="32"/>
-        </w:rPr>
-        <w:t xml:space="preserve"># </w:t>
-      </w:r>
-      <w:r>
-        <w:rPr>
-          <w:sz w:val="32"/>
-          <w:szCs w:val="32"/>
-        </w:rPr>
-        <w:t>For example:</w:t>
-      </w:r>
-    </w:p>
-    <w:p>
-      <w:pPr>
-        <w:jc w:val="both"/>
-        <w:rPr>
-          <w:b/>
-          <w:bCs/>
-          <w:sz w:val="32"/>
-          <w:szCs w:val="32"/>
-        </w:rPr>
-      </w:pPr>
-      <w:proofErr w:type="spellStart"/>
-      <w:proofErr w:type="gramStart"/>
-      <w:r>
-        <w:rPr>
-          <w:b/>
-          <w:bCs/>
-          <w:sz w:val="32"/>
-          <w:szCs w:val="32"/>
-        </w:rPr>
-        <w:t>com.nazmul</w:t>
-      </w:r>
-      <w:proofErr w:type="gramEnd"/>
-      <w:r>
-        <w:rPr>
-          <w:b/>
-          <w:bCs/>
-          <w:sz w:val="32"/>
-          <w:szCs w:val="32"/>
-        </w:rPr>
-        <w:t>.todoapp</w:t>
-      </w:r>
-      <w:proofErr w:type="spellEnd"/>
-    </w:p>
-    <w:p>
-      <w:pPr>
-        <w:jc w:val="both"/>
-        <w:rPr>
-          <w:b/>
-          <w:bCs/>
-          <w:sz w:val="32"/>
-          <w:szCs w:val="32"/>
-        </w:rPr>
-      </w:pPr>
-      <w:proofErr w:type="spellStart"/>
-      <w:proofErr w:type="gramStart"/>
-      <w:r>
-        <w:rPr>
-          <w:b/>
-          <w:bCs/>
-          <w:sz w:val="32"/>
-          <w:szCs w:val="32"/>
-        </w:rPr>
-        <w:t>com.nazmul</w:t>
-      </w:r>
-      <w:proofErr w:type="gramEnd"/>
-      <w:r>
-        <w:rPr>
-          <w:b/>
-          <w:bCs/>
-          <w:sz w:val="32"/>
-          <w:szCs w:val="32"/>
-        </w:rPr>
-        <w:t>.movieapp</w:t>
-      </w:r>
-      <w:proofErr w:type="spellEnd"/>
-    </w:p>
-    <w:p>
-      <w:pPr>
-        <w:jc w:val="both"/>
-        <w:rPr>
-          <w:b/>
-          <w:bCs/>
-          <w:sz w:val="32"/>
-          <w:szCs w:val="32"/>
-        </w:rPr>
-      </w:pPr>
-      <w:proofErr w:type="spellStart"/>
-      <w:proofErr w:type="gramStart"/>
-      <w:r>
-        <w:rPr>
-          <w:b/>
-          <w:bCs/>
-          <w:sz w:val="32"/>
-          <w:szCs w:val="32"/>
-        </w:rPr>
-        <w:t>com.nazmul</w:t>
-      </w:r>
-      <w:proofErr w:type="gramEnd"/>
-      <w:r>
-        <w:rPr>
-          <w:b/>
-          <w:bCs/>
-          <w:sz w:val="32"/>
-          <w:szCs w:val="32"/>
-        </w:rPr>
-        <w:t>.weatherapp</w:t>
-      </w:r>
-      <w:proofErr w:type="spellEnd"/>
-    </w:p>
-    <w:p>
-      <w:pPr>
-        <w:jc w:val="both"/>
-        <w:rPr>
-          <w:sz w:val="32"/>
-          <w:szCs w:val="32"/>
-        </w:rPr>
-      </w:pPr>
-      <w:r>
-        <w:rPr>
-          <w:sz w:val="32"/>
-          <w:szCs w:val="32"/>
-        </w:rPr>
-        <w:t xml:space="preserve"># </w:t>
-      </w:r>
-      <w:r>
-        <w:rPr>
-          <w:sz w:val="32"/>
-          <w:szCs w:val="32"/>
-        </w:rPr>
-        <w:t xml:space="preserve">If </w:t>
-      </w:r>
-      <w:r>
-        <w:rPr>
-          <w:sz w:val="32"/>
-          <w:szCs w:val="32"/>
-        </w:rPr>
-        <w:t>we</w:t>
-      </w:r>
-      <w:r>
-        <w:rPr>
-          <w:sz w:val="32"/>
-          <w:szCs w:val="32"/>
-        </w:rPr>
-        <w:t>'re building apps professionally, an even better long-term approach is to have a consistent namespace representing our brand/company:</w:t>
-      </w:r>
-    </w:p>
-    <w:p>
-      <w:pPr>
-        <w:jc w:val="both"/>
-        <w:rPr>
-          <w:b/>
-          <w:bCs/>
-          <w:sz w:val="32"/>
-          <w:szCs w:val="32"/>
-        </w:rPr>
-      </w:pPr>
-      <w:proofErr w:type="spellStart"/>
-      <w:proofErr w:type="gramStart"/>
-      <w:r>
-        <w:rPr>
-          <w:b/>
-          <w:bCs/>
-          <w:sz w:val="32"/>
-          <w:szCs w:val="32"/>
-        </w:rPr>
-        <w:t>com.nazmul</w:t>
-      </w:r>
-      <w:proofErr w:type="gramEnd"/>
-      <w:r>
-        <w:rPr>
-          <w:b/>
-          <w:bCs/>
-          <w:sz w:val="32"/>
-          <w:szCs w:val="32"/>
-        </w:rPr>
-        <w:t>.todo</w:t>
-      </w:r>
-      <w:proofErr w:type="spellEnd"/>
-    </w:p>
-    <w:p>
-      <w:pPr>
-        <w:jc w:val="both"/>
-        <w:rPr>
-          <w:b/>
-          <w:bCs/>
-          <w:sz w:val="32"/>
-          <w:szCs w:val="32"/>
-        </w:rPr>
-      </w:pPr>
-      <w:proofErr w:type="spellStart"/>
-      <w:proofErr w:type="gramStart"/>
-      <w:r>
-        <w:rPr>
-          <w:b/>
-          <w:bCs/>
-          <w:sz w:val="32"/>
-          <w:szCs w:val="32"/>
-        </w:rPr>
-        <w:t>com.nazmul</w:t>
-      </w:r>
-      <w:proofErr w:type="gramEnd"/>
-      <w:r>
-        <w:rPr>
-          <w:b/>
-          <w:bCs/>
-          <w:sz w:val="32"/>
-          <w:szCs w:val="32"/>
-        </w:rPr>
-        <w:t>.movies</w:t>
-      </w:r>
-      <w:proofErr w:type="spellEnd"/>
-    </w:p>
-    <w:p>
-      <w:pPr>
-        <w:jc w:val="both"/>
-        <w:rPr>
-          <w:b/>
-          <w:bCs/>
-          <w:sz w:val="32"/>
-          <w:szCs w:val="32"/>
-        </w:rPr>
-      </w:pPr>
-      <w:proofErr w:type="spellStart"/>
-      <w:proofErr w:type="gramStart"/>
-      <w:r>
-        <w:rPr>
-          <w:b/>
-          <w:bCs/>
-          <w:sz w:val="32"/>
-          <w:szCs w:val="32"/>
-        </w:rPr>
-        <w:t>com.nazmul</w:t>
-      </w:r>
-      <w:proofErr w:type="gramEnd"/>
-      <w:r>
-        <w:rPr>
-          <w:b/>
-          <w:bCs/>
-          <w:sz w:val="32"/>
-          <w:szCs w:val="32"/>
-        </w:rPr>
-        <w:t>.weather</w:t>
-      </w:r>
-      <w:proofErr w:type="spellEnd"/>
-    </w:p>
-    <w:p>
-      <w:pPr>
-        <w:jc w:val="both"/>
-        <w:rPr>
-          <w:sz w:val="32"/>
-          <w:szCs w:val="32"/>
-        </w:rPr>
-      </w:pPr>
-      <w:r>
-        <w:rPr>
-          <w:sz w:val="32"/>
-          <w:szCs w:val="32"/>
-        </w:rPr>
-        <w:t># T</w:t>
-      </w:r>
-      <w:r>
-        <w:rPr>
-          <w:sz w:val="32"/>
-          <w:szCs w:val="32"/>
-        </w:rPr>
-        <w:t>he key is choos</w:t>
-      </w:r>
-      <w:r>
-        <w:rPr>
-          <w:sz w:val="32"/>
-          <w:szCs w:val="32"/>
-        </w:rPr>
-        <w:t>ing</w:t>
-      </w:r>
-      <w:r>
-        <w:rPr>
-          <w:sz w:val="32"/>
-          <w:szCs w:val="32"/>
-        </w:rPr>
-        <w:t xml:space="preserve"> something </w:t>
-      </w:r>
-      <w:r>
-        <w:rPr>
-          <w:sz w:val="32"/>
-          <w:szCs w:val="32"/>
-        </w:rPr>
-        <w:t>we</w:t>
-      </w:r>
-      <w:r>
-        <w:rPr>
-          <w:sz w:val="32"/>
-          <w:szCs w:val="32"/>
-        </w:rPr>
-        <w:t xml:space="preserve"> can live with long-term.</w:t>
-      </w:r>
-      <w:r>
-        <w:rPr>
-          <w:sz w:val="32"/>
-          <w:szCs w:val="32"/>
-        </w:rPr>
-        <w:t xml:space="preserve"> DEDIDE</w:t>
-      </w:r>
-      <w:r>
-        <w:rPr>
-          <w:sz w:val="32"/>
-          <w:szCs w:val="32"/>
-        </w:rPr>
-        <w:t xml:space="preserve"> our Application ID before publishing</w:t>
-      </w:r>
-    </w:p>
-    <w:p>
-      <w:pPr>
-        <w:jc w:val="both"/>
-        <w:rPr>
-          <w:sz w:val="32"/>
-          <w:szCs w:val="32"/>
-        </w:rPr>
-      </w:pPr>
-    </w:p>
-    <w:p>
-      <w:pPr>
-        <w:jc w:val="both"/>
-        <w:rPr>
-          <w:sz w:val="32"/>
-          <w:szCs w:val="32"/>
-        </w:rPr>
-      </w:pPr>
-      <w:r>
-        <w:rPr>
-          <w:sz w:val="32"/>
-          <w:szCs w:val="32"/>
-        </w:rPr>
-        <w:t>The Mental Model:</w:t>
-      </w:r>
-    </w:p>
-    <w:p>
-      <w:pPr>
-        <w:jc w:val="both"/>
-        <w:rPr>
-          <w:sz w:val="32"/>
-          <w:szCs w:val="32"/>
-        </w:rPr>
-      </w:pPr>
-      <w:r>
-        <w:rPr>
-          <w:sz w:val="32"/>
-          <w:szCs w:val="32"/>
-        </w:rPr>
-        <w:t># And the relation with App Links:</w:t>
-      </w:r>
-    </w:p>
-    <w:p>
-      <w:pPr>
-        <w:jc w:val="both"/>
+      </w:pPr>
+      <w:r>
         <w:rPr>
           <w:b/>
           <w:bCs/>
           <w:sz w:val="28"/>
           <w:szCs w:val="28"/>
         </w:rPr>
-      </w:pPr>
-      <w:r>
+        <w:t>APPLICATION ID</w:t>
+      </w:r>
+    </w:p>
+    <w:p>
+      <w:pPr>
+        <w:jc w:val="both"/>
         <w:rPr>
           <w:b/>
           <w:bCs/>
           <w:sz w:val="28"/>
           <w:szCs w:val="28"/>
         </w:rPr>
-        <w:t>APPLICATION ID</w:t>
-      </w:r>
-    </w:p>
-    <w:p>
-      <w:pPr>
-        <w:jc w:val="both"/>
+      </w:pPr>
+      <w:r>
         <w:rPr>
           <w:b/>
           <w:bCs/>
           <w:sz w:val="28"/>
           <w:szCs w:val="28"/>
         </w:rPr>
-      </w:pPr>
-      <w:r>
+        <w:t xml:space="preserve">    ↓</w:t>
+      </w:r>
+    </w:p>
+    <w:p>
+      <w:pPr>
+        <w:jc w:val="both"/>
         <w:rPr>
           <w:b/>
           <w:bCs/>
           <w:sz w:val="28"/>
           <w:szCs w:val="28"/>
         </w:rPr>
-        <w:t xml:space="preserve">    ↓</w:t>
-      </w:r>
-    </w:p>
-    <w:p>
-      <w:pPr>
-        <w:jc w:val="both"/>
+      </w:pPr>
+      <w:r>
         <w:rPr>
           <w:b/>
           <w:bCs/>
           <w:sz w:val="28"/>
           <w:szCs w:val="28"/>
         </w:rPr>
-      </w:pPr>
-      <w:r>
+        <w:t>Identity of the Android application</w:t>
+      </w:r>
+    </w:p>
+    <w:p>
+      <w:pPr>
+        <w:jc w:val="both"/>
         <w:rPr>
           <w:b/>
           <w:bCs/>
           <w:sz w:val="28"/>
           <w:szCs w:val="28"/>
         </w:rPr>
-        <w:t>Identity of the Android application</w:t>
-      </w:r>
-    </w:p>
-    <w:p>
-      <w:pPr>
-        <w:jc w:val="both"/>
+      </w:pPr>
+      <w:r>
         <w:rPr>
           <w:b/>
           <w:bCs/>
           <w:sz w:val="28"/>
           <w:szCs w:val="28"/>
         </w:rPr>
-      </w:pPr>
-      <w:r>
+        <w:t xml:space="preserve">    ↓</w:t>
+      </w:r>
+    </w:p>
+    <w:p>
+      <w:pPr>
+        <w:jc w:val="both"/>
         <w:rPr>
           <w:b/>
           <w:bCs/>
           <w:sz w:val="28"/>
           <w:szCs w:val="28"/>
         </w:rPr>
-        <w:t xml:space="preserve">    ↓</w:t>
-      </w:r>
-    </w:p>
-    <w:p>
-      <w:pPr>
-        <w:jc w:val="both"/>
+      </w:pPr>
+      <w:proofErr w:type="spellStart"/>
+      <w:r>
         <w:rPr>
           <w:b/>
           <w:bCs/>
           <w:sz w:val="28"/>
           <w:szCs w:val="28"/>
         </w:rPr>
-      </w:pPr>
-      <w:proofErr w:type="spellStart"/>
-      <w:proofErr w:type="gramStart"/>
-      <w:r>
+        <w:t>com.nazmul.todoapp</w:t>
+      </w:r>
+      <w:proofErr w:type="spellEnd"/>
+    </w:p>
+    <w:p>
+      <w:pPr>
+        <w:jc w:val="both"/>
         <w:rPr>
           <w:b/>
           <w:bCs/>
           <w:sz w:val="28"/>
           <w:szCs w:val="28"/>
         </w:rPr>
-        <w:lastRenderedPageBreak/>
-        <w:t>com.nazmul</w:t>
-      </w:r>
-      <w:proofErr w:type="gramEnd"/>
-      <w:r>
+      </w:pPr>
+    </w:p>
+    <w:p>
+      <w:pPr>
+        <w:jc w:val="both"/>
         <w:rPr>
           <w:b/>
           <w:bCs/>
           <w:sz w:val="28"/>
           <w:szCs w:val="28"/>
         </w:rPr>
-        <w:t>.todoapp</w:t>
-      </w:r>
-      <w:proofErr w:type="spellEnd"/>
+      </w:pPr>
     </w:p>
     <w:p>
       <w:pPr>
@@ -5821,17 +5758,15 @@
           <w:szCs w:val="28"/>
         </w:rPr>
       </w:pPr>
-    </w:p>
-    <w:p>
-      <w:pPr>
-        <w:jc w:val="both"/>
+      <w:r>
         <w:rPr>
           <w:b/>
           <w:bCs/>
           <w:sz w:val="28"/>
           <w:szCs w:val="28"/>
         </w:rPr>
-      </w:pPr>
+        <w:t>DOMAIN</w:t>
+      </w:r>
     </w:p>
     <w:p>
       <w:pPr>
@@ -5850,7 +5785,7 @@
           <w:sz w:val="28"/>
           <w:szCs w:val="28"/>
         </w:rPr>
-        <w:t>DOMAIN</w:t>
+        <w:t xml:space="preserve">    ↓</w:t>
       </w:r>
     </w:p>
     <w:p>
@@ -5870,7 +5805,7 @@
           <w:sz w:val="28"/>
           <w:szCs w:val="28"/>
         </w:rPr>
-        <w:t xml:space="preserve">    ↓</w:t>
+        <w:t>Identity of our website</w:t>
       </w:r>
     </w:p>
     <w:p>
@@ -5890,7 +5825,7 @@
           <w:sz w:val="28"/>
           <w:szCs w:val="28"/>
         </w:rPr>
-        <w:t>Identity of our website</w:t>
+        <w:t xml:space="preserve">    ↓</w:t>
       </w:r>
     </w:p>
     <w:p>
@@ -5903,6 +5838,7 @@
           <w:szCs w:val="28"/>
         </w:rPr>
       </w:pPr>
+      <w:proofErr w:type="spellStart"/>
       <w:r>
         <w:rPr>
           <w:b/>
@@ -5910,8 +5846,9 @@
           <w:sz w:val="28"/>
           <w:szCs w:val="28"/>
         </w:rPr>
-        <w:t xml:space="preserve">    ↓</w:t>
-      </w:r>
+        <w:t>nazmul.dev</w:t>
+      </w:r>
+      <w:proofErr w:type="spellEnd"/>
     </w:p>
     <w:p>
       <w:pPr>
@@ -5923,17 +5860,17 @@
           <w:szCs w:val="28"/>
         </w:rPr>
       </w:pPr>
-      <w:proofErr w:type="spellStart"/>
-      <w:r>
+    </w:p>
+    <w:p>
+      <w:pPr>
+        <w:jc w:val="both"/>
         <w:rPr>
           <w:b/>
           <w:bCs/>
           <w:sz w:val="28"/>
           <w:szCs w:val="28"/>
         </w:rPr>
-        <w:t>nazmul.dev</w:t>
-      </w:r>
-      <w:proofErr w:type="spellEnd"/>
+      </w:pPr>
     </w:p>
     <w:p>
       <w:pPr>
@@ -5945,17 +5882,15 @@
           <w:szCs w:val="28"/>
         </w:rPr>
       </w:pPr>
-    </w:p>
-    <w:p>
-      <w:pPr>
-        <w:jc w:val="both"/>
+      <w:r>
         <w:rPr>
           <w:b/>
           <w:bCs/>
           <w:sz w:val="28"/>
           <w:szCs w:val="28"/>
         </w:rPr>
-      </w:pPr>
+        <w:t>APP LINK</w:t>
+      </w:r>
     </w:p>
     <w:p>
       <w:pPr>
@@ -5974,7 +5909,7 @@
           <w:sz w:val="28"/>
           <w:szCs w:val="28"/>
         </w:rPr>
-        <w:t>APP LINK</w:t>
+        <w:t xml:space="preserve">    ↓</w:t>
       </w:r>
     </w:p>
     <w:p>
@@ -5994,7 +5929,7 @@
           <w:sz w:val="28"/>
           <w:szCs w:val="28"/>
         </w:rPr>
-        <w:t xml:space="preserve">    ↓</w:t>
+        <w:t>A verified relationship between the two</w:t>
       </w:r>
     </w:p>
     <w:p>
@@ -6014,7 +5949,7 @@
           <w:sz w:val="28"/>
           <w:szCs w:val="28"/>
         </w:rPr>
-        <w:t>A verified relationship between the two</w:t>
+        <w:t xml:space="preserve">    ↓</w:t>
       </w:r>
     </w:p>
     <w:p>
@@ -6034,7 +5969,7 @@
           <w:sz w:val="28"/>
           <w:szCs w:val="28"/>
         </w:rPr>
-        <w:t xml:space="preserve">    ↓</w:t>
+        <w:t>https://nazmul.dev/todo/123</w:t>
       </w:r>
     </w:p>
     <w:p>
@@ -6054,19 +5989,27 @@
           <w:sz w:val="28"/>
           <w:szCs w:val="28"/>
         </w:rPr>
-        <w:t>https://nazmul.dev/todo/123</w:t>
-      </w:r>
-    </w:p>
-    <w:p>
-      <w:pPr>
-        <w:jc w:val="both"/>
+        <w:t xml:space="preserve">             ↕</w:t>
+      </w:r>
+    </w:p>
+    <w:p>
+      <w:pPr>
+        <w:jc w:val="both"/>
+        <w:rPr>
+          <w:sz w:val="32"/>
+          <w:szCs w:val="32"/>
+        </w:rPr>
+      </w:pPr>
+      <w:r>
         <w:rPr>
           <w:b/>
           <w:bCs/>
           <w:sz w:val="28"/>
           <w:szCs w:val="28"/>
         </w:rPr>
-      </w:pPr>
+        <w:t xml:space="preserve">     </w:t>
+      </w:r>
+      <w:proofErr w:type="spellStart"/>
       <w:r>
         <w:rPr>
           <w:b/>
@@ -6074,46 +6017,7 @@
           <w:sz w:val="28"/>
           <w:szCs w:val="28"/>
         </w:rPr>
-        <w:t xml:space="preserve">             ↕</w:t>
-      </w:r>
-    </w:p>
-    <w:p>
-      <w:pPr>
-        <w:jc w:val="both"/>
-        <w:rPr>
-          <w:sz w:val="32"/>
-          <w:szCs w:val="32"/>
-        </w:rPr>
-      </w:pPr>
-      <w:r>
-        <w:rPr>
-          <w:b/>
-          <w:bCs/>
-          <w:sz w:val="28"/>
-          <w:szCs w:val="28"/>
-        </w:rPr>
-        <w:t xml:space="preserve">     </w:t>
-      </w:r>
-      <w:proofErr w:type="spellStart"/>
-      <w:proofErr w:type="gramStart"/>
-      <w:r>
-        <w:rPr>
-          <w:b/>
-          <w:bCs/>
-          <w:sz w:val="28"/>
-          <w:szCs w:val="28"/>
-        </w:rPr>
-        <w:t>com.nazmul</w:t>
-      </w:r>
-      <w:proofErr w:type="gramEnd"/>
-      <w:r>
-        <w:rPr>
-          <w:b/>
-          <w:bCs/>
-          <w:sz w:val="28"/>
-          <w:szCs w:val="28"/>
-        </w:rPr>
-        <w:t>.todoapp</w:t>
+        <w:t>com.nazmul.todoapp</w:t>
       </w:r>
       <w:proofErr w:type="spellEnd"/>
     </w:p>
@@ -6139,7 +6043,73 @@
           <w:sz w:val="32"/>
           <w:szCs w:val="32"/>
         </w:rPr>
+        <w:lastRenderedPageBreak/>
         <w:t>Break</w:t>
+      </w:r>
+    </w:p>
+    <w:p>
+      <w:pPr>
+        <w:jc w:val="both"/>
+        <w:rPr>
+          <w:sz w:val="32"/>
+          <w:szCs w:val="32"/>
+        </w:rPr>
+      </w:pPr>
+    </w:p>
+    <w:p>
+      <w:pPr>
+        <w:jc w:val="both"/>
+        <w:rPr>
+          <w:b/>
+          <w:bCs/>
+          <w:sz w:val="32"/>
+          <w:szCs w:val="32"/>
+        </w:rPr>
+      </w:pPr>
+      <w:proofErr w:type="spellStart"/>
+      <w:r>
+        <w:rPr>
+          <w:b/>
+          <w:bCs/>
+          <w:sz w:val="32"/>
+          <w:szCs w:val="32"/>
+        </w:rPr>
+        <w:t>flutter_launcher_icons</w:t>
+      </w:r>
+      <w:proofErr w:type="spellEnd"/>
+      <w:r>
+        <w:rPr>
+          <w:b/>
+          <w:bCs/>
+          <w:sz w:val="32"/>
+          <w:szCs w:val="32"/>
+        </w:rPr>
+        <w:t xml:space="preserve"> Package</w:t>
+      </w:r>
+      <w:r>
+        <w:rPr>
+          <w:b/>
+          <w:bCs/>
+          <w:sz w:val="32"/>
+          <w:szCs w:val="32"/>
+        </w:rPr>
+        <w:t>:</w:t>
+      </w:r>
+    </w:p>
+    <w:p>
+      <w:pPr>
+        <w:jc w:val="both"/>
+        <w:rPr>
+          <w:sz w:val="32"/>
+          <w:szCs w:val="32"/>
+        </w:rPr>
+      </w:pPr>
+      <w:r>
+        <w:rPr>
+          <w:sz w:val="32"/>
+          <w:szCs w:val="32"/>
+        </w:rPr>
+        <w:t xml:space="preserve"># </w:t>
       </w:r>
     </w:p>
     <w:sectPr>
@@ -7422,6 +7392,7 @@
   <w:style w:type="character" w:default="1" w:styleId="DefaultParagraphFont">
     <w:name w:val="Default Paragraph Font"/>
     <w:uiPriority w:val="1"/>
+    <w:semiHidden/>
     <w:unhideWhenUsed/>
   </w:style>
   <w:style w:type="table" w:default="1" w:styleId="TableNormal">
